--- a/XTTEMP_PaArztBrief_Version71.docx
+++ b/XTTEMP_PaArztBrief_Version71.docx
@@ -2,18 +2,5685 @@
 <file path=word/document.xml><?xml version="1.0" encoding="utf-8"?>
 <w:document xmlns:wpc="http://schemas.microsoft.com/office/word/2010/wordprocessingCanvas" xmlns:cx="http://schemas.microsoft.com/office/drawing/2014/chartex" xmlns:cx1="http://schemas.microsoft.com/office/drawing/2015/9/8/chartex" xmlns:mc="http://schemas.openxmlformats.org/markup-compatibility/2006" xmlns:o="urn:schemas-microsoft-com:office:office" xmlns:r="http://schemas.openxmlformats.org/officeDocument/2006/relationships" xmlns:m="http://schemas.openxmlformats.org/officeDocument/2006/math" xmlns:v="urn:schemas-microsoft-com:vml" xmlns:wp14="http://schemas.microsoft.com/office/word/2010/wordprocessingDrawing" xmlns:wp="http://schemas.openxmlformats.org/drawingml/2006/wordprocessingDrawing" xmlns:w10="urn:schemas-microsoft-com:office:word" xmlns:w="http://schemas.openxmlformats.org/wordprocessingml/2006/main" xmlns:w14="http://schemas.microsoft.com/office/word/2010/wordml" xmlns:w15="http://schemas.microsoft.com/office/word/2012/wordml" xmlns:w16se="http://schemas.microsoft.com/office/word/2015/wordml/symex" xmlns:wpg="http://schemas.microsoft.com/office/word/2010/wordprocessingGroup" xmlns:wpi="http://schemas.microsoft.com/office/word/2010/wordprocessingInk" xmlns:wne="http://schemas.microsoft.com/office/word/2006/wordml" xmlns:wps="http://schemas.microsoft.com/office/word/2010/wordprocessingShape" mc:Ignorable="w14 w15 w16se wp14">
   <w:body>
+    <w:sdt>
+      <w:sdtPr>
+        <w:id w:val="-1545900017"/>
+        <w:lock w:val="contentLocked"/>
+        <w:placeholder>
+          <w:docPart w:val="E903399ECE6C444CBEDE14D50CCA203A"/>
+        </w:placeholder>
+        <w:group/>
+      </w:sdtPr>
+      <w:sdtContent>
+        <w:p>
+          <w:pPr>
+            <w:pStyle w:val="Logo"/>
+          </w:pPr>
+          <w:r>
+            <w:rPr>
+              <w:noProof/>
+            </w:rPr>
+            <mc:AlternateContent>
+              <mc:Choice Requires="wps">
+                <w:drawing>
+                  <wp:anchor distT="45720" distB="45720" distL="114300" distR="114300" simplePos="0" relativeHeight="251659264" behindDoc="0" locked="0" layoutInCell="1" allowOverlap="1" wp14:anchorId="7970A757" wp14:editId="71D0A525">
+                    <wp:simplePos x="0" y="0"/>
+                    <wp:positionH relativeFrom="page">
+                      <wp:posOffset>5412740</wp:posOffset>
+                    </wp:positionH>
+                    <wp:positionV relativeFrom="page">
+                      <wp:posOffset>1594485</wp:posOffset>
+                    </wp:positionV>
+                    <wp:extent cx="2117272" cy="1868400"/>
+                    <wp:effectExtent l="0" t="0" r="0" b="0"/>
+                    <wp:wrapNone/>
+                    <wp:docPr id="217" name="Textfeld 2"/>
+                    <wp:cNvGraphicFramePr>
+                      <a:graphicFrameLocks xmlns:a="http://schemas.openxmlformats.org/drawingml/2006/main"/>
+                    </wp:cNvGraphicFramePr>
+                    <a:graphic xmlns:a="http://schemas.openxmlformats.org/drawingml/2006/main">
+                      <a:graphicData uri="http://schemas.microsoft.com/office/word/2010/wordprocessingShape">
+                        <wps:wsp>
+                          <wps:cNvSpPr txBox="1">
+                            <a:spLocks noChangeArrowheads="1"/>
+                          </wps:cNvSpPr>
+                          <wps:spPr bwMode="auto">
+                            <a:xfrm>
+                              <a:off x="0" y="0"/>
+                              <a:ext cx="2117272" cy="1868400"/>
+                            </a:xfrm>
+                            <a:prstGeom prst="rect">
+                              <a:avLst/>
+                            </a:prstGeom>
+                            <a:solidFill>
+                              <a:srgbClr val="FFFFFF"/>
+                            </a:solidFill>
+                            <a:ln w="9525">
+                              <a:noFill/>
+                              <a:miter lim="800000"/>
+                              <a:headEnd/>
+                              <a:tailEnd/>
+                            </a:ln>
+                          </wps:spPr>
+                          <wps:txbx>
+                            <w:txbxContent>
+                              <w:tbl>
+                                <w:tblPr>
+                                  <w:tblStyle w:val="Tabellenraster"/>
+                                  <w:tblW w:w="0" w:type="auto"/>
+                                  <w:tblInd w:w="-147" w:type="dxa"/>
+                                  <w:tblBorders>
+                                    <w:top w:val="none" w:sz="0" w:space="0" w:color="auto"/>
+                                    <w:left w:val="none" w:sz="0" w:space="0" w:color="auto"/>
+                                    <w:bottom w:val="none" w:sz="0" w:space="0" w:color="auto"/>
+                                    <w:right w:val="none" w:sz="0" w:space="0" w:color="auto"/>
+                                    <w:insideH w:val="none" w:sz="0" w:space="0" w:color="auto"/>
+                                    <w:insideV w:val="none" w:sz="0" w:space="0" w:color="auto"/>
+                                  </w:tblBorders>
+                                  <w:tblLook w:val="04A0" w:firstRow="1" w:lastRow="0" w:firstColumn="1" w:lastColumn="0" w:noHBand="0" w:noVBand="1"/>
+                                </w:tblPr>
+                                <w:tblGrid>
+                                  <w:gridCol w:w="2327"/>
+                                  <w:gridCol w:w="852"/>
+                                </w:tblGrid>
+                                <w:tr>
+                                  <w:tc>
+                                    <w:tcPr>
+                                      <w:tcW w:w="2605" w:type="dxa"/>
+                                    </w:tcPr>
+                                    <w:p>
+                                      <w:pPr>
+                                        <w:spacing w:line="259" w:lineRule="auto"/>
+                                        <w:rPr>
+                                          <w:rFonts w:cs="Arial"/>
+                                          <w:sz w:val="15"/>
+                                          <w:szCs w:val="15"/>
+                                          <w:lang w:eastAsia="en-US"/>
+                                        </w:rPr>
+                                      </w:pPr>
+                                      <w:r>
+                                        <w:rPr>
+                                          <w:rFonts w:cs="Arial"/>
+                                          <w:b/>
+                                          <w:sz w:val="15"/>
+                                          <w:szCs w:val="15"/>
+                                          <w:lang w:eastAsia="en-US"/>
+                                        </w:rPr>
+                                        <w:t>PD Dr. med</w:t>
+                                      </w:r>
+                                      <w:r>
+                                        <w:rPr>
+                                          <w:rFonts w:cs="Arial"/>
+                                          <w:b/>
+                                          <w:sz w:val="15"/>
+                                          <w:szCs w:val="15"/>
+                                          <w:lang w:eastAsia="en-US"/>
+                                        </w:rPr>
+                                        <w:t>.</w:t>
+                                      </w:r>
+                                      <w:r>
+                                        <w:rPr>
+                                          <w:rFonts w:cs="Arial"/>
+                                          <w:b/>
+                                          <w:sz w:val="15"/>
+                                          <w:szCs w:val="15"/>
+                                          <w:lang w:eastAsia="en-US"/>
+                                        </w:rPr>
+                                        <w:t xml:space="preserve"> Jan Knierim</w:t>
+                                      </w:r>
+                                      <w:r>
+                                        <w:rPr>
+                                          <w:rFonts w:cs="Arial"/>
+                                          <w:b/>
+                                          <w:sz w:val="15"/>
+                                          <w:szCs w:val="15"/>
+                                          <w:lang w:eastAsia="en-US"/>
+                                        </w:rPr>
+                                        <w:br/>
+                                      </w:r>
+                                      <w:r>
+                                        <w:rPr>
+                                          <w:rFonts w:cs="Arial"/>
+                                          <w:sz w:val="15"/>
+                                          <w:szCs w:val="15"/>
+                                          <w:lang w:eastAsia="en-US"/>
+                                        </w:rPr>
+                                        <w:t>Chefarzt und Ärztlicher Direktor</w:t>
+                                      </w:r>
+                                    </w:p>
+                                  </w:tc>
+                                  <w:tc>
+                                    <w:tcPr>
+                                      <w:tcW w:w="969" w:type="dxa"/>
+                                    </w:tcPr>
+                                    <w:p>
+                                      <w:pPr>
+                                        <w:spacing w:line="259" w:lineRule="auto"/>
+                                        <w:rPr>
+                                          <w:rFonts w:cs="Arial"/>
+                                          <w:sz w:val="15"/>
+                                          <w:szCs w:val="15"/>
+                                          <w:lang w:eastAsia="en-US"/>
+                                        </w:rPr>
+                                      </w:pPr>
+                                    </w:p>
+                                  </w:tc>
+                                </w:tr>
+                              </w:tbl>
+                              <w:p>
+                                <w:pPr>
+                                  <w:rPr>
+                                    <w:rFonts w:cs="Arial"/>
+                                    <w:sz w:val="15"/>
+                                    <w:szCs w:val="15"/>
+                                  </w:rPr>
+                                </w:pPr>
+                              </w:p>
+                              <w:tbl>
+                                <w:tblPr>
+                                  <w:tblStyle w:val="Tabellenraster"/>
+                                  <w:tblW w:w="4638" w:type="dxa"/>
+                                  <w:tblInd w:w="-147" w:type="dxa"/>
+                                  <w:tblBorders>
+                                    <w:top w:val="none" w:sz="0" w:space="0" w:color="auto"/>
+                                    <w:left w:val="none" w:sz="0" w:space="0" w:color="auto"/>
+                                    <w:bottom w:val="none" w:sz="0" w:space="0" w:color="auto"/>
+                                    <w:right w:val="none" w:sz="0" w:space="0" w:color="auto"/>
+                                    <w:insideH w:val="none" w:sz="0" w:space="0" w:color="auto"/>
+                                    <w:insideV w:val="none" w:sz="0" w:space="0" w:color="auto"/>
+                                  </w:tblBorders>
+                                  <w:tblLook w:val="04A0" w:firstRow="1" w:lastRow="0" w:firstColumn="1" w:lastColumn="0" w:noHBand="0" w:noVBand="1"/>
+                                </w:tblPr>
+                                <w:tblGrid>
+                                  <w:gridCol w:w="851"/>
+                                  <w:gridCol w:w="3787"/>
+                                </w:tblGrid>
+                                <w:tr>
+                                  <w:tc>
+                                    <w:tcPr>
+                                      <w:tcW w:w="851" w:type="dxa"/>
+                                    </w:tcPr>
+                                    <w:p>
+                                      <w:pPr>
+                                        <w:spacing w:line="259" w:lineRule="auto"/>
+                                        <w:rPr>
+                                          <w:rFonts w:cs="Arial"/>
+                                          <w:sz w:val="15"/>
+                                          <w:szCs w:val="15"/>
+                                          <w:lang w:eastAsia="en-US"/>
+                                        </w:rPr>
+                                      </w:pPr>
+                                      <w:r>
+                                        <w:rPr>
+                                          <w:rFonts w:cs="Arial"/>
+                                          <w:sz w:val="15"/>
+                                          <w:szCs w:val="15"/>
+                                          <w:lang w:eastAsia="en-US"/>
+                                        </w:rPr>
+                                        <w:t>Telefon:</w:t>
+                                      </w:r>
+                                    </w:p>
+                                  </w:tc>
+                                  <w:tc>
+                                    <w:tcPr>
+                                      <w:tcW w:w="3787" w:type="dxa"/>
+                                    </w:tcPr>
+                                    <w:p>
+                                      <w:pPr>
+                                        <w:spacing w:line="259" w:lineRule="auto"/>
+                                        <w:rPr>
+                                          <w:rFonts w:cs="Arial"/>
+                                          <w:sz w:val="15"/>
+                                          <w:szCs w:val="15"/>
+                                          <w:lang w:eastAsia="en-US"/>
+                                        </w:rPr>
+                                      </w:pPr>
+                                      <w:r>
+                                        <w:rPr>
+                                          <w:rFonts w:cs="Arial"/>
+                                          <w:sz w:val="15"/>
+                                          <w:szCs w:val="15"/>
+                                          <w:lang w:eastAsia="en-US"/>
+                                        </w:rPr>
+                                        <w:t>+49 (0)30 30008-125</w:t>
+                                      </w:r>
+                                    </w:p>
+                                  </w:tc>
+                                </w:tr>
+                                <w:tr>
+                                  <w:tc>
+                                    <w:tcPr>
+                                      <w:tcW w:w="851" w:type="dxa"/>
+                                    </w:tcPr>
+                                    <w:p>
+                                      <w:pPr>
+                                        <w:spacing w:line="259" w:lineRule="auto"/>
+                                        <w:rPr>
+                                          <w:rFonts w:cs="Arial"/>
+                                          <w:sz w:val="15"/>
+                                          <w:szCs w:val="15"/>
+                                          <w:lang w:eastAsia="en-US"/>
+                                        </w:rPr>
+                                      </w:pPr>
+                                      <w:r>
+                                        <w:rPr>
+                                          <w:rFonts w:cs="Arial"/>
+                                          <w:sz w:val="15"/>
+                                          <w:szCs w:val="15"/>
+                                          <w:lang w:eastAsia="en-US"/>
+                                        </w:rPr>
+                                        <w:t xml:space="preserve">Telefax: </w:t>
+                                      </w:r>
+                                    </w:p>
+                                    <w:p>
+                                      <w:pPr>
+                                        <w:spacing w:line="259" w:lineRule="auto"/>
+                                        <w:rPr>
+                                          <w:rFonts w:cs="Arial"/>
+                                          <w:sz w:val="15"/>
+                                          <w:szCs w:val="15"/>
+                                          <w:lang w:eastAsia="en-US"/>
+                                        </w:rPr>
+                                      </w:pPr>
+                                      <w:r>
+                                        <w:rPr>
+                                          <w:rFonts w:cs="Arial"/>
+                                          <w:sz w:val="15"/>
+                                          <w:szCs w:val="15"/>
+                                          <w:lang w:eastAsia="en-US"/>
+                                        </w:rPr>
+                                        <w:t>E-Mail:</w:t>
+                                      </w:r>
+                                    </w:p>
+                                  </w:tc>
+                                  <w:tc>
+                                    <w:tcPr>
+                                      <w:tcW w:w="3787" w:type="dxa"/>
+                                    </w:tcPr>
+                                    <w:p>
+                                      <w:pPr>
+                                        <w:spacing w:line="259" w:lineRule="auto"/>
+                                        <w:rPr>
+                                          <w:rFonts w:cs="Arial"/>
+                                          <w:sz w:val="15"/>
+                                          <w:szCs w:val="15"/>
+                                          <w:lang w:eastAsia="en-US"/>
+                                        </w:rPr>
+                                      </w:pPr>
+                                      <w:r>
+                                        <w:rPr>
+                                          <w:rFonts w:cs="Arial"/>
+                                          <w:sz w:val="15"/>
+                                          <w:szCs w:val="15"/>
+                                          <w:lang w:eastAsia="en-US"/>
+                                        </w:rPr>
+                                        <w:t>+49 (0)30 30008-672</w:t>
+                                      </w:r>
+                                      <w:r>
+                                        <w:rPr>
+                                          <w:rFonts w:cs="Arial"/>
+                                          <w:sz w:val="15"/>
+                                          <w:szCs w:val="15"/>
+                                          <w:lang w:eastAsia="en-US"/>
+                                        </w:rPr>
+                                        <w:br/>
+                                      </w:r>
+                                      <w:hyperlink r:id="rId4" w:history="1">
+                                        <w:r>
+                                          <w:rPr>
+                                            <w:rStyle w:val="Hyperlink"/>
+                                            <w:sz w:val="15"/>
+                                            <w:szCs w:val="15"/>
+                                            <w:lang w:val="en-GB"/>
+                                          </w:rPr>
+                                          <w:t xml:space="preserve">jan.knierim@sana.de </w:t>
+                                        </w:r>
+                                      </w:hyperlink>
+                                    </w:p>
+                                    <w:p>
+                                      <w:pPr>
+                                        <w:spacing w:line="259" w:lineRule="auto"/>
+                                        <w:rPr>
+                                          <w:rFonts w:cs="Arial"/>
+                                          <w:sz w:val="15"/>
+                                          <w:szCs w:val="15"/>
+                                          <w:lang w:eastAsia="en-US"/>
+                                        </w:rPr>
+                                      </w:pPr>
+                                    </w:p>
+                                  </w:tc>
+                                </w:tr>
+                              </w:tbl>
+                              <w:p>
+                                <w:pPr>
+                                  <w:rPr>
+                                    <w:rFonts w:cs="Arial"/>
+                                    <w:sz w:val="15"/>
+                                    <w:szCs w:val="15"/>
+                                  </w:rPr>
+                                </w:pPr>
+                              </w:p>
+                              <w:tbl>
+                                <w:tblPr>
+                                  <w:tblStyle w:val="Tabellenraster"/>
+                                  <w:tblW w:w="0" w:type="auto"/>
+                                  <w:tblInd w:w="-147" w:type="dxa"/>
+                                  <w:tblBorders>
+                                    <w:top w:val="none" w:sz="0" w:space="0" w:color="auto"/>
+                                    <w:left w:val="none" w:sz="0" w:space="0" w:color="auto"/>
+                                    <w:bottom w:val="none" w:sz="0" w:space="0" w:color="auto"/>
+                                    <w:right w:val="none" w:sz="0" w:space="0" w:color="auto"/>
+                                    <w:insideH w:val="none" w:sz="0" w:space="0" w:color="auto"/>
+                                    <w:insideV w:val="none" w:sz="0" w:space="0" w:color="auto"/>
+                                  </w:tblBorders>
+                                  <w:tblLook w:val="04A0" w:firstRow="1" w:lastRow="0" w:firstColumn="1" w:lastColumn="0" w:noHBand="0" w:noVBand="1"/>
+                                </w:tblPr>
+                                <w:tblGrid>
+                                  <w:gridCol w:w="1702"/>
+                                  <w:gridCol w:w="500"/>
+                                  <w:gridCol w:w="967"/>
+                                </w:tblGrid>
+                                <w:tr>
+                                  <w:tc>
+                                    <w:tcPr>
+                                      <w:tcW w:w="1702" w:type="dxa"/>
+                                    </w:tcPr>
+                                    <w:p>
+                                      <w:pPr>
+                                        <w:pStyle w:val="Logo"/>
+                                      </w:pPr>
+                                      <w:r>
+                                        <w:rPr>
+                                          <w:rFonts w:cs="Arial"/>
+                                          <w:sz w:val="15"/>
+                                          <w:szCs w:val="15"/>
+                                          <w:lang w:eastAsia="en-US"/>
+                                        </w:rPr>
+                                        <w:t xml:space="preserve">Berlin, </w:t>
+                                      </w:r>
+                                      <w:bookmarkStart w:id="0" w:name="AUTODATE"/>
+                                      <w:r>
+                                        <w:rPr>
+                                          <w:rFonts w:cs="Arial"/>
+                                          <w:sz w:val="15"/>
+                                          <w:szCs w:val="15"/>
+                                          <w:lang w:eastAsia="en-US"/>
+                                        </w:rPr>
+                                        <w:t>03.06.2026</w:t>
+                                      </w:r>
+                                      <w:bookmarkStart w:id="1" w:name="HIDDEN_CREATE_STATUS"/>
+                                      <w:bookmarkEnd w:id="0"/>
+                                      <w:r>
+                                        <w:rPr>
+                                          <w:rFonts w:cs="Arial"/>
+                                          <w:color w:val="FFFFFF" w:themeColor="background1"/>
+                                          <w:sz w:val="15"/>
+                                          <w:szCs w:val="15"/>
+                                          <w:lang w:eastAsia="en-US"/>
+                                        </w:rPr>
+                                        <w:t>[X]</w:t>
+                                      </w:r>
+                                      <w:bookmarkEnd w:id="1"/>
+                                      <w:r>
+                                        <w:rPr>
+                                          <w:rFonts w:cs="Arial"/>
+                                          <w:color w:val="FFFFFF" w:themeColor="background1"/>
+                                          <w:sz w:val="15"/>
+                                          <w:szCs w:val="15"/>
+                                          <w:lang w:eastAsia="en-US"/>
+                                        </w:rPr>
+                                        <w:t>]]</w:t>
+                                      </w:r>
+                                      <w:r>
+                                        <w:rPr>
+                                          <w:rFonts w:cs="Arial"/>
+                                          <w:sz w:val="15"/>
+                                          <w:szCs w:val="15"/>
+                                          <w:lang w:eastAsia="en-US"/>
+                                        </w:rPr>
+                                        <w:fldChar w:fldCharType="begin"/>
+                                      </w:r>
+                                      <w:r>
+                                        <w:rPr>
+                                          <w:rFonts w:cs="Arial"/>
+                                          <w:sz w:val="15"/>
+                                          <w:szCs w:val="15"/>
+                                          <w:lang w:eastAsia="en-US"/>
+                                        </w:rPr>
+                                        <w:instrText xml:space="preserve"> CREATEDDATE </w:instrText>
+                                      </w:r>
+                                      <w:r>
+                                        <w:rPr>
+                                          <w:rFonts w:cs="Arial"/>
+                                          <w:sz w:val="15"/>
+                                          <w:szCs w:val="15"/>
+                                          <w:lang w:eastAsia="en-US"/>
+                                        </w:rPr>
+                                        <w:fldChar w:fldCharType="end"/>
+                                      </w:r>
+                                      <w:r>
+                                        <w:rPr>
+                                          <w:sz w:val="15"/>
+                                          <w:szCs w:val="15"/>
+                                        </w:rPr>
+                                        <w:fldChar w:fldCharType="begin"/>
+                                      </w:r>
+                                      <w:r>
+                                        <w:rPr>
+                                          <w:sz w:val="15"/>
+                                          <w:szCs w:val="15"/>
+                                        </w:rPr>
+                                        <w:instrText xml:space="preserve">  </w:instrText>
+                                      </w:r>
+                                      <w:r>
+                                        <w:rPr>
+                                          <w:sz w:val="15"/>
+                                          <w:szCs w:val="15"/>
+                                        </w:rPr>
+                                        <w:fldChar w:fldCharType="end"/>
+                                      </w:r>
+                                    </w:p>
+                                  </w:tc>
+                                  <w:tc>
+                                    <w:tcPr>
+                                      <w:tcW w:w="500" w:type="dxa"/>
+                                    </w:tcPr>
+                                    <w:p>
+                                      <w:pPr>
+                                        <w:jc w:val="right"/>
+                                        <w:rPr>
+                                          <w:sz w:val="15"/>
+                                          <w:szCs w:val="15"/>
+                                        </w:rPr>
+                                      </w:pPr>
+                                    </w:p>
+                                  </w:tc>
+                                  <w:tc>
+                                    <w:tcPr>
+                                      <w:tcW w:w="967" w:type="dxa"/>
+                                    </w:tcPr>
+                                    <w:p>
+                                      <w:pPr>
+                                        <w:jc w:val="right"/>
+                                        <w:rPr>
+                                          <w:sz w:val="15"/>
+                                          <w:szCs w:val="15"/>
+                                        </w:rPr>
+                                      </w:pPr>
+                                    </w:p>
+                                  </w:tc>
+                                </w:tr>
+                              </w:tbl>
+                              <w:p>
+                                <w:pPr>
+                                  <w:rPr>
+                                    <w:rFonts w:cs="Arial"/>
+                                    <w:sz w:val="16"/>
+                                    <w:szCs w:val="20"/>
+                                  </w:rPr>
+                                </w:pPr>
+                              </w:p>
+                            </w:txbxContent>
+                          </wps:txbx>
+                          <wps:bodyPr rot="0" vert="horz" wrap="square" lIns="91440" tIns="45720" rIns="91440" bIns="45720" anchor="t" anchorCtr="0">
+                            <a:noAutofit/>
+                          </wps:bodyPr>
+                        </wps:wsp>
+                      </a:graphicData>
+                    </a:graphic>
+                    <wp14:sizeRelH relativeFrom="margin">
+                      <wp14:pctWidth>0</wp14:pctWidth>
+                    </wp14:sizeRelH>
+                    <wp14:sizeRelV relativeFrom="margin">
+                      <wp14:pctHeight>0</wp14:pctHeight>
+                    </wp14:sizeRelV>
+                  </wp:anchor>
+                </w:drawing>
+              </mc:Choice>
+              <mc:Fallback>
+                <w:pict>
+                  <v:shapetype w14:anchorId="7970A757" id="_x0000_t202" coordsize="21600,21600" o:spt="202" path="m,l,21600r21600,l21600,xe">
+                    <v:stroke joinstyle="miter"/>
+                    <v:path gradientshapeok="t" o:connecttype="rect"/>
+                  </v:shapetype>
+                  <v:shape id="Textfeld 2" o:spid="_x0000_s1026" type="#_x0000_t202" style="position:absolute;left:0;text-align:left;margin-left:426.2pt;margin-top:125.55pt;width:166.7pt;height:147.1pt;z-index:251659264;visibility:visible;mso-wrap-style:square;mso-width-percent:0;mso-height-percent:0;mso-wrap-distance-left:9pt;mso-wrap-distance-top:3.6pt;mso-wrap-distance-right:9pt;mso-wrap-distance-bottom:3.6pt;mso-position-horizontal:absolute;mso-position-horizontal-relative:page;mso-position-vertical:absolute;mso-position-vertical-relative:page;mso-width-percent:0;mso-height-percent:0;mso-width-relative:margin;mso-height-relative:margin;v-text-anchor:top" o:gfxdata="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" stroked="f">
+                    <v:textbox>
+                      <w:txbxContent>
+                        <w:tbl>
+                          <w:tblPr>
+                            <w:tblStyle w:val="Tabellenraster"/>
+                            <w:tblW w:w="0" w:type="auto"/>
+                            <w:tblInd w:w="-147" w:type="dxa"/>
+                            <w:tblBorders>
+                              <w:top w:val="none" w:sz="0" w:space="0" w:color="auto"/>
+                              <w:left w:val="none" w:sz="0" w:space="0" w:color="auto"/>
+                              <w:bottom w:val="none" w:sz="0" w:space="0" w:color="auto"/>
+                              <w:right w:val="none" w:sz="0" w:space="0" w:color="auto"/>
+                              <w:insideH w:val="none" w:sz="0" w:space="0" w:color="auto"/>
+                              <w:insideV w:val="none" w:sz="0" w:space="0" w:color="auto"/>
+                            </w:tblBorders>
+                            <w:tblLook w:val="04A0" w:firstRow="1" w:lastRow="0" w:firstColumn="1" w:lastColumn="0" w:noHBand="0" w:noVBand="1"/>
+                          </w:tblPr>
+                          <w:tblGrid>
+                            <w:gridCol w:w="2327"/>
+                            <w:gridCol w:w="852"/>
+                          </w:tblGrid>
+                          <w:tr>
+                            <w:tc>
+                              <w:tcPr>
+                                <w:tcW w:w="2605" w:type="dxa"/>
+                              </w:tcPr>
+                              <w:p>
+                                <w:pPr>
+                                  <w:spacing w:line="259" w:lineRule="auto"/>
+                                  <w:rPr>
+                                    <w:rFonts w:cs="Arial"/>
+                                    <w:sz w:val="15"/>
+                                    <w:szCs w:val="15"/>
+                                    <w:lang w:eastAsia="en-US"/>
+                                  </w:rPr>
+                                </w:pPr>
+                                <w:r>
+                                  <w:rPr>
+                                    <w:rFonts w:cs="Arial"/>
+                                    <w:b/>
+                                    <w:sz w:val="15"/>
+                                    <w:szCs w:val="15"/>
+                                    <w:lang w:eastAsia="en-US"/>
+                                  </w:rPr>
+                                  <w:t>PD Dr. med</w:t>
+                                </w:r>
+                                <w:r>
+                                  <w:rPr>
+                                    <w:rFonts w:cs="Arial"/>
+                                    <w:b/>
+                                    <w:sz w:val="15"/>
+                                    <w:szCs w:val="15"/>
+                                    <w:lang w:eastAsia="en-US"/>
+                                  </w:rPr>
+                                  <w:t>.</w:t>
+                                </w:r>
+                                <w:r>
+                                  <w:rPr>
+                                    <w:rFonts w:cs="Arial"/>
+                                    <w:b/>
+                                    <w:sz w:val="15"/>
+                                    <w:szCs w:val="15"/>
+                                    <w:lang w:eastAsia="en-US"/>
+                                  </w:rPr>
+                                  <w:t xml:space="preserve"> Jan Knierim</w:t>
+                                </w:r>
+                                <w:r>
+                                  <w:rPr>
+                                    <w:rFonts w:cs="Arial"/>
+                                    <w:b/>
+                                    <w:sz w:val="15"/>
+                                    <w:szCs w:val="15"/>
+                                    <w:lang w:eastAsia="en-US"/>
+                                  </w:rPr>
+                                  <w:br/>
+                                </w:r>
+                                <w:r>
+                                  <w:rPr>
+                                    <w:rFonts w:cs="Arial"/>
+                                    <w:sz w:val="15"/>
+                                    <w:szCs w:val="15"/>
+                                    <w:lang w:eastAsia="en-US"/>
+                                  </w:rPr>
+                                  <w:t>Chefarzt und Ärztlicher Direktor</w:t>
+                                </w:r>
+                              </w:p>
+                            </w:tc>
+                            <w:tc>
+                              <w:tcPr>
+                                <w:tcW w:w="969" w:type="dxa"/>
+                              </w:tcPr>
+                              <w:p>
+                                <w:pPr>
+                                  <w:spacing w:line="259" w:lineRule="auto"/>
+                                  <w:rPr>
+                                    <w:rFonts w:cs="Arial"/>
+                                    <w:sz w:val="15"/>
+                                    <w:szCs w:val="15"/>
+                                    <w:lang w:eastAsia="en-US"/>
+                                  </w:rPr>
+                                </w:pPr>
+                              </w:p>
+                            </w:tc>
+                          </w:tr>
+                        </w:tbl>
+                        <w:p>
+                          <w:pPr>
+                            <w:rPr>
+                              <w:rFonts w:cs="Arial"/>
+                              <w:sz w:val="15"/>
+                              <w:szCs w:val="15"/>
+                            </w:rPr>
+                          </w:pPr>
+                        </w:p>
+                        <w:tbl>
+                          <w:tblPr>
+                            <w:tblStyle w:val="Tabellenraster"/>
+                            <w:tblW w:w="4638" w:type="dxa"/>
+                            <w:tblInd w:w="-147" w:type="dxa"/>
+                            <w:tblBorders>
+                              <w:top w:val="none" w:sz="0" w:space="0" w:color="auto"/>
+                              <w:left w:val="none" w:sz="0" w:space="0" w:color="auto"/>
+                              <w:bottom w:val="none" w:sz="0" w:space="0" w:color="auto"/>
+                              <w:right w:val="none" w:sz="0" w:space="0" w:color="auto"/>
+                              <w:insideH w:val="none" w:sz="0" w:space="0" w:color="auto"/>
+                              <w:insideV w:val="none" w:sz="0" w:space="0" w:color="auto"/>
+                            </w:tblBorders>
+                            <w:tblLook w:val="04A0" w:firstRow="1" w:lastRow="0" w:firstColumn="1" w:lastColumn="0" w:noHBand="0" w:noVBand="1"/>
+                          </w:tblPr>
+                          <w:tblGrid>
+                            <w:gridCol w:w="851"/>
+                            <w:gridCol w:w="3787"/>
+                          </w:tblGrid>
+                          <w:tr>
+                            <w:tc>
+                              <w:tcPr>
+                                <w:tcW w:w="851" w:type="dxa"/>
+                              </w:tcPr>
+                              <w:p>
+                                <w:pPr>
+                                  <w:spacing w:line="259" w:lineRule="auto"/>
+                                  <w:rPr>
+                                    <w:rFonts w:cs="Arial"/>
+                                    <w:sz w:val="15"/>
+                                    <w:szCs w:val="15"/>
+                                    <w:lang w:eastAsia="en-US"/>
+                                  </w:rPr>
+                                </w:pPr>
+                                <w:r>
+                                  <w:rPr>
+                                    <w:rFonts w:cs="Arial"/>
+                                    <w:sz w:val="15"/>
+                                    <w:szCs w:val="15"/>
+                                    <w:lang w:eastAsia="en-US"/>
+                                  </w:rPr>
+                                  <w:t>Telefon:</w:t>
+                                </w:r>
+                              </w:p>
+                            </w:tc>
+                            <w:tc>
+                              <w:tcPr>
+                                <w:tcW w:w="3787" w:type="dxa"/>
+                              </w:tcPr>
+                              <w:p>
+                                <w:pPr>
+                                  <w:spacing w:line="259" w:lineRule="auto"/>
+                                  <w:rPr>
+                                    <w:rFonts w:cs="Arial"/>
+                                    <w:sz w:val="15"/>
+                                    <w:szCs w:val="15"/>
+                                    <w:lang w:eastAsia="en-US"/>
+                                  </w:rPr>
+                                </w:pPr>
+                                <w:r>
+                                  <w:rPr>
+                                    <w:rFonts w:cs="Arial"/>
+                                    <w:sz w:val="15"/>
+                                    <w:szCs w:val="15"/>
+                                    <w:lang w:eastAsia="en-US"/>
+                                  </w:rPr>
+                                  <w:t>+49 (0)30 30008-125</w:t>
+                                </w:r>
+                              </w:p>
+                            </w:tc>
+                          </w:tr>
+                          <w:tr>
+                            <w:tc>
+                              <w:tcPr>
+                                <w:tcW w:w="851" w:type="dxa"/>
+                              </w:tcPr>
+                              <w:p>
+                                <w:pPr>
+                                  <w:spacing w:line="259" w:lineRule="auto"/>
+                                  <w:rPr>
+                                    <w:rFonts w:cs="Arial"/>
+                                    <w:sz w:val="15"/>
+                                    <w:szCs w:val="15"/>
+                                    <w:lang w:eastAsia="en-US"/>
+                                  </w:rPr>
+                                </w:pPr>
+                                <w:r>
+                                  <w:rPr>
+                                    <w:rFonts w:cs="Arial"/>
+                                    <w:sz w:val="15"/>
+                                    <w:szCs w:val="15"/>
+                                    <w:lang w:eastAsia="en-US"/>
+                                  </w:rPr>
+                                  <w:t xml:space="preserve">Telefax: </w:t>
+                                </w:r>
+                              </w:p>
+                              <w:p>
+                                <w:pPr>
+                                  <w:spacing w:line="259" w:lineRule="auto"/>
+                                  <w:rPr>
+                                    <w:rFonts w:cs="Arial"/>
+                                    <w:sz w:val="15"/>
+                                    <w:szCs w:val="15"/>
+                                    <w:lang w:eastAsia="en-US"/>
+                                  </w:rPr>
+                                </w:pPr>
+                                <w:r>
+                                  <w:rPr>
+                                    <w:rFonts w:cs="Arial"/>
+                                    <w:sz w:val="15"/>
+                                    <w:szCs w:val="15"/>
+                                    <w:lang w:eastAsia="en-US"/>
+                                  </w:rPr>
+                                  <w:t>E-Mail:</w:t>
+                                </w:r>
+                              </w:p>
+                            </w:tc>
+                            <w:tc>
+                              <w:tcPr>
+                                <w:tcW w:w="3787" w:type="dxa"/>
+                              </w:tcPr>
+                              <w:p>
+                                <w:pPr>
+                                  <w:spacing w:line="259" w:lineRule="auto"/>
+                                  <w:rPr>
+                                    <w:rFonts w:cs="Arial"/>
+                                    <w:sz w:val="15"/>
+                                    <w:szCs w:val="15"/>
+                                    <w:lang w:eastAsia="en-US"/>
+                                  </w:rPr>
+                                </w:pPr>
+                                <w:r>
+                                  <w:rPr>
+                                    <w:rFonts w:cs="Arial"/>
+                                    <w:sz w:val="15"/>
+                                    <w:szCs w:val="15"/>
+                                    <w:lang w:eastAsia="en-US"/>
+                                  </w:rPr>
+                                  <w:t>+49 (0)30 30008-672</w:t>
+                                </w:r>
+                                <w:r>
+                                  <w:rPr>
+                                    <w:rFonts w:cs="Arial"/>
+                                    <w:sz w:val="15"/>
+                                    <w:szCs w:val="15"/>
+                                    <w:lang w:eastAsia="en-US"/>
+                                  </w:rPr>
+                                  <w:br/>
+                                </w:r>
+                                <w:hyperlink r:id="rId5" w:history="1">
+                                  <w:r>
+                                    <w:rPr>
+                                      <w:rStyle w:val="Hyperlink"/>
+                                      <w:sz w:val="15"/>
+                                      <w:szCs w:val="15"/>
+                                      <w:lang w:val="en-GB"/>
+                                    </w:rPr>
+                                    <w:t xml:space="preserve">jan.knierim@sana.de </w:t>
+                                  </w:r>
+                                </w:hyperlink>
+                              </w:p>
+                              <w:p>
+                                <w:pPr>
+                                  <w:spacing w:line="259" w:lineRule="auto"/>
+                                  <w:rPr>
+                                    <w:rFonts w:cs="Arial"/>
+                                    <w:sz w:val="15"/>
+                                    <w:szCs w:val="15"/>
+                                    <w:lang w:eastAsia="en-US"/>
+                                  </w:rPr>
+                                </w:pPr>
+                              </w:p>
+                            </w:tc>
+                          </w:tr>
+                        </w:tbl>
+                        <w:p>
+                          <w:pPr>
+                            <w:rPr>
+                              <w:rFonts w:cs="Arial"/>
+                              <w:sz w:val="15"/>
+                              <w:szCs w:val="15"/>
+                            </w:rPr>
+                          </w:pPr>
+                        </w:p>
+                        <w:tbl>
+                          <w:tblPr>
+                            <w:tblStyle w:val="Tabellenraster"/>
+                            <w:tblW w:w="0" w:type="auto"/>
+                            <w:tblInd w:w="-147" w:type="dxa"/>
+                            <w:tblBorders>
+                              <w:top w:val="none" w:sz="0" w:space="0" w:color="auto"/>
+                              <w:left w:val="none" w:sz="0" w:space="0" w:color="auto"/>
+                              <w:bottom w:val="none" w:sz="0" w:space="0" w:color="auto"/>
+                              <w:right w:val="none" w:sz="0" w:space="0" w:color="auto"/>
+                              <w:insideH w:val="none" w:sz="0" w:space="0" w:color="auto"/>
+                              <w:insideV w:val="none" w:sz="0" w:space="0" w:color="auto"/>
+                            </w:tblBorders>
+                            <w:tblLook w:val="04A0" w:firstRow="1" w:lastRow="0" w:firstColumn="1" w:lastColumn="0" w:noHBand="0" w:noVBand="1"/>
+                          </w:tblPr>
+                          <w:tblGrid>
+                            <w:gridCol w:w="1702"/>
+                            <w:gridCol w:w="500"/>
+                            <w:gridCol w:w="967"/>
+                          </w:tblGrid>
+                          <w:tr>
+                            <w:tc>
+                              <w:tcPr>
+                                <w:tcW w:w="1702" w:type="dxa"/>
+                              </w:tcPr>
+                              <w:p>
+                                <w:pPr>
+                                  <w:pStyle w:val="Logo"/>
+                                </w:pPr>
+                                <w:r>
+                                  <w:rPr>
+                                    <w:rFonts w:cs="Arial"/>
+                                    <w:sz w:val="15"/>
+                                    <w:szCs w:val="15"/>
+                                    <w:lang w:eastAsia="en-US"/>
+                                  </w:rPr>
+                                  <w:t xml:space="preserve">Berlin, </w:t>
+                                </w:r>
+                                <w:bookmarkStart w:id="2" w:name="AUTODATE"/>
+                                <w:r>
+                                  <w:rPr>
+                                    <w:rFonts w:cs="Arial"/>
+                                    <w:sz w:val="15"/>
+                                    <w:szCs w:val="15"/>
+                                    <w:lang w:eastAsia="en-US"/>
+                                  </w:rPr>
+                                  <w:t>03.06.2026</w:t>
+                                </w:r>
+                                <w:bookmarkStart w:id="3" w:name="HIDDEN_CREATE_STATUS"/>
+                                <w:bookmarkEnd w:id="2"/>
+                                <w:r>
+                                  <w:rPr>
+                                    <w:rFonts w:cs="Arial"/>
+                                    <w:color w:val="FFFFFF" w:themeColor="background1"/>
+                                    <w:sz w:val="15"/>
+                                    <w:szCs w:val="15"/>
+                                    <w:lang w:eastAsia="en-US"/>
+                                  </w:rPr>
+                                  <w:t>[X]</w:t>
+                                </w:r>
+                                <w:bookmarkEnd w:id="3"/>
+                                <w:r>
+                                  <w:rPr>
+                                    <w:rFonts w:cs="Arial"/>
+                                    <w:color w:val="FFFFFF" w:themeColor="background1"/>
+                                    <w:sz w:val="15"/>
+                                    <w:szCs w:val="15"/>
+                                    <w:lang w:eastAsia="en-US"/>
+                                  </w:rPr>
+                                  <w:t>]]</w:t>
+                                </w:r>
+                                <w:r>
+                                  <w:rPr>
+                                    <w:rFonts w:cs="Arial"/>
+                                    <w:sz w:val="15"/>
+                                    <w:szCs w:val="15"/>
+                                    <w:lang w:eastAsia="en-US"/>
+                                  </w:rPr>
+                                  <w:fldChar w:fldCharType="begin"/>
+                                </w:r>
+                                <w:r>
+                                  <w:rPr>
+                                    <w:rFonts w:cs="Arial"/>
+                                    <w:sz w:val="15"/>
+                                    <w:szCs w:val="15"/>
+                                    <w:lang w:eastAsia="en-US"/>
+                                  </w:rPr>
+                                  <w:instrText xml:space="preserve"> CREATEDDATE </w:instrText>
+                                </w:r>
+                                <w:r>
+                                  <w:rPr>
+                                    <w:rFonts w:cs="Arial"/>
+                                    <w:sz w:val="15"/>
+                                    <w:szCs w:val="15"/>
+                                    <w:lang w:eastAsia="en-US"/>
+                                  </w:rPr>
+                                  <w:fldChar w:fldCharType="end"/>
+                                </w:r>
+                                <w:r>
+                                  <w:rPr>
+                                    <w:sz w:val="15"/>
+                                    <w:szCs w:val="15"/>
+                                  </w:rPr>
+                                  <w:fldChar w:fldCharType="begin"/>
+                                </w:r>
+                                <w:r>
+                                  <w:rPr>
+                                    <w:sz w:val="15"/>
+                                    <w:szCs w:val="15"/>
+                                  </w:rPr>
+                                  <w:instrText xml:space="preserve">  </w:instrText>
+                                </w:r>
+                                <w:r>
+                                  <w:rPr>
+                                    <w:sz w:val="15"/>
+                                    <w:szCs w:val="15"/>
+                                  </w:rPr>
+                                  <w:fldChar w:fldCharType="end"/>
+                                </w:r>
+                              </w:p>
+                            </w:tc>
+                            <w:tc>
+                              <w:tcPr>
+                                <w:tcW w:w="500" w:type="dxa"/>
+                              </w:tcPr>
+                              <w:p>
+                                <w:pPr>
+                                  <w:jc w:val="right"/>
+                                  <w:rPr>
+                                    <w:sz w:val="15"/>
+                                    <w:szCs w:val="15"/>
+                                  </w:rPr>
+                                </w:pPr>
+                              </w:p>
+                            </w:tc>
+                            <w:tc>
+                              <w:tcPr>
+                                <w:tcW w:w="967" w:type="dxa"/>
+                              </w:tcPr>
+                              <w:p>
+                                <w:pPr>
+                                  <w:jc w:val="right"/>
+                                  <w:rPr>
+                                    <w:sz w:val="15"/>
+                                    <w:szCs w:val="15"/>
+                                  </w:rPr>
+                                </w:pPr>
+                              </w:p>
+                            </w:tc>
+                          </w:tr>
+                        </w:tbl>
+                        <w:p>
+                          <w:pPr>
+                            <w:rPr>
+                              <w:rFonts w:cs="Arial"/>
+                              <w:sz w:val="16"/>
+                              <w:szCs w:val="20"/>
+                            </w:rPr>
+                          </w:pPr>
+                        </w:p>
+                      </w:txbxContent>
+                    </v:textbox>
+                    <w10:wrap anchorx="page" anchory="page"/>
+                  </v:shape>
+                </w:pict>
+              </mc:Fallback>
+            </mc:AlternateContent>
+          </w:r>
+        </w:p>
+        <w:p>
+          <w:pPr>
+            <w:pStyle w:val="Logo"/>
+            <w:sectPr>
+              <w:headerReference w:type="even" r:id="rId6"/>
+              <w:headerReference w:type="default" r:id="rId7"/>
+              <w:footerReference w:type="even" r:id="rId8"/>
+              <w:footerReference w:type="default" r:id="rId9"/>
+              <w:headerReference w:type="first" r:id="rId10"/>
+              <w:footerReference w:type="first" r:id="rId11"/>
+              <w:type w:val="continuous"/>
+              <w:pgSz w:w="11906" w:h="16838" w:code="9"/>
+              <w:pgMar w:top="2516" w:right="1418" w:bottom="1304" w:left="1418" w:header="709" w:footer="709" w:gutter="0"/>
+              <w:paperSrc w:first="1" w:other="2"/>
+              <w:cols w:space="709"/>
+              <w:titlePg/>
+              <w:docGrid w:linePitch="360"/>
+            </w:sectPr>
+          </w:pPr>
+          <w:r>
+            <w:t xml:space="preserve"> </w:t>
+          </w:r>
+        </w:p>
+        <w:p>
+          <w:pPr>
+            <w:pStyle w:val="Logo"/>
+          </w:pPr>
+          <w:r>
+            <w:t xml:space="preserve">   </w:t>
+          </w:r>
+        </w:p>
+      </w:sdtContent>
+    </w:sdt>
     <w:p>
-      <w:bookmarkStart w:id="0" w:name="_GoBack"/>
-      <w:bookmarkEnd w:id="0"/>
+      <w:pPr>
+        <w:pStyle w:val="Logo"/>
+      </w:pPr>
+      <w:r>
+        <w:fldChar w:fldCharType="begin">
+          <w:ffData>
+            <w:name w:val="ANREDEERST"/>
+            <w:enabled/>
+            <w:calcOnExit w:val="0"/>
+            <w:textInput/>
+          </w:ffData>
+        </w:fldChar>
+      </w:r>
+      <w:r>
+        <w:instrText xml:space="preserve"> FORMTEXT </w:instrText>
+      </w:r>
+      <w:r>
+        <w:fldChar w:fldCharType="separate"/>
+      </w:r>
+      <w:r>
+        <w:rPr>
+          <w:noProof/>
+        </w:rPr>
+        <w:t> </w:t>
+      </w:r>
+      <w:r>
+        <w:rPr>
+          <w:noProof/>
+        </w:rPr>
+        <w:t> </w:t>
+      </w:r>
+      <w:r>
+        <w:rPr>
+          <w:noProof/>
+        </w:rPr>
+        <w:t> </w:t>
+      </w:r>
+      <w:r>
+        <w:rPr>
+          <w:noProof/>
+        </w:rPr>
+        <w:t> </w:t>
+      </w:r>
+      <w:r>
+        <w:rPr>
+          <w:noProof/>
+        </w:rPr>
+        <w:t> </w:t>
+      </w:r>
+      <w:r>
+        <w:fldChar w:fldCharType="end"/>
+      </w:r>
+    </w:p>
+    <w:p>
+      <w:pPr>
+        <w:rPr>
+          <w:rFonts w:cs="Arial"/>
+        </w:rPr>
+      </w:pPr>
+      <w:r>
+        <w:fldChar w:fldCharType="begin">
+          <w:ffData>
+            <w:name w:val="NAMEERST"/>
+            <w:enabled/>
+            <w:calcOnExit w:val="0"/>
+            <w:textInput/>
+          </w:ffData>
+        </w:fldChar>
+      </w:r>
+      <w:r>
+        <w:instrText xml:space="preserve"> FORMTEXT </w:instrText>
+      </w:r>
+      <w:r>
+        <w:fldChar w:fldCharType="separate"/>
+      </w:r>
+      <w:r>
+        <w:rPr>
+          <w:noProof/>
+        </w:rPr>
+        <w:t> </w:t>
+      </w:r>
+      <w:r>
+        <w:rPr>
+          <w:noProof/>
+        </w:rPr>
+        <w:t> </w:t>
+      </w:r>
+      <w:r>
+        <w:rPr>
+          <w:noProof/>
+        </w:rPr>
+        <w:t> </w:t>
+      </w:r>
+      <w:r>
+        <w:rPr>
+          <w:noProof/>
+        </w:rPr>
+        <w:t> </w:t>
+      </w:r>
+      <w:r>
+        <w:rPr>
+          <w:noProof/>
+        </w:rPr>
+        <w:t> </w:t>
+      </w:r>
+      <w:r>
+        <w:fldChar w:fldCharType="end"/>
+      </w:r>
+    </w:p>
+    <w:p>
+      <w:pPr>
+        <w:rPr>
+          <w:rFonts w:ascii="Book Antiqua" w:hAnsi="Book Antiqua"/>
+          <w:szCs w:val="20"/>
+        </w:rPr>
+      </w:pPr>
+      <w:r>
+        <w:fldChar w:fldCharType="begin">
+          <w:ffData>
+            <w:name w:val="STRASSERST"/>
+            <w:enabled/>
+            <w:calcOnExit w:val="0"/>
+            <w:textInput/>
+          </w:ffData>
+        </w:fldChar>
+      </w:r>
+      <w:bookmarkStart w:id="5" w:name="STRASSERST"/>
+      <w:r>
+        <w:instrText xml:space="preserve"> FORMTEXT </w:instrText>
+      </w:r>
+      <w:r>
+        <w:fldChar w:fldCharType="separate"/>
+      </w:r>
+      <w:r>
+        <w:rPr>
+          <w:noProof/>
+        </w:rPr>
+        <w:t> </w:t>
+      </w:r>
+      <w:r>
+        <w:rPr>
+          <w:noProof/>
+        </w:rPr>
+        <w:t> </w:t>
+      </w:r>
+      <w:r>
+        <w:rPr>
+          <w:noProof/>
+        </w:rPr>
+        <w:t> </w:t>
+      </w:r>
+      <w:r>
+        <w:rPr>
+          <w:noProof/>
+        </w:rPr>
+        <w:t> </w:t>
+      </w:r>
+      <w:r>
+        <w:rPr>
+          <w:noProof/>
+        </w:rPr>
+        <w:t> </w:t>
+      </w:r>
+      <w:r>
+        <w:fldChar w:fldCharType="end"/>
+      </w:r>
+      <w:bookmarkEnd w:id="5"/>
+      <w:r>
+        <w:tab/>
+      </w:r>
+      <w:r>
+        <w:tab/>
+      </w:r>
+      <w:r>
+        <w:tab/>
+      </w:r>
+      <w:r>
+        <w:tab/>
+      </w:r>
+    </w:p>
+    <w:p>
+      <w:r>
+        <w:fldChar w:fldCharType="begin">
+          <w:ffData>
+            <w:name w:val="PLZERST"/>
+            <w:enabled/>
+            <w:calcOnExit w:val="0"/>
+            <w:textInput/>
+          </w:ffData>
+        </w:fldChar>
+      </w:r>
+      <w:r>
+        <w:instrText xml:space="preserve"> FORMTEXT </w:instrText>
+      </w:r>
+      <w:r>
+        <w:fldChar w:fldCharType="separate"/>
+      </w:r>
+      <w:r>
+        <w:rPr>
+          <w:noProof/>
+        </w:rPr>
+        <w:t> </w:t>
+      </w:r>
+      <w:r>
+        <w:rPr>
+          <w:noProof/>
+        </w:rPr>
+        <w:t> </w:t>
+      </w:r>
+      <w:r>
+        <w:rPr>
+          <w:noProof/>
+        </w:rPr>
+        <w:t> </w:t>
+      </w:r>
+      <w:r>
+        <w:rPr>
+          <w:noProof/>
+        </w:rPr>
+        <w:t> </w:t>
+      </w:r>
+      <w:r>
+        <w:rPr>
+          <w:noProof/>
+        </w:rPr>
+        <w:t> </w:t>
+      </w:r>
+      <w:r>
+        <w:fldChar w:fldCharType="end"/>
+      </w:r>
+      <w:r>
+        <w:t xml:space="preserve"> </w:t>
+      </w:r>
+      <w:r>
+        <w:fldChar w:fldCharType="begin">
+          <w:ffData>
+            <w:name w:val="ORTERST"/>
+            <w:enabled/>
+            <w:calcOnExit w:val="0"/>
+            <w:textInput/>
+          </w:ffData>
+        </w:fldChar>
+      </w:r>
+      <w:bookmarkStart w:id="6" w:name="ORTERST"/>
+      <w:r>
+        <w:instrText xml:space="preserve"> FORMTEXT </w:instrText>
+      </w:r>
+      <w:r>
+        <w:fldChar w:fldCharType="separate"/>
+      </w:r>
+      <w:r>
+        <w:rPr>
+          <w:noProof/>
+        </w:rPr>
+        <w:t> </w:t>
+      </w:r>
+      <w:r>
+        <w:rPr>
+          <w:noProof/>
+        </w:rPr>
+        <w:t> </w:t>
+      </w:r>
+      <w:r>
+        <w:rPr>
+          <w:noProof/>
+        </w:rPr>
+        <w:t> </w:t>
+      </w:r>
+      <w:r>
+        <w:rPr>
+          <w:noProof/>
+        </w:rPr>
+        <w:t> </w:t>
+      </w:r>
+      <w:r>
+        <w:rPr>
+          <w:noProof/>
+        </w:rPr>
+        <w:t> </w:t>
+      </w:r>
+      <w:r>
+        <w:fldChar w:fldCharType="end"/>
+      </w:r>
+      <w:bookmarkEnd w:id="6"/>
+    </w:p>
+    <w:p/>
+    <w:p/>
+    <w:p/>
+    <w:p/>
+    <w:p/>
+    <w:p/>
+    <w:p>
+      <w:r>
+        <w:fldChar w:fldCharType="begin">
+          <w:ffData>
+            <w:name w:val="NAMEINFO1"/>
+            <w:enabled/>
+            <w:calcOnExit w:val="0"/>
+            <w:textInput/>
+          </w:ffData>
+        </w:fldChar>
+      </w:r>
+      <w:r>
+        <w:instrText xml:space="preserve"> FORMTEXT </w:instrText>
+      </w:r>
+      <w:r>
+        <w:fldChar w:fldCharType="separate"/>
+      </w:r>
+      <w:r>
+        <w:rPr>
+          <w:noProof/>
+        </w:rPr>
+        <w:t> </w:t>
+      </w:r>
+      <w:r>
+        <w:rPr>
+          <w:noProof/>
+        </w:rPr>
+        <w:t> </w:t>
+      </w:r>
+      <w:r>
+        <w:rPr>
+          <w:noProof/>
+        </w:rPr>
+        <w:t> </w:t>
+      </w:r>
+      <w:r>
+        <w:rPr>
+          <w:noProof/>
+        </w:rPr>
+        <w:t> </w:t>
+      </w:r>
+      <w:r>
+        <w:rPr>
+          <w:noProof/>
+        </w:rPr>
+        <w:t> </w:t>
+      </w:r>
+      <w:r>
+        <w:fldChar w:fldCharType="end"/>
+      </w:r>
+    </w:p>
+    <w:p>
+      <w:pPr>
+        <w:rPr>
+          <w:szCs w:val="20"/>
+        </w:rPr>
+      </w:pPr>
+      <w:r>
+        <w:fldChar w:fldCharType="begin">
+          <w:ffData>
+            <w:name w:val="NAMEINFO2"/>
+            <w:enabled/>
+            <w:calcOnExit w:val="0"/>
+            <w:textInput/>
+          </w:ffData>
+        </w:fldChar>
+      </w:r>
+      <w:r>
+        <w:instrText xml:space="preserve"> FORMTEXT </w:instrText>
+      </w:r>
+      <w:r>
+        <w:fldChar w:fldCharType="separate"/>
+      </w:r>
+      <w:r>
+        <w:rPr>
+          <w:noProof/>
+        </w:rPr>
+        <w:t> </w:t>
+      </w:r>
+      <w:r>
+        <w:rPr>
+          <w:noProof/>
+        </w:rPr>
+        <w:t> </w:t>
+      </w:r>
+      <w:r>
+        <w:rPr>
+          <w:noProof/>
+        </w:rPr>
+        <w:t> </w:t>
+      </w:r>
+      <w:r>
+        <w:rPr>
+          <w:noProof/>
+        </w:rPr>
+        <w:t> </w:t>
+      </w:r>
+      <w:r>
+        <w:rPr>
+          <w:noProof/>
+        </w:rPr>
+        <w:t> </w:t>
+      </w:r>
+      <w:r>
+        <w:fldChar w:fldCharType="end"/>
+      </w:r>
+    </w:p>
+    <w:p>
+      <w:r>
+        <w:fldChar w:fldCharType="begin">
+          <w:ffData>
+            <w:name w:val="NAMEINFO3"/>
+            <w:enabled/>
+            <w:calcOnExit w:val="0"/>
+            <w:textInput/>
+          </w:ffData>
+        </w:fldChar>
+      </w:r>
+      <w:bookmarkStart w:id="7" w:name="NAMEINFO3"/>
+      <w:r>
+        <w:instrText xml:space="preserve"> FORMTEXT </w:instrText>
+      </w:r>
+      <w:r>
+        <w:fldChar w:fldCharType="separate"/>
+      </w:r>
+      <w:r>
+        <w:rPr>
+          <w:noProof/>
+        </w:rPr>
+        <w:t> </w:t>
+      </w:r>
+      <w:r>
+        <w:rPr>
+          <w:noProof/>
+        </w:rPr>
+        <w:t> </w:t>
+      </w:r>
+      <w:r>
+        <w:rPr>
+          <w:noProof/>
+        </w:rPr>
+        <w:t> </w:t>
+      </w:r>
+      <w:r>
+        <w:rPr>
+          <w:noProof/>
+        </w:rPr>
+        <w:t> </w:t>
+      </w:r>
+      <w:r>
+        <w:rPr>
+          <w:noProof/>
+        </w:rPr>
+        <w:t> </w:t>
+      </w:r>
+      <w:r>
+        <w:fldChar w:fldCharType="end"/>
+      </w:r>
+      <w:bookmarkEnd w:id="7"/>
+    </w:p>
+    <w:p>
+      <w:r>
+        <w:fldChar w:fldCharType="begin">
+          <w:ffData>
+            <w:name w:val="NAMEINFO4"/>
+            <w:enabled/>
+            <w:calcOnExit w:val="0"/>
+            <w:textInput/>
+          </w:ffData>
+        </w:fldChar>
+      </w:r>
+      <w:bookmarkStart w:id="8" w:name="NAMEINFO4"/>
+      <w:r>
+        <w:instrText xml:space="preserve"> FORMTEXT </w:instrText>
+      </w:r>
+      <w:r>
+        <w:fldChar w:fldCharType="separate"/>
+      </w:r>
+      <w:r>
+        <w:rPr>
+          <w:noProof/>
+        </w:rPr>
+        <w:t> </w:t>
+      </w:r>
+      <w:r>
+        <w:rPr>
+          <w:noProof/>
+        </w:rPr>
+        <w:t> </w:t>
+      </w:r>
+      <w:r>
+        <w:rPr>
+          <w:noProof/>
+        </w:rPr>
+        <w:t> </w:t>
+      </w:r>
+      <w:r>
+        <w:rPr>
+          <w:noProof/>
+        </w:rPr>
+        <w:t> </w:t>
+      </w:r>
+      <w:r>
+        <w:rPr>
+          <w:noProof/>
+        </w:rPr>
+        <w:t> </w:t>
+      </w:r>
+      <w:r>
+        <w:fldChar w:fldCharType="end"/>
+      </w:r>
+      <w:bookmarkEnd w:id="8"/>
+    </w:p>
+    <w:p>
+      <w:r>
+        <w:fldChar w:fldCharType="begin">
+          <w:ffData>
+            <w:name w:val="NAMEINFO5"/>
+            <w:enabled/>
+            <w:calcOnExit w:val="0"/>
+            <w:textInput/>
+          </w:ffData>
+        </w:fldChar>
+      </w:r>
+      <w:bookmarkStart w:id="9" w:name="NAMEINFO5"/>
+      <w:r>
+        <w:instrText xml:space="preserve"> FORMTEXT </w:instrText>
+      </w:r>
+      <w:r>
+        <w:fldChar w:fldCharType="separate"/>
+      </w:r>
+      <w:r>
+        <w:rPr>
+          <w:noProof/>
+        </w:rPr>
+        <w:t> </w:t>
+      </w:r>
+      <w:r>
+        <w:rPr>
+          <w:noProof/>
+        </w:rPr>
+        <w:t> </w:t>
+      </w:r>
+      <w:r>
+        <w:rPr>
+          <w:noProof/>
+        </w:rPr>
+        <w:t> </w:t>
+      </w:r>
+      <w:r>
+        <w:rPr>
+          <w:noProof/>
+        </w:rPr>
+        <w:t> </w:t>
+      </w:r>
+      <w:r>
+        <w:rPr>
+          <w:noProof/>
+        </w:rPr>
+        <w:t> </w:t>
+      </w:r>
+      <w:r>
+        <w:fldChar w:fldCharType="end"/>
+      </w:r>
+      <w:bookmarkEnd w:id="9"/>
+    </w:p>
+    <w:p/>
+    <w:p/>
+    <w:p/>
+    <w:p>
+      <w:r>
+        <w:fldChar w:fldCharType="begin">
+          <w:ffData>
+            <w:name w:val="ANSPRACHE"/>
+            <w:enabled/>
+            <w:calcOnExit w:val="0"/>
+            <w:textInput/>
+          </w:ffData>
+        </w:fldChar>
+      </w:r>
+      <w:bookmarkStart w:id="10" w:name="ANSPRACHE"/>
+      <w:r>
+        <w:instrText xml:space="preserve"> FORMTEXT </w:instrText>
+      </w:r>
+      <w:r>
+        <w:fldChar w:fldCharType="separate"/>
+      </w:r>
+      <w:r>
+        <w:rPr>
+          <w:noProof/>
+        </w:rPr>
+        <w:t> </w:t>
+      </w:r>
+      <w:r>
+        <w:rPr>
+          <w:noProof/>
+        </w:rPr>
+        <w:t> </w:t>
+      </w:r>
+      <w:r>
+        <w:rPr>
+          <w:noProof/>
+        </w:rPr>
+        <w:t> </w:t>
+      </w:r>
+      <w:r>
+        <w:rPr>
+          <w:noProof/>
+        </w:rPr>
+        <w:t> </w:t>
+      </w:r>
+      <w:r>
+        <w:rPr>
+          <w:noProof/>
+        </w:rPr>
+        <w:t> </w:t>
+      </w:r>
+      <w:r>
+        <w:fldChar w:fldCharType="end"/>
+      </w:r>
+      <w:bookmarkEnd w:id="10"/>
+      <w:r>
+        <w:t>,</w:t>
+      </w:r>
+    </w:p>
+    <w:p>
+      <w:pPr>
+        <w:sectPr>
+          <w:headerReference w:type="default" r:id="rId12"/>
+          <w:type w:val="continuous"/>
+          <w:pgSz w:w="11906" w:h="16838" w:code="9"/>
+          <w:pgMar w:top="1134" w:right="1134" w:bottom="567" w:left="1418" w:header="709" w:footer="709" w:gutter="0"/>
+          <w:paperSrc w:first="1" w:other="2"/>
+          <w:cols w:space="709"/>
+          <w:formProt w:val="0"/>
+          <w:titlePg/>
+          <w:docGrid w:linePitch="360"/>
+        </w:sectPr>
+      </w:pPr>
+    </w:p>
+    <w:p/>
+    <w:p>
+      <w:pPr>
+        <w:rPr>
+          <w:bCs/>
+        </w:rPr>
+      </w:pPr>
+      <w:r>
+        <w:t xml:space="preserve">wir berichten Ihnen abschließend über </w:t>
+      </w:r>
+      <w:r>
+        <w:rPr>
+          <w:bCs/>
+        </w:rPr>
+        <w:t>[NPAT-ANRED]</w:t>
+      </w:r>
+    </w:p>
+    <w:p/>
+    <w:p>
+      <w:pPr>
+        <w:jc w:val="center"/>
+      </w:pPr>
+      <w:r>
+        <w:rPr>
+          <w:b/>
+        </w:rPr>
+        <w:t>[NPAT-TITEL] [NPAT-VNAME] [NPAT-NAMZU] [NPAT-NNAME]</w:t>
+      </w:r>
+      <w:r>
+        <w:rPr>
+          <w:bCs/>
+        </w:rPr>
+        <w:t xml:space="preserve">, </w:t>
+      </w:r>
+      <w:r>
+        <w:t>geboren am: [NPAT-GBDAT]</w:t>
+      </w:r>
+    </w:p>
+    <w:p>
+      <w:pPr>
+        <w:jc w:val="center"/>
+      </w:pPr>
+      <w:r>
+        <w:t>wohnhaft in [NPAT-STRAS], [NPAT-PSTLZ] [NPAT-ORT] [NPAT-ORT2]</w:t>
+      </w:r>
+    </w:p>
+    <w:p/>
+    <w:p>
+      <w:pPr>
+        <w:rPr>
+          <w:bCs/>
+        </w:rPr>
+      </w:pPr>
+      <w:r>
+        <w:rPr>
+          <w:bCs/>
+        </w:rPr>
+        <w:t xml:space="preserve">[U:ARTIKEL] sich vom </w:t>
+      </w:r>
+      <w:r>
+        <w:t>[NBEW-BWIDT] bis [U:ENTL-BWIDT]</w:t>
+      </w:r>
+      <w:r>
+        <w:rPr>
+          <w:rFonts w:ascii="Book Antiqua" w:hAnsi="Book Antiqua"/>
+        </w:rPr>
+        <w:t xml:space="preserve"> </w:t>
+      </w:r>
+      <w:r>
+        <w:t>in unserer stationären Behandlung</w:t>
+      </w:r>
+      <w:r>
+        <w:t xml:space="preserve"> befand.</w:t>
+      </w:r>
+    </w:p>
+    <w:p/>
+    <w:p>
+      <w:pPr>
+        <w:pStyle w:val="berschrift1"/>
+      </w:pPr>
+      <w:r>
+        <w:t>Diagnosen:</w:t>
+      </w:r>
+    </w:p>
+    <w:p>
+      <w:pPr>
+        <w:pStyle w:val="Diagnose"/>
+      </w:pPr>
+      <w:r>
+        <w:t>[USER:DIATAB-DIA_DKEY]</w:t>
+      </w:r>
+      <w:r>
+        <w:tab/>
+      </w:r>
+      <w:r>
+        <w:tab/>
+      </w:r>
+      <w:r>
+        <w:t>[USER:DIATAB-DIA_LANGTEXT]</w:t>
+      </w:r>
+    </w:p>
+    <w:p/>
+    <w:p>
+      <w:pPr>
+        <w:pStyle w:val="berschrift1"/>
+      </w:pPr>
+      <w:r>
+        <w:t>Therapie und Prozeduren im PKH</w:t>
+      </w:r>
+      <w:r>
+        <w:t>:</w:t>
+      </w:r>
+    </w:p>
+    <w:p>
+      <w:pPr>
+        <w:pStyle w:val="Diagnose"/>
+      </w:pPr>
+      <w:r>
+        <w:t>[USER:PROCTAB-</w:t>
+      </w:r>
+      <w:r>
+        <w:t>PROC_</w:t>
+      </w:r>
+      <w:r>
+        <w:t>ICPML]</w:t>
+      </w:r>
+      <w:r>
+        <w:tab/>
+      </w:r>
+      <w:r>
+        <w:t>[USER:PROCTAB-PROC_LANGTEXT]</w:t>
+      </w:r>
+    </w:p>
+    <w:p/>
+    <w:p>
+      <w:pPr>
+        <w:pStyle w:val="berschrift1"/>
+      </w:pPr>
+      <w:r>
+        <w:t>Therapie:</w:t>
+      </w:r>
+    </w:p>
+    <w:p>
+      <w:r>
+        <w:t xml:space="preserve"> </w:t>
+      </w:r>
+      <w:bookmarkStart w:id="11" w:name="Anamnese"/>
+      <w:bookmarkEnd w:id="11"/>
+      <w:r>
+        <w:t xml:space="preserve"> </w:t>
+      </w:r>
+      <w:bookmarkStart w:id="12" w:name="Opbericht"/>
+      <w:bookmarkEnd w:id="12"/>
+      <w:r>
+        <w:t xml:space="preserve"> </w:t>
+      </w:r>
+      <w:bookmarkStart w:id="13" w:name="koerper"/>
+      <w:bookmarkEnd w:id="13"/>
+      <w:r>
+        <w:t xml:space="preserve"> </w:t>
+      </w:r>
+      <w:bookmarkStart w:id="14" w:name="ROE"/>
+      <w:bookmarkEnd w:id="14"/>
+      <w:r>
+        <w:t xml:space="preserve"> </w:t>
+      </w:r>
+      <w:bookmarkStart w:id="15" w:name="EKG"/>
+      <w:bookmarkEnd w:id="15"/>
+      <w:r>
+        <w:t xml:space="preserve"> </w:t>
+      </w:r>
+      <w:bookmarkStart w:id="16" w:name="Ekgbelast"/>
+      <w:bookmarkStart w:id="17" w:name="LangzRR"/>
+      <w:bookmarkEnd w:id="16"/>
+      <w:bookmarkEnd w:id="17"/>
+      <w:r>
+        <w:t xml:space="preserve"> </w:t>
+      </w:r>
+      <w:bookmarkStart w:id="18" w:name="Ekglangzeit"/>
+      <w:bookmarkEnd w:id="18"/>
+      <w:r>
+        <w:t xml:space="preserve"> </w:t>
+      </w:r>
+      <w:bookmarkStart w:id="19" w:name="Echokard"/>
+      <w:bookmarkEnd w:id="19"/>
+      <w:r>
+        <w:t xml:space="preserve"> </w:t>
+      </w:r>
+      <w:bookmarkStart w:id="20" w:name="Sonobauch"/>
+      <w:bookmarkEnd w:id="20"/>
+      <w:r>
+        <w:t xml:space="preserve"> </w:t>
+      </w:r>
+      <w:bookmarkStart w:id="21" w:name="Sonosd"/>
+      <w:bookmarkEnd w:id="21"/>
+      <w:r>
+        <w:t xml:space="preserve"> </w:t>
+      </w:r>
+      <w:bookmarkStart w:id="22" w:name="Sonogef"/>
+      <w:bookmarkEnd w:id="22"/>
+      <w:r>
+        <w:t xml:space="preserve"> </w:t>
+      </w:r>
+      <w:bookmarkStart w:id="23" w:name="Sonograf"/>
+      <w:bookmarkEnd w:id="23"/>
+      <w:r>
+        <w:t xml:space="preserve"> </w:t>
+      </w:r>
+      <w:bookmarkStart w:id="24" w:name="Gynkonsil"/>
+      <w:bookmarkStart w:id="25" w:name="Schrittmacher"/>
+      <w:bookmarkEnd w:id="24"/>
+      <w:bookmarkEnd w:id="25"/>
+      <w:r>
+        <w:t xml:space="preserve"> </w:t>
+      </w:r>
+      <w:bookmarkStart w:id="26" w:name="Chikonsil"/>
+      <w:bookmarkEnd w:id="26"/>
+      <w:r>
+        <w:t xml:space="preserve"> </w:t>
+      </w:r>
+      <w:bookmarkStart w:id="27" w:name="Sonstkonsil"/>
+      <w:bookmarkEnd w:id="27"/>
+      <w:r>
+        <w:t xml:space="preserve"> </w:t>
+      </w:r>
+      <w:bookmarkStart w:id="28" w:name="Hnokonsil"/>
+      <w:bookmarkEnd w:id="28"/>
+      <w:r>
+        <w:t xml:space="preserve"> </w:t>
+      </w:r>
+      <w:bookmarkStart w:id="29" w:name="Neukonsil"/>
+      <w:bookmarkEnd w:id="29"/>
+      <w:r>
+        <w:t xml:space="preserve"> </w:t>
+      </w:r>
+      <w:bookmarkStart w:id="30" w:name="Urokonsil"/>
+      <w:bookmarkEnd w:id="30"/>
+      <w:r>
+        <w:t xml:space="preserve"> </w:t>
+      </w:r>
+      <w:bookmarkStart w:id="31" w:name="Derkonsil"/>
+      <w:bookmarkEnd w:id="31"/>
+      <w:r>
+        <w:t xml:space="preserve"> </w:t>
+      </w:r>
+      <w:bookmarkStart w:id="32" w:name="Augkonsil"/>
+      <w:bookmarkEnd w:id="32"/>
+      <w:r>
+        <w:t xml:space="preserve"> </w:t>
+      </w:r>
+      <w:bookmarkStart w:id="33" w:name="Zahkonsil"/>
+      <w:bookmarkStart w:id="34" w:name="Endo"/>
+      <w:bookmarkStart w:id="35" w:name="Diaet"/>
+      <w:bookmarkEnd w:id="33"/>
+      <w:bookmarkEnd w:id="34"/>
+      <w:bookmarkEnd w:id="35"/>
+      <w:r>
+        <w:t xml:space="preserve"> </w:t>
+      </w:r>
+      <w:bookmarkStart w:id="36" w:name="Lufu"/>
+      <w:bookmarkStart w:id="37" w:name="Dialyse"/>
+      <w:bookmarkStart w:id="38" w:name="Rechtsherz"/>
+      <w:bookmarkStart w:id="39" w:name="Gehtest"/>
+      <w:bookmarkStart w:id="40" w:name="MibiErregerHinweis"/>
+      <w:bookmarkStart w:id="41" w:name="Karotidendoppler"/>
+      <w:bookmarkStart w:id="42" w:name="Knochenmarkbiopsie"/>
+      <w:bookmarkEnd w:id="36"/>
+      <w:bookmarkEnd w:id="37"/>
+      <w:bookmarkEnd w:id="38"/>
+      <w:bookmarkEnd w:id="39"/>
+      <w:bookmarkEnd w:id="40"/>
+      <w:bookmarkEnd w:id="41"/>
+      <w:bookmarkEnd w:id="42"/>
+    </w:p>
+    <w:p/>
+    <w:p>
+      <w:pPr>
+        <w:pStyle w:val="berschrift1"/>
+      </w:pPr>
+      <w:r>
+        <w:t>Labor</w:t>
+      </w:r>
+      <w:bookmarkStart w:id="43" w:name="LaborStart"/>
+      <w:bookmarkEnd w:id="43"/>
+      <w:r>
+        <w:t>parameter:</w:t>
+      </w:r>
+    </w:p>
+    <w:p>
+      <w:bookmarkStart w:id="44" w:name="Labor"/>
+      <w:bookmarkEnd w:id="44"/>
+    </w:p>
+    <w:p/>
+    <w:p>
+      <w:pPr>
+        <w:rPr>
+          <w:b/>
+        </w:rPr>
+      </w:pPr>
+      <w:r>
+        <w:rPr>
+          <w:b/>
+        </w:rPr>
+        <w:t xml:space="preserve">Weitere </w:t>
+      </w:r>
+      <w:r>
+        <w:rPr>
+          <w:b/>
+        </w:rPr>
+        <w:t>Befunde</w:t>
+      </w:r>
+      <w:r>
+        <w:rPr>
+          <w:b/>
+        </w:rPr>
+        <w:t xml:space="preserve"> können vorliegen. Diese können über das Sekretariat (Tel. 030/30008-125) angefordert werden.</w:t>
+      </w:r>
+    </w:p>
+    <w:p>
+      <w:bookmarkStart w:id="45" w:name="OPBerichtPMD"/>
+      <w:bookmarkEnd w:id="45"/>
+    </w:p>
+    <w:p>
+      <w:pPr>
+        <w:pStyle w:val="berschrift1"/>
+      </w:pPr>
+      <w:r>
+        <w:t>Blutgruppe und Transfusionen:</w:t>
+      </w:r>
+    </w:p>
+    <w:p>
+      <w:bookmarkStart w:id="46" w:name="Blutprodukte"/>
+      <w:bookmarkEnd w:id="46"/>
+    </w:p>
+    <w:p/>
+    <w:p>
+      <w:pPr>
+        <w:pStyle w:val="berschrift1"/>
+      </w:pPr>
+      <w:bookmarkStart w:id="47" w:name="Antibiotika"/>
+      <w:bookmarkStart w:id="48" w:name="Blutkomp"/>
+      <w:bookmarkEnd w:id="47"/>
+      <w:bookmarkEnd w:id="48"/>
+      <w:r>
+        <w:t>Medikation:</w:t>
+      </w:r>
+    </w:p>
+    <w:p>
+      <w:bookmarkStart w:id="49" w:name="StandMedikation"/>
+      <w:bookmarkEnd w:id="49"/>
+    </w:p>
+    <w:tbl>
+      <w:tblPr>
+        <w:tblW w:w="9783" w:type="dxa"/>
+        <w:tblBorders>
+          <w:top w:val="single" w:sz="4" w:space="0" w:color="auto"/>
+          <w:left w:val="single" w:sz="4" w:space="0" w:color="auto"/>
+          <w:bottom w:val="single" w:sz="4" w:space="0" w:color="auto"/>
+          <w:right w:val="single" w:sz="4" w:space="0" w:color="auto"/>
+          <w:insideH w:val="single" w:sz="4" w:space="0" w:color="auto"/>
+        </w:tblBorders>
+        <w:tblLayout w:type="fixed"/>
+        <w:tblCellMar>
+          <w:left w:w="70" w:type="dxa"/>
+          <w:right w:w="70" w:type="dxa"/>
+        </w:tblCellMar>
+        <w:tblLook w:val="0000" w:firstRow="0" w:lastRow="0" w:firstColumn="0" w:lastColumn="0" w:noHBand="0" w:noVBand="0"/>
+      </w:tblPr>
+      <w:tblGrid>
+        <w:gridCol w:w="3484"/>
+        <w:gridCol w:w="733"/>
+        <w:gridCol w:w="726"/>
+        <w:gridCol w:w="791"/>
+        <w:gridCol w:w="1023"/>
+        <w:gridCol w:w="817"/>
+        <w:gridCol w:w="726"/>
+        <w:gridCol w:w="743"/>
+        <w:gridCol w:w="740"/>
+      </w:tblGrid>
+      <w:tr>
+        <w:tc>
+          <w:tcPr>
+            <w:tcW w:w="3484" w:type="dxa"/>
+            <w:tcBorders>
+              <w:bottom w:val="single" w:sz="4" w:space="0" w:color="auto"/>
+            </w:tcBorders>
+            <w:shd w:val="clear" w:color="auto" w:fill="E0E0E0"/>
+          </w:tcPr>
+          <w:p>
+            <w:pPr>
+              <w:rPr>
+                <w:sz w:val="18"/>
+                <w:szCs w:val="18"/>
+              </w:rPr>
+            </w:pPr>
+            <w:r>
+              <w:rPr>
+                <w:sz w:val="18"/>
+                <w:szCs w:val="18"/>
+              </w:rPr>
+              <w:t>Präparat</w:t>
+            </w:r>
+          </w:p>
+        </w:tc>
+        <w:tc>
+          <w:tcPr>
+            <w:tcW w:w="733" w:type="dxa"/>
+            <w:tcBorders>
+              <w:bottom w:val="single" w:sz="4" w:space="0" w:color="auto"/>
+            </w:tcBorders>
+            <w:shd w:val="clear" w:color="auto" w:fill="E0E0E0"/>
+          </w:tcPr>
+          <w:p>
+            <w:pPr>
+              <w:rPr>
+                <w:sz w:val="18"/>
+                <w:szCs w:val="18"/>
+              </w:rPr>
+            </w:pPr>
+            <w:r>
+              <w:rPr>
+                <w:sz w:val="18"/>
+                <w:szCs w:val="18"/>
+              </w:rPr>
+              <w:t>Dosis</w:t>
+            </w:r>
+          </w:p>
+        </w:tc>
+        <w:tc>
+          <w:tcPr>
+            <w:tcW w:w="726" w:type="dxa"/>
+            <w:tcBorders>
+              <w:bottom w:val="single" w:sz="4" w:space="0" w:color="auto"/>
+            </w:tcBorders>
+            <w:shd w:val="clear" w:color="auto" w:fill="E0E0E0"/>
+          </w:tcPr>
+          <w:p>
+            <w:pPr>
+              <w:jc w:val="center"/>
+              <w:rPr>
+                <w:sz w:val="18"/>
+                <w:szCs w:val="18"/>
+              </w:rPr>
+            </w:pPr>
+            <w:r>
+              <w:rPr>
+                <w:sz w:val="18"/>
+                <w:szCs w:val="18"/>
+              </w:rPr>
+              <w:t>Einheit</w:t>
+            </w:r>
+          </w:p>
+        </w:tc>
+        <w:tc>
+          <w:tcPr>
+            <w:tcW w:w="791" w:type="dxa"/>
+            <w:tcBorders>
+              <w:bottom w:val="single" w:sz="4" w:space="0" w:color="auto"/>
+            </w:tcBorders>
+            <w:shd w:val="clear" w:color="auto" w:fill="E0E0E0"/>
+          </w:tcPr>
+          <w:p>
+            <w:pPr>
+              <w:jc w:val="center"/>
+              <w:rPr>
+                <w:sz w:val="18"/>
+                <w:szCs w:val="18"/>
+              </w:rPr>
+            </w:pPr>
+            <w:r>
+              <w:rPr>
+                <w:sz w:val="18"/>
+                <w:szCs w:val="18"/>
+              </w:rPr>
+              <w:t>Appl.</w:t>
+            </w:r>
+          </w:p>
+        </w:tc>
+        <w:tc>
+          <w:tcPr>
+            <w:tcW w:w="1023" w:type="dxa"/>
+            <w:tcBorders>
+              <w:bottom w:val="single" w:sz="4" w:space="0" w:color="auto"/>
+            </w:tcBorders>
+            <w:shd w:val="clear" w:color="auto" w:fill="E0E0E0"/>
+          </w:tcPr>
+          <w:p>
+            <w:pPr>
+              <w:jc w:val="center"/>
+              <w:rPr>
+                <w:sz w:val="18"/>
+                <w:szCs w:val="18"/>
+              </w:rPr>
+            </w:pPr>
+            <w:r>
+              <w:rPr>
+                <w:sz w:val="18"/>
+                <w:szCs w:val="18"/>
+              </w:rPr>
+              <w:t>Dar.-einh.</w:t>
+            </w:r>
+          </w:p>
+        </w:tc>
+        <w:tc>
+          <w:tcPr>
+            <w:tcW w:w="817" w:type="dxa"/>
+            <w:tcBorders>
+              <w:bottom w:val="single" w:sz="4" w:space="0" w:color="auto"/>
+            </w:tcBorders>
+            <w:shd w:val="clear" w:color="auto" w:fill="E0E0E0"/>
+          </w:tcPr>
+          <w:p>
+            <w:pPr>
+              <w:jc w:val="center"/>
+              <w:rPr>
+                <w:sz w:val="18"/>
+                <w:szCs w:val="18"/>
+              </w:rPr>
+            </w:pPr>
+            <w:r>
+              <w:rPr>
+                <w:sz w:val="18"/>
+                <w:szCs w:val="18"/>
+              </w:rPr>
+              <w:t>Morgen</w:t>
+            </w:r>
+          </w:p>
+        </w:tc>
+        <w:tc>
+          <w:tcPr>
+            <w:tcW w:w="726" w:type="dxa"/>
+            <w:tcBorders>
+              <w:bottom w:val="single" w:sz="4" w:space="0" w:color="auto"/>
+            </w:tcBorders>
+            <w:shd w:val="clear" w:color="auto" w:fill="E0E0E0"/>
+          </w:tcPr>
+          <w:p>
+            <w:pPr>
+              <w:jc w:val="center"/>
+              <w:rPr>
+                <w:sz w:val="18"/>
+                <w:szCs w:val="18"/>
+              </w:rPr>
+            </w:pPr>
+            <w:r>
+              <w:rPr>
+                <w:sz w:val="18"/>
+                <w:szCs w:val="18"/>
+              </w:rPr>
+              <w:t>Mittag</w:t>
+            </w:r>
+          </w:p>
+        </w:tc>
+        <w:tc>
+          <w:tcPr>
+            <w:tcW w:w="743" w:type="dxa"/>
+            <w:tcBorders>
+              <w:bottom w:val="single" w:sz="4" w:space="0" w:color="auto"/>
+            </w:tcBorders>
+            <w:shd w:val="clear" w:color="auto" w:fill="E0E0E0"/>
+          </w:tcPr>
+          <w:p>
+            <w:pPr>
+              <w:jc w:val="center"/>
+              <w:rPr>
+                <w:sz w:val="18"/>
+                <w:szCs w:val="18"/>
+              </w:rPr>
+            </w:pPr>
+            <w:r>
+              <w:rPr>
+                <w:sz w:val="18"/>
+                <w:szCs w:val="18"/>
+              </w:rPr>
+              <w:t>Abend</w:t>
+            </w:r>
+          </w:p>
+        </w:tc>
+        <w:tc>
+          <w:tcPr>
+            <w:tcW w:w="740" w:type="dxa"/>
+            <w:tcBorders>
+              <w:bottom w:val="single" w:sz="4" w:space="0" w:color="auto"/>
+            </w:tcBorders>
+            <w:shd w:val="clear" w:color="auto" w:fill="E0E0E0"/>
+          </w:tcPr>
+          <w:p>
+            <w:pPr>
+              <w:jc w:val="center"/>
+              <w:rPr>
+                <w:sz w:val="18"/>
+                <w:szCs w:val="18"/>
+              </w:rPr>
+            </w:pPr>
+            <w:r>
+              <w:rPr>
+                <w:sz w:val="18"/>
+                <w:szCs w:val="18"/>
+              </w:rPr>
+              <w:t>Nacht</w:t>
+            </w:r>
+          </w:p>
+        </w:tc>
+      </w:tr>
+      <w:tr>
+        <w:tc>
+          <w:tcPr>
+            <w:tcW w:w="3484" w:type="dxa"/>
+            <w:shd w:val="clear" w:color="auto" w:fill="auto"/>
+          </w:tcPr>
+          <w:p>
+            <w:bookmarkStart w:id="50" w:name="MEDIKAMENT"/>
+            <w:bookmarkEnd w:id="50"/>
+          </w:p>
+        </w:tc>
+        <w:tc>
+          <w:tcPr>
+            <w:tcW w:w="733" w:type="dxa"/>
+            <w:shd w:val="clear" w:color="auto" w:fill="auto"/>
+          </w:tcPr>
+          <w:p/>
+        </w:tc>
+        <w:tc>
+          <w:tcPr>
+            <w:tcW w:w="726" w:type="dxa"/>
+            <w:shd w:val="clear" w:color="auto" w:fill="auto"/>
+          </w:tcPr>
+          <w:p>
+            <w:pPr>
+              <w:jc w:val="center"/>
+            </w:pPr>
+          </w:p>
+        </w:tc>
+        <w:tc>
+          <w:tcPr>
+            <w:tcW w:w="791" w:type="dxa"/>
+            <w:shd w:val="clear" w:color="auto" w:fill="auto"/>
+          </w:tcPr>
+          <w:p>
+            <w:pPr>
+              <w:jc w:val="center"/>
+            </w:pPr>
+          </w:p>
+        </w:tc>
+        <w:tc>
+          <w:tcPr>
+            <w:tcW w:w="1023" w:type="dxa"/>
+            <w:shd w:val="clear" w:color="auto" w:fill="auto"/>
+          </w:tcPr>
+          <w:p>
+            <w:pPr>
+              <w:jc w:val="center"/>
+            </w:pPr>
+          </w:p>
+        </w:tc>
+        <w:tc>
+          <w:tcPr>
+            <w:tcW w:w="817" w:type="dxa"/>
+            <w:shd w:val="clear" w:color="auto" w:fill="auto"/>
+          </w:tcPr>
+          <w:p>
+            <w:pPr>
+              <w:jc w:val="center"/>
+            </w:pPr>
+          </w:p>
+        </w:tc>
+        <w:tc>
+          <w:tcPr>
+            <w:tcW w:w="726" w:type="dxa"/>
+            <w:shd w:val="clear" w:color="auto" w:fill="auto"/>
+          </w:tcPr>
+          <w:p>
+            <w:pPr>
+              <w:jc w:val="center"/>
+            </w:pPr>
+          </w:p>
+        </w:tc>
+        <w:tc>
+          <w:tcPr>
+            <w:tcW w:w="743" w:type="dxa"/>
+            <w:shd w:val="clear" w:color="auto" w:fill="auto"/>
+          </w:tcPr>
+          <w:p>
+            <w:pPr>
+              <w:jc w:val="center"/>
+            </w:pPr>
+          </w:p>
+        </w:tc>
+        <w:tc>
+          <w:tcPr>
+            <w:tcW w:w="740" w:type="dxa"/>
+            <w:shd w:val="clear" w:color="auto" w:fill="auto"/>
+          </w:tcPr>
+          <w:p>
+            <w:pPr>
+              <w:jc w:val="center"/>
+            </w:pPr>
+          </w:p>
+        </w:tc>
+      </w:tr>
+    </w:tbl>
+    <w:p>
+      <w:bookmarkStart w:id="51" w:name="MEDIKA_TEXT"/>
+      <w:bookmarkEnd w:id="51"/>
+    </w:p>
+    <w:p>
+      <w:bookmarkStart w:id="52" w:name="Epikrise"/>
+      <w:bookmarkEnd w:id="52"/>
+      <w:r>
+        <w:t>Wir danken Ihnen für die Überweisung des Patienten und verbleiben</w:t>
+      </w:r>
+    </w:p>
+    <w:p/>
+    <w:p>
+      <w:r>
+        <w:t>mit freundlichen kollegialen Grüßen</w:t>
+      </w:r>
+    </w:p>
+    <w:p/>
+    <w:p/>
+    <w:p/>
+    <w:p/>
+    <w:p>
+      <w:pPr>
+        <w:pStyle w:val="Unterschriften"/>
+      </w:pPr>
+      <w:r>
+        <w:tab/>
+        <w:t>____________________________</w:t>
+      </w:r>
+      <w:r>
+        <w:tab/>
+        <w:t>______________________</w:t>
+      </w:r>
+      <w:r>
+        <w:tab/>
+        <w:t>______________________</w:t>
+      </w:r>
+    </w:p>
+    <w:p>
+      <w:pPr>
+        <w:pStyle w:val="Unterschriften"/>
+        <w:sectPr>
+          <w:type w:val="continuous"/>
+          <w:pgSz w:w="11906" w:h="16838" w:code="9"/>
+          <w:pgMar w:top="1134" w:right="1134" w:bottom="567" w:left="1418" w:header="709" w:footer="589" w:gutter="0"/>
+          <w:paperSrc w:first="1" w:other="2"/>
+          <w:cols w:space="709"/>
+          <w:formProt w:val="0"/>
+          <w:docGrid w:linePitch="360"/>
+        </w:sectPr>
+      </w:pPr>
+      <w:r>
+        <w:tab/>
+        <w:t xml:space="preserve">CA </w:t>
+      </w:r>
+      <w:r>
+        <w:t xml:space="preserve">PD Dr. J. </w:t>
+      </w:r>
+      <w:r>
+        <w:t>Knierim</w:t>
+      </w:r>
+      <w:r>
+        <w:tab/>
+        <w:t>OA</w:t>
+      </w:r>
+      <w:r>
+        <w:tab/>
+        <w:t>Stationsarzt</w:t>
+      </w:r>
+      <w:bookmarkStart w:id="53" w:name="Unterschrift"/>
+      <w:bookmarkEnd w:id="53"/>
+    </w:p>
+    <w:p>
+      <w:pPr>
+        <w:pStyle w:val="berschrift1"/>
+      </w:pPr>
+      <w:bookmarkStart w:id="54" w:name="MibiErregerTabelle1"/>
+      <w:bookmarkEnd w:id="54"/>
+    </w:p>
+    <w:tbl>
+      <w:tblPr>
+        <w:tblW w:w="5000" w:type="pct"/>
+        <w:tblBorders>
+          <w:top w:val="single" w:sz="4" w:space="0" w:color="auto"/>
+          <w:left w:val="single" w:sz="4" w:space="0" w:color="auto"/>
+          <w:bottom w:val="single" w:sz="4" w:space="0" w:color="auto"/>
+          <w:right w:val="single" w:sz="4" w:space="0" w:color="auto"/>
+          <w:insideH w:val="single" w:sz="4" w:space="0" w:color="auto"/>
+          <w:insideV w:val="single" w:sz="4" w:space="0" w:color="auto"/>
+        </w:tblBorders>
+        <w:tblLayout w:type="fixed"/>
+        <w:tblCellMar>
+          <w:left w:w="57" w:type="dxa"/>
+          <w:right w:w="57" w:type="dxa"/>
+        </w:tblCellMar>
+        <w:tblLook w:val="04A0" w:firstRow="1" w:lastRow="0" w:firstColumn="1" w:lastColumn="0" w:noHBand="0" w:noVBand="1"/>
+      </w:tblPr>
+      <w:tblGrid>
+        <w:gridCol w:w="899"/>
+        <w:gridCol w:w="134"/>
+        <w:gridCol w:w="4774"/>
+        <w:gridCol w:w="3260"/>
+        <w:gridCol w:w="851"/>
+        <w:gridCol w:w="425"/>
+        <w:gridCol w:w="142"/>
+        <w:gridCol w:w="142"/>
+        <w:gridCol w:w="141"/>
+        <w:gridCol w:w="142"/>
+        <w:gridCol w:w="142"/>
+        <w:gridCol w:w="142"/>
+        <w:gridCol w:w="141"/>
+        <w:gridCol w:w="142"/>
+        <w:gridCol w:w="142"/>
+        <w:gridCol w:w="142"/>
+        <w:gridCol w:w="141"/>
+        <w:gridCol w:w="142"/>
+        <w:gridCol w:w="142"/>
+        <w:gridCol w:w="142"/>
+        <w:gridCol w:w="141"/>
+        <w:gridCol w:w="142"/>
+        <w:gridCol w:w="142"/>
+        <w:gridCol w:w="142"/>
+        <w:gridCol w:w="141"/>
+        <w:gridCol w:w="142"/>
+        <w:gridCol w:w="142"/>
+        <w:gridCol w:w="142"/>
+        <w:gridCol w:w="141"/>
+        <w:gridCol w:w="142"/>
+        <w:gridCol w:w="142"/>
+        <w:gridCol w:w="142"/>
+        <w:gridCol w:w="141"/>
+        <w:gridCol w:w="142"/>
+        <w:gridCol w:w="142"/>
+        <w:gridCol w:w="142"/>
+        <w:gridCol w:w="141"/>
+        <w:gridCol w:w="142"/>
+        <w:gridCol w:w="137"/>
+        <w:gridCol w:w="135"/>
+        <w:gridCol w:w="135"/>
+        <w:gridCol w:w="135"/>
+        <w:gridCol w:w="135"/>
+        <w:gridCol w:w="138"/>
+      </w:tblGrid>
+      <w:tr>
+        <w:trPr>
+          <w:cantSplit/>
+          <w:trHeight w:val="2255"/>
+          <w:tblHeader/>
+        </w:trPr>
+        <w:tc>
+          <w:tcPr>
+            <w:tcW w:w="899" w:type="dxa"/>
+            <w:shd w:val="clear" w:color="auto" w:fill="FFFF99"/>
+            <w:noWrap/>
+            <w:textDirection w:val="tbRl"/>
+            <w:vAlign w:val="center"/>
+          </w:tcPr>
+          <w:p>
+            <w:pPr>
+              <w:rPr>
+                <w:sz w:val="18"/>
+                <w:szCs w:val="18"/>
+              </w:rPr>
+            </w:pPr>
+            <w:r>
+              <w:rPr>
+                <w:sz w:val="18"/>
+                <w:szCs w:val="18"/>
+              </w:rPr>
+              <w:t>Einsendetag</w:t>
+            </w:r>
+          </w:p>
+        </w:tc>
+        <w:tc>
+          <w:tcPr>
+            <w:tcW w:w="134" w:type="dxa"/>
+            <w:shd w:val="clear" w:color="auto" w:fill="FFFF99"/>
+            <w:noWrap/>
+            <w:textDirection w:val="tbRl"/>
+            <w:vAlign w:val="center"/>
+          </w:tcPr>
+          <w:p>
+            <w:pPr>
+              <w:rPr>
+                <w:sz w:val="2"/>
+                <w:szCs w:val="2"/>
+              </w:rPr>
+            </w:pPr>
+          </w:p>
+        </w:tc>
+        <w:tc>
+          <w:tcPr>
+            <w:tcW w:w="4774" w:type="dxa"/>
+            <w:shd w:val="clear" w:color="auto" w:fill="FFFF99"/>
+            <w:noWrap/>
+            <w:vAlign w:val="center"/>
+          </w:tcPr>
+          <w:p>
+            <w:pPr>
+              <w:rPr>
+                <w:sz w:val="18"/>
+                <w:szCs w:val="18"/>
+              </w:rPr>
+            </w:pPr>
+            <w:r>
+              <w:rPr>
+                <w:sz w:val="18"/>
+                <w:szCs w:val="18"/>
+              </w:rPr>
+              <w:t>Material (Lok.)</w:t>
+            </w:r>
+          </w:p>
+        </w:tc>
+        <w:tc>
+          <w:tcPr>
+            <w:tcW w:w="3260" w:type="dxa"/>
+            <w:shd w:val="clear" w:color="auto" w:fill="FFFF99"/>
+            <w:vAlign w:val="center"/>
+          </w:tcPr>
+          <w:p>
+            <w:pPr>
+              <w:rPr>
+                <w:sz w:val="18"/>
+                <w:szCs w:val="18"/>
+              </w:rPr>
+            </w:pPr>
+            <w:r>
+              <w:rPr>
+                <w:sz w:val="18"/>
+                <w:szCs w:val="18"/>
+              </w:rPr>
+              <w:t>Erregertext (Keimzahl)</w:t>
+            </w:r>
+          </w:p>
+        </w:tc>
+        <w:tc>
+          <w:tcPr>
+            <w:tcW w:w="851" w:type="dxa"/>
+            <w:shd w:val="clear" w:color="auto" w:fill="FFFF99"/>
+            <w:textDirection w:val="tbRl"/>
+            <w:vAlign w:val="center"/>
+          </w:tcPr>
+          <w:p>
+            <w:pPr>
+              <w:contextualSpacing/>
+              <w:rPr>
+                <w:sz w:val="18"/>
+                <w:szCs w:val="18"/>
+              </w:rPr>
+            </w:pPr>
+            <w:r>
+              <w:rPr>
+                <w:sz w:val="18"/>
+                <w:szCs w:val="18"/>
+              </w:rPr>
+              <w:t>Resistenzgruppe</w:t>
+            </w:r>
+          </w:p>
+        </w:tc>
+        <w:tc>
+          <w:tcPr>
+            <w:tcW w:w="425" w:type="dxa"/>
+            <w:shd w:val="clear" w:color="auto" w:fill="FFFF99"/>
+            <w:textDirection w:val="tbRl"/>
+          </w:tcPr>
+          <w:p>
+            <w:pPr>
+              <w:contextualSpacing/>
+              <w:rPr>
+                <w:sz w:val="18"/>
+                <w:szCs w:val="18"/>
+              </w:rPr>
+            </w:pPr>
+            <w:r>
+              <w:rPr>
+                <w:sz w:val="18"/>
+                <w:szCs w:val="18"/>
+              </w:rPr>
+              <w:t>Meldepflicht IfSG</w:t>
+            </w:r>
+          </w:p>
+        </w:tc>
+        <w:tc>
+          <w:tcPr>
+            <w:tcW w:w="142" w:type="dxa"/>
+            <w:shd w:val="clear" w:color="auto" w:fill="FFFF99"/>
+            <w:noWrap/>
+            <w:tcMar>
+              <w:left w:w="0" w:type="dxa"/>
+              <w:right w:w="0" w:type="dxa"/>
+            </w:tcMar>
+            <w:textDirection w:val="tbRl"/>
+            <w:vAlign w:val="center"/>
+          </w:tcPr>
+          <w:p>
+            <w:pPr>
+              <w:contextualSpacing/>
+              <w:rPr>
+                <w:sz w:val="14"/>
+                <w:szCs w:val="14"/>
+              </w:rPr>
+            </w:pPr>
+            <w:r>
+              <w:rPr>
+                <w:sz w:val="14"/>
+                <w:szCs w:val="14"/>
+              </w:rPr>
+              <w:t>- Penicillin</w:t>
+            </w:r>
+          </w:p>
+        </w:tc>
+        <w:tc>
+          <w:tcPr>
+            <w:tcW w:w="142" w:type="dxa"/>
+            <w:shd w:val="clear" w:color="auto" w:fill="FFFF99"/>
+            <w:noWrap/>
+            <w:tcMar>
+              <w:left w:w="0" w:type="dxa"/>
+              <w:right w:w="0" w:type="dxa"/>
+            </w:tcMar>
+            <w:textDirection w:val="tbRl"/>
+            <w:vAlign w:val="center"/>
+          </w:tcPr>
+          <w:p>
+            <w:pPr>
+              <w:contextualSpacing/>
+              <w:rPr>
+                <w:sz w:val="14"/>
+                <w:szCs w:val="14"/>
+              </w:rPr>
+            </w:pPr>
+            <w:r>
+              <w:rPr>
+                <w:sz w:val="14"/>
+                <w:szCs w:val="14"/>
+              </w:rPr>
+              <w:t>- Oxacillin</w:t>
+            </w:r>
+          </w:p>
+        </w:tc>
+        <w:tc>
+          <w:tcPr>
+            <w:tcW w:w="141" w:type="dxa"/>
+            <w:shd w:val="clear" w:color="auto" w:fill="FFFF99"/>
+            <w:noWrap/>
+            <w:tcMar>
+              <w:left w:w="0" w:type="dxa"/>
+              <w:right w:w="0" w:type="dxa"/>
+            </w:tcMar>
+            <w:textDirection w:val="tbRl"/>
+            <w:vAlign w:val="center"/>
+          </w:tcPr>
+          <w:p>
+            <w:pPr>
+              <w:contextualSpacing/>
+              <w:rPr>
+                <w:sz w:val="14"/>
+                <w:szCs w:val="14"/>
+              </w:rPr>
+            </w:pPr>
+            <w:r>
+              <w:rPr>
+                <w:sz w:val="14"/>
+                <w:szCs w:val="14"/>
+              </w:rPr>
+              <w:t>- Amicillin</w:t>
+            </w:r>
+          </w:p>
+        </w:tc>
+        <w:tc>
+          <w:tcPr>
+            <w:tcW w:w="142" w:type="dxa"/>
+            <w:shd w:val="clear" w:color="auto" w:fill="FFFF99"/>
+            <w:noWrap/>
+            <w:tcMar>
+              <w:left w:w="0" w:type="dxa"/>
+              <w:right w:w="0" w:type="dxa"/>
+            </w:tcMar>
+            <w:textDirection w:val="tbRl"/>
+            <w:vAlign w:val="center"/>
+          </w:tcPr>
+          <w:p>
+            <w:pPr>
+              <w:contextualSpacing/>
+              <w:rPr>
+                <w:sz w:val="14"/>
+                <w:szCs w:val="14"/>
+              </w:rPr>
+            </w:pPr>
+            <w:r>
+              <w:rPr>
+                <w:sz w:val="14"/>
+                <w:szCs w:val="14"/>
+              </w:rPr>
+              <w:t>- Ampicillin/Sulbactam</w:t>
+            </w:r>
+          </w:p>
+        </w:tc>
+        <w:tc>
+          <w:tcPr>
+            <w:tcW w:w="142" w:type="dxa"/>
+            <w:shd w:val="clear" w:color="auto" w:fill="FFFF99"/>
+            <w:noWrap/>
+            <w:tcMar>
+              <w:left w:w="0" w:type="dxa"/>
+              <w:right w:w="0" w:type="dxa"/>
+            </w:tcMar>
+            <w:textDirection w:val="tbRl"/>
+            <w:vAlign w:val="center"/>
+          </w:tcPr>
+          <w:p>
+            <w:pPr>
+              <w:contextualSpacing/>
+              <w:rPr>
+                <w:sz w:val="14"/>
+                <w:szCs w:val="14"/>
+              </w:rPr>
+            </w:pPr>
+            <w:r>
+              <w:rPr>
+                <w:sz w:val="14"/>
+                <w:szCs w:val="14"/>
+              </w:rPr>
+              <w:t>- Piperacillin</w:t>
+            </w:r>
+          </w:p>
+        </w:tc>
+        <w:tc>
+          <w:tcPr>
+            <w:tcW w:w="142" w:type="dxa"/>
+            <w:shd w:val="clear" w:color="auto" w:fill="FFFF99"/>
+            <w:noWrap/>
+            <w:tcMar>
+              <w:left w:w="0" w:type="dxa"/>
+              <w:right w:w="0" w:type="dxa"/>
+            </w:tcMar>
+            <w:textDirection w:val="tbRl"/>
+            <w:vAlign w:val="center"/>
+          </w:tcPr>
+          <w:p>
+            <w:pPr>
+              <w:contextualSpacing/>
+              <w:rPr>
+                <w:sz w:val="14"/>
+                <w:szCs w:val="14"/>
+              </w:rPr>
+            </w:pPr>
+            <w:r>
+              <w:rPr>
+                <w:sz w:val="14"/>
+                <w:szCs w:val="14"/>
+              </w:rPr>
+              <w:t>- Piperacillin/Tazobactam</w:t>
+            </w:r>
+          </w:p>
+        </w:tc>
+        <w:tc>
+          <w:tcPr>
+            <w:tcW w:w="141" w:type="dxa"/>
+            <w:shd w:val="clear" w:color="auto" w:fill="FFFF99"/>
+            <w:noWrap/>
+            <w:tcMar>
+              <w:left w:w="0" w:type="dxa"/>
+              <w:right w:w="0" w:type="dxa"/>
+            </w:tcMar>
+            <w:textDirection w:val="tbRl"/>
+            <w:vAlign w:val="center"/>
+          </w:tcPr>
+          <w:p>
+            <w:pPr>
+              <w:contextualSpacing/>
+              <w:rPr>
+                <w:sz w:val="14"/>
+                <w:szCs w:val="14"/>
+              </w:rPr>
+            </w:pPr>
+            <w:r>
+              <w:rPr>
+                <w:sz w:val="14"/>
+                <w:szCs w:val="14"/>
+              </w:rPr>
+              <w:t>- Cefazolin (Gr. 1)</w:t>
+            </w:r>
+          </w:p>
+        </w:tc>
+        <w:tc>
+          <w:tcPr>
+            <w:tcW w:w="142" w:type="dxa"/>
+            <w:shd w:val="clear" w:color="auto" w:fill="FFFF99"/>
+            <w:noWrap/>
+            <w:tcMar>
+              <w:left w:w="0" w:type="dxa"/>
+              <w:right w:w="0" w:type="dxa"/>
+            </w:tcMar>
+            <w:textDirection w:val="tbRl"/>
+            <w:vAlign w:val="center"/>
+          </w:tcPr>
+          <w:p>
+            <w:pPr>
+              <w:contextualSpacing/>
+              <w:rPr>
+                <w:sz w:val="14"/>
+                <w:szCs w:val="14"/>
+              </w:rPr>
+            </w:pPr>
+            <w:r>
+              <w:rPr>
+                <w:sz w:val="14"/>
+                <w:szCs w:val="14"/>
+              </w:rPr>
+              <w:t>- Cefaclor (Oral Gr. 1)</w:t>
+            </w:r>
+          </w:p>
+        </w:tc>
+        <w:tc>
+          <w:tcPr>
+            <w:tcW w:w="142" w:type="dxa"/>
+            <w:shd w:val="clear" w:color="auto" w:fill="FFFF99"/>
+            <w:noWrap/>
+            <w:tcMar>
+              <w:left w:w="0" w:type="dxa"/>
+              <w:right w:w="0" w:type="dxa"/>
+            </w:tcMar>
+            <w:textDirection w:val="tbRl"/>
+            <w:vAlign w:val="center"/>
+          </w:tcPr>
+          <w:p>
+            <w:pPr>
+              <w:contextualSpacing/>
+              <w:rPr>
+                <w:sz w:val="14"/>
+                <w:szCs w:val="14"/>
+              </w:rPr>
+            </w:pPr>
+            <w:r>
+              <w:rPr>
+                <w:sz w:val="14"/>
+                <w:szCs w:val="14"/>
+              </w:rPr>
+              <w:t>- Cefalexin (Oral Gr.  1)</w:t>
+            </w:r>
+          </w:p>
+        </w:tc>
+        <w:tc>
+          <w:tcPr>
+            <w:tcW w:w="142" w:type="dxa"/>
+            <w:shd w:val="clear" w:color="auto" w:fill="FFFF99"/>
+            <w:noWrap/>
+            <w:tcMar>
+              <w:left w:w="0" w:type="dxa"/>
+              <w:right w:w="0" w:type="dxa"/>
+            </w:tcMar>
+            <w:textDirection w:val="tbRl"/>
+            <w:vAlign w:val="center"/>
+          </w:tcPr>
+          <w:p>
+            <w:pPr>
+              <w:contextualSpacing/>
+              <w:rPr>
+                <w:sz w:val="14"/>
+                <w:szCs w:val="14"/>
+              </w:rPr>
+            </w:pPr>
+            <w:r>
+              <w:rPr>
+                <w:sz w:val="14"/>
+                <w:szCs w:val="14"/>
+              </w:rPr>
+              <w:t>- Cefuroxim (Oral/PE Gr. 2)</w:t>
+            </w:r>
+          </w:p>
+        </w:tc>
+        <w:tc>
+          <w:tcPr>
+            <w:tcW w:w="141" w:type="dxa"/>
+            <w:shd w:val="clear" w:color="auto" w:fill="FFFF99"/>
+            <w:noWrap/>
+            <w:tcMar>
+              <w:left w:w="0" w:type="dxa"/>
+              <w:right w:w="0" w:type="dxa"/>
+            </w:tcMar>
+            <w:textDirection w:val="tbRl"/>
+            <w:vAlign w:val="center"/>
+          </w:tcPr>
+          <w:p>
+            <w:pPr>
+              <w:contextualSpacing/>
+              <w:rPr>
+                <w:sz w:val="14"/>
+                <w:szCs w:val="14"/>
+              </w:rPr>
+            </w:pPr>
+            <w:r>
+              <w:rPr>
+                <w:sz w:val="14"/>
+                <w:szCs w:val="14"/>
+              </w:rPr>
+              <w:t>- Cefotiam (Gr. 2)</w:t>
+            </w:r>
+          </w:p>
+        </w:tc>
+        <w:tc>
+          <w:tcPr>
+            <w:tcW w:w="142" w:type="dxa"/>
+            <w:shd w:val="clear" w:color="auto" w:fill="FFFF99"/>
+            <w:noWrap/>
+            <w:tcMar>
+              <w:left w:w="0" w:type="dxa"/>
+              <w:right w:w="0" w:type="dxa"/>
+            </w:tcMar>
+            <w:textDirection w:val="tbRl"/>
+            <w:vAlign w:val="center"/>
+          </w:tcPr>
+          <w:p>
+            <w:pPr>
+              <w:contextualSpacing/>
+              <w:rPr>
+                <w:sz w:val="14"/>
+                <w:szCs w:val="14"/>
+              </w:rPr>
+            </w:pPr>
+            <w:r>
+              <w:rPr>
+                <w:sz w:val="14"/>
+                <w:szCs w:val="14"/>
+              </w:rPr>
+              <w:t>- Cefixim (Oral Gr. 3)</w:t>
+            </w:r>
+          </w:p>
+        </w:tc>
+        <w:tc>
+          <w:tcPr>
+            <w:tcW w:w="142" w:type="dxa"/>
+            <w:shd w:val="clear" w:color="auto" w:fill="FFFF99"/>
+            <w:noWrap/>
+            <w:tcMar>
+              <w:left w:w="0" w:type="dxa"/>
+              <w:right w:w="0" w:type="dxa"/>
+            </w:tcMar>
+            <w:textDirection w:val="tbRl"/>
+            <w:vAlign w:val="center"/>
+          </w:tcPr>
+          <w:p>
+            <w:pPr>
+              <w:contextualSpacing/>
+              <w:rPr>
+                <w:sz w:val="14"/>
+                <w:szCs w:val="14"/>
+              </w:rPr>
+            </w:pPr>
+            <w:r>
+              <w:rPr>
+                <w:sz w:val="14"/>
+                <w:szCs w:val="14"/>
+              </w:rPr>
+              <w:t>- Cefotaxim (Gr. 3a)</w:t>
+            </w:r>
+          </w:p>
+        </w:tc>
+        <w:tc>
+          <w:tcPr>
+            <w:tcW w:w="142" w:type="dxa"/>
+            <w:shd w:val="clear" w:color="auto" w:fill="FFFF99"/>
+            <w:noWrap/>
+            <w:tcMar>
+              <w:left w:w="0" w:type="dxa"/>
+              <w:right w:w="0" w:type="dxa"/>
+            </w:tcMar>
+            <w:textDirection w:val="tbRl"/>
+            <w:vAlign w:val="center"/>
+          </w:tcPr>
+          <w:p>
+            <w:pPr>
+              <w:contextualSpacing/>
+              <w:rPr>
+                <w:sz w:val="14"/>
+                <w:szCs w:val="14"/>
+              </w:rPr>
+            </w:pPr>
+            <w:r>
+              <w:rPr>
+                <w:sz w:val="14"/>
+                <w:szCs w:val="14"/>
+              </w:rPr>
+              <w:t>- Ceftriaxon (Gr. 3a)</w:t>
+            </w:r>
+          </w:p>
+        </w:tc>
+        <w:tc>
+          <w:tcPr>
+            <w:tcW w:w="141" w:type="dxa"/>
+            <w:shd w:val="clear" w:color="auto" w:fill="FFFF99"/>
+            <w:noWrap/>
+            <w:tcMar>
+              <w:left w:w="0" w:type="dxa"/>
+              <w:right w:w="0" w:type="dxa"/>
+            </w:tcMar>
+            <w:textDirection w:val="tbRl"/>
+            <w:vAlign w:val="center"/>
+          </w:tcPr>
+          <w:p>
+            <w:pPr>
+              <w:contextualSpacing/>
+              <w:rPr>
+                <w:sz w:val="14"/>
+                <w:szCs w:val="14"/>
+              </w:rPr>
+            </w:pPr>
+            <w:r>
+              <w:rPr>
+                <w:sz w:val="14"/>
+                <w:szCs w:val="14"/>
+              </w:rPr>
+              <w:t>- Ceftazidim (Gr. 3b)</w:t>
+            </w:r>
+          </w:p>
+        </w:tc>
+        <w:tc>
+          <w:tcPr>
+            <w:tcW w:w="142" w:type="dxa"/>
+            <w:shd w:val="clear" w:color="auto" w:fill="FFFF99"/>
+            <w:noWrap/>
+            <w:tcMar>
+              <w:left w:w="0" w:type="dxa"/>
+              <w:right w:w="0" w:type="dxa"/>
+            </w:tcMar>
+            <w:textDirection w:val="tbRl"/>
+            <w:vAlign w:val="center"/>
+          </w:tcPr>
+          <w:p>
+            <w:pPr>
+              <w:contextualSpacing/>
+              <w:rPr>
+                <w:sz w:val="14"/>
+                <w:szCs w:val="14"/>
+              </w:rPr>
+            </w:pPr>
+            <w:r>
+              <w:rPr>
+                <w:sz w:val="14"/>
+                <w:szCs w:val="14"/>
+              </w:rPr>
+              <w:t>- Imipenem</w:t>
+            </w:r>
+          </w:p>
+        </w:tc>
+        <w:tc>
+          <w:tcPr>
+            <w:tcW w:w="142" w:type="dxa"/>
+            <w:shd w:val="clear" w:color="auto" w:fill="FFFF99"/>
+            <w:noWrap/>
+            <w:tcMar>
+              <w:left w:w="0" w:type="dxa"/>
+              <w:right w:w="0" w:type="dxa"/>
+            </w:tcMar>
+            <w:textDirection w:val="tbRl"/>
+            <w:vAlign w:val="center"/>
+          </w:tcPr>
+          <w:p>
+            <w:pPr>
+              <w:contextualSpacing/>
+              <w:rPr>
+                <w:sz w:val="14"/>
+                <w:szCs w:val="14"/>
+              </w:rPr>
+            </w:pPr>
+            <w:r>
+              <w:rPr>
+                <w:sz w:val="14"/>
+                <w:szCs w:val="14"/>
+              </w:rPr>
+              <w:t>- Meropenem</w:t>
+            </w:r>
+          </w:p>
+        </w:tc>
+        <w:tc>
+          <w:tcPr>
+            <w:tcW w:w="142" w:type="dxa"/>
+            <w:shd w:val="clear" w:color="auto" w:fill="FFFF99"/>
+            <w:noWrap/>
+            <w:tcMar>
+              <w:left w:w="0" w:type="dxa"/>
+              <w:right w:w="0" w:type="dxa"/>
+            </w:tcMar>
+            <w:textDirection w:val="tbRl"/>
+            <w:vAlign w:val="center"/>
+          </w:tcPr>
+          <w:p>
+            <w:pPr>
+              <w:contextualSpacing/>
+              <w:rPr>
+                <w:sz w:val="14"/>
+                <w:szCs w:val="14"/>
+              </w:rPr>
+            </w:pPr>
+            <w:r>
+              <w:rPr>
+                <w:sz w:val="14"/>
+                <w:szCs w:val="14"/>
+              </w:rPr>
+              <w:t>- Ciprofloxacin</w:t>
+            </w:r>
+          </w:p>
+        </w:tc>
+        <w:tc>
+          <w:tcPr>
+            <w:tcW w:w="141" w:type="dxa"/>
+            <w:shd w:val="clear" w:color="auto" w:fill="FFFF99"/>
+            <w:noWrap/>
+            <w:tcMar>
+              <w:left w:w="0" w:type="dxa"/>
+              <w:right w:w="0" w:type="dxa"/>
+            </w:tcMar>
+            <w:textDirection w:val="tbRl"/>
+            <w:vAlign w:val="center"/>
+          </w:tcPr>
+          <w:p>
+            <w:pPr>
+              <w:contextualSpacing/>
+              <w:rPr>
+                <w:sz w:val="14"/>
+                <w:szCs w:val="14"/>
+              </w:rPr>
+            </w:pPr>
+            <w:r>
+              <w:rPr>
+                <w:sz w:val="14"/>
+                <w:szCs w:val="14"/>
+              </w:rPr>
+              <w:t>- Levofloxacin</w:t>
+            </w:r>
+          </w:p>
+        </w:tc>
+        <w:tc>
+          <w:tcPr>
+            <w:tcW w:w="142" w:type="dxa"/>
+            <w:shd w:val="clear" w:color="auto" w:fill="FFFF99"/>
+            <w:noWrap/>
+            <w:tcMar>
+              <w:left w:w="0" w:type="dxa"/>
+              <w:right w:w="0" w:type="dxa"/>
+            </w:tcMar>
+            <w:textDirection w:val="tbRl"/>
+            <w:vAlign w:val="center"/>
+          </w:tcPr>
+          <w:p>
+            <w:pPr>
+              <w:contextualSpacing/>
+              <w:rPr>
+                <w:sz w:val="14"/>
+                <w:szCs w:val="14"/>
+              </w:rPr>
+            </w:pPr>
+            <w:r>
+              <w:rPr>
+                <w:sz w:val="14"/>
+                <w:szCs w:val="14"/>
+              </w:rPr>
+              <w:t>- Moxifloxacin</w:t>
+            </w:r>
+          </w:p>
+        </w:tc>
+        <w:tc>
+          <w:tcPr>
+            <w:tcW w:w="142" w:type="dxa"/>
+            <w:shd w:val="clear" w:color="auto" w:fill="FFFF99"/>
+            <w:noWrap/>
+            <w:tcMar>
+              <w:left w:w="0" w:type="dxa"/>
+              <w:right w:w="0" w:type="dxa"/>
+            </w:tcMar>
+            <w:textDirection w:val="tbRl"/>
+            <w:vAlign w:val="center"/>
+          </w:tcPr>
+          <w:p>
+            <w:pPr>
+              <w:contextualSpacing/>
+              <w:rPr>
+                <w:sz w:val="14"/>
+                <w:szCs w:val="14"/>
+              </w:rPr>
+            </w:pPr>
+            <w:r>
+              <w:rPr>
+                <w:sz w:val="14"/>
+                <w:szCs w:val="14"/>
+              </w:rPr>
+              <w:t>- Gentamycin</w:t>
+            </w:r>
+          </w:p>
+        </w:tc>
+        <w:tc>
+          <w:tcPr>
+            <w:tcW w:w="142" w:type="dxa"/>
+            <w:shd w:val="clear" w:color="auto" w:fill="FFFF99"/>
+            <w:noWrap/>
+            <w:tcMar>
+              <w:left w:w="0" w:type="dxa"/>
+              <w:right w:w="0" w:type="dxa"/>
+            </w:tcMar>
+            <w:textDirection w:val="tbRl"/>
+            <w:vAlign w:val="center"/>
+          </w:tcPr>
+          <w:p>
+            <w:pPr>
+              <w:contextualSpacing/>
+              <w:rPr>
+                <w:sz w:val="14"/>
+                <w:szCs w:val="14"/>
+              </w:rPr>
+            </w:pPr>
+            <w:r>
+              <w:rPr>
+                <w:sz w:val="14"/>
+                <w:szCs w:val="14"/>
+              </w:rPr>
+              <w:t>- Gentamycin (HR)</w:t>
+            </w:r>
+          </w:p>
+        </w:tc>
+        <w:tc>
+          <w:tcPr>
+            <w:tcW w:w="141" w:type="dxa"/>
+            <w:shd w:val="clear" w:color="auto" w:fill="FFFF99"/>
+            <w:noWrap/>
+            <w:tcMar>
+              <w:left w:w="0" w:type="dxa"/>
+              <w:right w:w="0" w:type="dxa"/>
+            </w:tcMar>
+            <w:textDirection w:val="tbRl"/>
+            <w:vAlign w:val="center"/>
+          </w:tcPr>
+          <w:p>
+            <w:pPr>
+              <w:contextualSpacing/>
+              <w:rPr>
+                <w:sz w:val="14"/>
+                <w:szCs w:val="14"/>
+              </w:rPr>
+            </w:pPr>
+            <w:r>
+              <w:rPr>
+                <w:sz w:val="14"/>
+                <w:szCs w:val="14"/>
+              </w:rPr>
+              <w:t>- Tobramycin</w:t>
+            </w:r>
+          </w:p>
+        </w:tc>
+        <w:tc>
+          <w:tcPr>
+            <w:tcW w:w="142" w:type="dxa"/>
+            <w:shd w:val="clear" w:color="auto" w:fill="FFFF99"/>
+            <w:noWrap/>
+            <w:tcMar>
+              <w:left w:w="0" w:type="dxa"/>
+              <w:right w:w="0" w:type="dxa"/>
+            </w:tcMar>
+            <w:textDirection w:val="tbRl"/>
+            <w:vAlign w:val="center"/>
+          </w:tcPr>
+          <w:p>
+            <w:pPr>
+              <w:contextualSpacing/>
+              <w:rPr>
+                <w:sz w:val="14"/>
+                <w:szCs w:val="14"/>
+              </w:rPr>
+            </w:pPr>
+            <w:r>
+              <w:rPr>
+                <w:sz w:val="14"/>
+                <w:szCs w:val="14"/>
+              </w:rPr>
+              <w:t>- Amikacin</w:t>
+            </w:r>
+          </w:p>
+        </w:tc>
+        <w:tc>
+          <w:tcPr>
+            <w:tcW w:w="142" w:type="dxa"/>
+            <w:shd w:val="clear" w:color="auto" w:fill="FFFF99"/>
+            <w:noWrap/>
+            <w:tcMar>
+              <w:left w:w="0" w:type="dxa"/>
+              <w:right w:w="0" w:type="dxa"/>
+            </w:tcMar>
+            <w:textDirection w:val="tbRl"/>
+            <w:vAlign w:val="center"/>
+          </w:tcPr>
+          <w:p>
+            <w:pPr>
+              <w:contextualSpacing/>
+              <w:rPr>
+                <w:sz w:val="14"/>
+                <w:szCs w:val="14"/>
+              </w:rPr>
+            </w:pPr>
+            <w:r>
+              <w:rPr>
+                <w:sz w:val="14"/>
+                <w:szCs w:val="14"/>
+              </w:rPr>
+              <w:t>- Colistin</w:t>
+            </w:r>
+          </w:p>
+        </w:tc>
+        <w:tc>
+          <w:tcPr>
+            <w:tcW w:w="142" w:type="dxa"/>
+            <w:shd w:val="clear" w:color="auto" w:fill="FFFF99"/>
+            <w:noWrap/>
+            <w:tcMar>
+              <w:left w:w="0" w:type="dxa"/>
+              <w:right w:w="0" w:type="dxa"/>
+            </w:tcMar>
+            <w:textDirection w:val="tbRl"/>
+            <w:vAlign w:val="center"/>
+          </w:tcPr>
+          <w:p>
+            <w:pPr>
+              <w:contextualSpacing/>
+              <w:rPr>
+                <w:sz w:val="14"/>
+                <w:szCs w:val="14"/>
+              </w:rPr>
+            </w:pPr>
+            <w:r>
+              <w:rPr>
+                <w:sz w:val="14"/>
+                <w:szCs w:val="14"/>
+              </w:rPr>
+              <w:t>- Erythromycin</w:t>
+            </w:r>
+          </w:p>
+        </w:tc>
+        <w:tc>
+          <w:tcPr>
+            <w:tcW w:w="141" w:type="dxa"/>
+            <w:shd w:val="clear" w:color="auto" w:fill="FFFF99"/>
+            <w:noWrap/>
+            <w:tcMar>
+              <w:left w:w="0" w:type="dxa"/>
+              <w:right w:w="0" w:type="dxa"/>
+            </w:tcMar>
+            <w:textDirection w:val="tbRl"/>
+            <w:vAlign w:val="center"/>
+          </w:tcPr>
+          <w:p>
+            <w:pPr>
+              <w:contextualSpacing/>
+              <w:rPr>
+                <w:sz w:val="14"/>
+                <w:szCs w:val="14"/>
+              </w:rPr>
+            </w:pPr>
+            <w:r>
+              <w:rPr>
+                <w:sz w:val="14"/>
+                <w:szCs w:val="14"/>
+              </w:rPr>
+              <w:t>- Clarithromycin</w:t>
+            </w:r>
+          </w:p>
+        </w:tc>
+        <w:tc>
+          <w:tcPr>
+            <w:tcW w:w="142" w:type="dxa"/>
+            <w:shd w:val="clear" w:color="auto" w:fill="FFFF99"/>
+            <w:noWrap/>
+            <w:tcMar>
+              <w:left w:w="0" w:type="dxa"/>
+              <w:right w:w="0" w:type="dxa"/>
+            </w:tcMar>
+            <w:textDirection w:val="tbRl"/>
+            <w:vAlign w:val="center"/>
+          </w:tcPr>
+          <w:p>
+            <w:pPr>
+              <w:contextualSpacing/>
+              <w:rPr>
+                <w:sz w:val="14"/>
+                <w:szCs w:val="14"/>
+              </w:rPr>
+            </w:pPr>
+            <w:r>
+              <w:rPr>
+                <w:sz w:val="14"/>
+                <w:szCs w:val="14"/>
+              </w:rPr>
+              <w:t>- Doxycyclin</w:t>
+            </w:r>
+          </w:p>
+        </w:tc>
+        <w:tc>
+          <w:tcPr>
+            <w:tcW w:w="142" w:type="dxa"/>
+            <w:shd w:val="clear" w:color="auto" w:fill="FFFF99"/>
+            <w:noWrap/>
+            <w:tcMar>
+              <w:left w:w="0" w:type="dxa"/>
+              <w:right w:w="0" w:type="dxa"/>
+            </w:tcMar>
+            <w:textDirection w:val="tbRl"/>
+            <w:vAlign w:val="center"/>
+          </w:tcPr>
+          <w:p>
+            <w:pPr>
+              <w:contextualSpacing/>
+              <w:rPr>
+                <w:sz w:val="14"/>
+                <w:szCs w:val="14"/>
+              </w:rPr>
+            </w:pPr>
+            <w:r>
+              <w:rPr>
+                <w:sz w:val="14"/>
+                <w:szCs w:val="14"/>
+              </w:rPr>
+              <w:t>- Tetracyclin</w:t>
+            </w:r>
+          </w:p>
+        </w:tc>
+        <w:tc>
+          <w:tcPr>
+            <w:tcW w:w="142" w:type="dxa"/>
+            <w:shd w:val="clear" w:color="auto" w:fill="FFFF99"/>
+            <w:noWrap/>
+            <w:tcMar>
+              <w:left w:w="0" w:type="dxa"/>
+              <w:right w:w="0" w:type="dxa"/>
+            </w:tcMar>
+            <w:textDirection w:val="tbRl"/>
+            <w:vAlign w:val="center"/>
+          </w:tcPr>
+          <w:p>
+            <w:pPr>
+              <w:contextualSpacing/>
+              <w:rPr>
+                <w:sz w:val="14"/>
+                <w:szCs w:val="14"/>
+              </w:rPr>
+            </w:pPr>
+            <w:r>
+              <w:rPr>
+                <w:sz w:val="14"/>
+                <w:szCs w:val="14"/>
+              </w:rPr>
+              <w:t>- Tigecyclin</w:t>
+            </w:r>
+          </w:p>
+        </w:tc>
+        <w:tc>
+          <w:tcPr>
+            <w:tcW w:w="141" w:type="dxa"/>
+            <w:shd w:val="clear" w:color="auto" w:fill="FFFF99"/>
+            <w:noWrap/>
+            <w:tcMar>
+              <w:left w:w="0" w:type="dxa"/>
+              <w:right w:w="0" w:type="dxa"/>
+            </w:tcMar>
+            <w:textDirection w:val="tbRl"/>
+            <w:vAlign w:val="center"/>
+          </w:tcPr>
+          <w:p>
+            <w:pPr>
+              <w:contextualSpacing/>
+              <w:rPr>
+                <w:sz w:val="14"/>
+                <w:szCs w:val="14"/>
+              </w:rPr>
+            </w:pPr>
+            <w:r>
+              <w:rPr>
+                <w:sz w:val="14"/>
+                <w:szCs w:val="14"/>
+              </w:rPr>
+              <w:t>- Clindamycin</w:t>
+            </w:r>
+          </w:p>
+        </w:tc>
+        <w:tc>
+          <w:tcPr>
+            <w:tcW w:w="142" w:type="dxa"/>
+            <w:shd w:val="clear" w:color="auto" w:fill="FFFF99"/>
+            <w:noWrap/>
+            <w:tcMar>
+              <w:left w:w="0" w:type="dxa"/>
+              <w:right w:w="0" w:type="dxa"/>
+            </w:tcMar>
+            <w:textDirection w:val="tbRl"/>
+            <w:vAlign w:val="center"/>
+          </w:tcPr>
+          <w:p>
+            <w:pPr>
+              <w:contextualSpacing/>
+              <w:rPr>
+                <w:sz w:val="14"/>
+                <w:szCs w:val="14"/>
+              </w:rPr>
+            </w:pPr>
+            <w:r>
+              <w:rPr>
+                <w:sz w:val="14"/>
+                <w:szCs w:val="14"/>
+              </w:rPr>
+              <w:t>- Vancomycin</w:t>
+            </w:r>
+          </w:p>
+        </w:tc>
+        <w:tc>
+          <w:tcPr>
+            <w:tcW w:w="137" w:type="dxa"/>
+            <w:shd w:val="clear" w:color="auto" w:fill="FFFF99"/>
+            <w:noWrap/>
+            <w:tcMar>
+              <w:left w:w="0" w:type="dxa"/>
+              <w:right w:w="0" w:type="dxa"/>
+            </w:tcMar>
+            <w:textDirection w:val="tbRl"/>
+            <w:vAlign w:val="center"/>
+          </w:tcPr>
+          <w:p>
+            <w:pPr>
+              <w:contextualSpacing/>
+              <w:rPr>
+                <w:sz w:val="14"/>
+                <w:szCs w:val="14"/>
+              </w:rPr>
+            </w:pPr>
+            <w:r>
+              <w:rPr>
+                <w:sz w:val="14"/>
+                <w:szCs w:val="14"/>
+              </w:rPr>
+              <w:t>- Rifampicin</w:t>
+            </w:r>
+          </w:p>
+        </w:tc>
+        <w:tc>
+          <w:tcPr>
+            <w:tcW w:w="135" w:type="dxa"/>
+            <w:shd w:val="clear" w:color="auto" w:fill="FFFF99"/>
+            <w:noWrap/>
+            <w:tcMar>
+              <w:left w:w="0" w:type="dxa"/>
+              <w:right w:w="0" w:type="dxa"/>
+            </w:tcMar>
+            <w:textDirection w:val="tbRl"/>
+            <w:vAlign w:val="center"/>
+          </w:tcPr>
+          <w:p>
+            <w:pPr>
+              <w:contextualSpacing/>
+              <w:rPr>
+                <w:sz w:val="14"/>
+                <w:szCs w:val="14"/>
+              </w:rPr>
+            </w:pPr>
+            <w:r>
+              <w:rPr>
+                <w:sz w:val="14"/>
+                <w:szCs w:val="14"/>
+              </w:rPr>
+              <w:t>- Linezolid</w:t>
+            </w:r>
+          </w:p>
+        </w:tc>
+        <w:tc>
+          <w:tcPr>
+            <w:tcW w:w="135" w:type="dxa"/>
+            <w:shd w:val="clear" w:color="auto" w:fill="FFFF99"/>
+            <w:noWrap/>
+            <w:tcMar>
+              <w:left w:w="0" w:type="dxa"/>
+              <w:right w:w="0" w:type="dxa"/>
+            </w:tcMar>
+            <w:textDirection w:val="tbRl"/>
+            <w:vAlign w:val="center"/>
+          </w:tcPr>
+          <w:p>
+            <w:pPr>
+              <w:contextualSpacing/>
+              <w:rPr>
+                <w:sz w:val="14"/>
+                <w:szCs w:val="14"/>
+              </w:rPr>
+            </w:pPr>
+            <w:r>
+              <w:rPr>
+                <w:sz w:val="14"/>
+                <w:szCs w:val="14"/>
+              </w:rPr>
+              <w:t>- Fosfomycin</w:t>
+            </w:r>
+          </w:p>
+        </w:tc>
+        <w:tc>
+          <w:tcPr>
+            <w:tcW w:w="135" w:type="dxa"/>
+            <w:shd w:val="clear" w:color="auto" w:fill="FFFF99"/>
+            <w:noWrap/>
+            <w:tcMar>
+              <w:left w:w="0" w:type="dxa"/>
+              <w:right w:w="0" w:type="dxa"/>
+            </w:tcMar>
+            <w:textDirection w:val="tbRl"/>
+            <w:vAlign w:val="center"/>
+          </w:tcPr>
+          <w:p>
+            <w:pPr>
+              <w:rPr>
+                <w:sz w:val="14"/>
+                <w:szCs w:val="14"/>
+              </w:rPr>
+            </w:pPr>
+            <w:r>
+              <w:rPr>
+                <w:sz w:val="14"/>
+                <w:szCs w:val="14"/>
+              </w:rPr>
+              <w:t>- Nitrofurantoin</w:t>
+            </w:r>
+          </w:p>
+        </w:tc>
+        <w:tc>
+          <w:tcPr>
+            <w:tcW w:w="135" w:type="dxa"/>
+            <w:shd w:val="clear" w:color="auto" w:fill="FFFF99"/>
+            <w:noWrap/>
+            <w:tcMar>
+              <w:left w:w="0" w:type="dxa"/>
+              <w:right w:w="0" w:type="dxa"/>
+            </w:tcMar>
+            <w:textDirection w:val="tbRl"/>
+            <w:vAlign w:val="center"/>
+          </w:tcPr>
+          <w:p>
+            <w:pPr>
+              <w:contextualSpacing/>
+              <w:rPr>
+                <w:sz w:val="14"/>
+                <w:szCs w:val="14"/>
+              </w:rPr>
+            </w:pPr>
+            <w:r>
+              <w:rPr>
+                <w:sz w:val="14"/>
+                <w:szCs w:val="14"/>
+              </w:rPr>
+              <w:t>- TMP</w:t>
+            </w:r>
+          </w:p>
+        </w:tc>
+        <w:tc>
+          <w:tcPr>
+            <w:tcW w:w="138" w:type="dxa"/>
+            <w:shd w:val="clear" w:color="auto" w:fill="FFFF99"/>
+            <w:noWrap/>
+            <w:tcMar>
+              <w:left w:w="0" w:type="dxa"/>
+              <w:right w:w="0" w:type="dxa"/>
+            </w:tcMar>
+            <w:textDirection w:val="tbRl"/>
+            <w:vAlign w:val="center"/>
+          </w:tcPr>
+          <w:p>
+            <w:pPr>
+              <w:contextualSpacing/>
+              <w:rPr>
+                <w:sz w:val="14"/>
+                <w:szCs w:val="14"/>
+              </w:rPr>
+            </w:pPr>
+            <w:r>
+              <w:rPr>
+                <w:sz w:val="14"/>
+                <w:szCs w:val="14"/>
+              </w:rPr>
+              <w:t>- Metronidazol</w:t>
+            </w:r>
+          </w:p>
+        </w:tc>
+      </w:tr>
+      <w:tr>
+        <w:tc>
+          <w:tcPr>
+            <w:tcW w:w="899" w:type="dxa"/>
+            <w:noWrap/>
+          </w:tcPr>
+          <w:p>
+            <w:pPr>
+              <w:pStyle w:val="Logo"/>
+              <w:jc w:val="left"/>
+              <w:rPr>
+                <w:sz w:val="16"/>
+                <w:szCs w:val="16"/>
+              </w:rPr>
+            </w:pPr>
+            <w:bookmarkStart w:id="55" w:name="MibiErregerZelle1"/>
+            <w:bookmarkEnd w:id="55"/>
+          </w:p>
+        </w:tc>
+        <w:tc>
+          <w:tcPr>
+            <w:tcW w:w="134" w:type="dxa"/>
+            <w:noWrap/>
+          </w:tcPr>
+          <w:p>
+            <w:pPr>
+              <w:pStyle w:val="Logo"/>
+              <w:jc w:val="left"/>
+              <w:rPr>
+                <w:sz w:val="16"/>
+                <w:szCs w:val="16"/>
+              </w:rPr>
+            </w:pPr>
+          </w:p>
+        </w:tc>
+        <w:tc>
+          <w:tcPr>
+            <w:tcW w:w="4774" w:type="dxa"/>
+            <w:noWrap/>
+          </w:tcPr>
+          <w:p>
+            <w:pPr>
+              <w:pStyle w:val="Logo"/>
+              <w:jc w:val="left"/>
+              <w:rPr>
+                <w:sz w:val="16"/>
+                <w:szCs w:val="16"/>
+              </w:rPr>
+            </w:pPr>
+          </w:p>
+        </w:tc>
+        <w:tc>
+          <w:tcPr>
+            <w:tcW w:w="3260" w:type="dxa"/>
+          </w:tcPr>
+          <w:p>
+            <w:pPr>
+              <w:pStyle w:val="Logo"/>
+              <w:jc w:val="left"/>
+              <w:rPr>
+                <w:sz w:val="16"/>
+                <w:szCs w:val="16"/>
+              </w:rPr>
+            </w:pPr>
+          </w:p>
+        </w:tc>
+        <w:tc>
+          <w:tcPr>
+            <w:tcW w:w="851" w:type="dxa"/>
+          </w:tcPr>
+          <w:p>
+            <w:pPr>
+              <w:pStyle w:val="Logo"/>
+              <w:jc w:val="left"/>
+              <w:rPr>
+                <w:sz w:val="16"/>
+                <w:szCs w:val="16"/>
+              </w:rPr>
+            </w:pPr>
+          </w:p>
+        </w:tc>
+        <w:tc>
+          <w:tcPr>
+            <w:tcW w:w="425" w:type="dxa"/>
+          </w:tcPr>
+          <w:p>
+            <w:pPr>
+              <w:pStyle w:val="Logo"/>
+              <w:jc w:val="left"/>
+              <w:rPr>
+                <w:sz w:val="16"/>
+                <w:szCs w:val="16"/>
+              </w:rPr>
+            </w:pPr>
+          </w:p>
+        </w:tc>
+        <w:tc>
+          <w:tcPr>
+            <w:tcW w:w="142" w:type="dxa"/>
+            <w:noWrap/>
+            <w:tcMar>
+              <w:left w:w="0" w:type="dxa"/>
+              <w:right w:w="0" w:type="dxa"/>
+            </w:tcMar>
+          </w:tcPr>
+          <w:p>
+            <w:pPr>
+              <w:rPr>
+                <w:sz w:val="16"/>
+                <w:szCs w:val="16"/>
+              </w:rPr>
+            </w:pPr>
+          </w:p>
+        </w:tc>
+        <w:tc>
+          <w:tcPr>
+            <w:tcW w:w="142" w:type="dxa"/>
+            <w:noWrap/>
+            <w:tcMar>
+              <w:left w:w="0" w:type="dxa"/>
+              <w:right w:w="0" w:type="dxa"/>
+            </w:tcMar>
+          </w:tcPr>
+          <w:p>
+            <w:pPr>
+              <w:rPr>
+                <w:sz w:val="16"/>
+                <w:szCs w:val="16"/>
+              </w:rPr>
+            </w:pPr>
+          </w:p>
+        </w:tc>
+        <w:tc>
+          <w:tcPr>
+            <w:tcW w:w="141" w:type="dxa"/>
+            <w:noWrap/>
+            <w:tcMar>
+              <w:left w:w="0" w:type="dxa"/>
+              <w:right w:w="0" w:type="dxa"/>
+            </w:tcMar>
+          </w:tcPr>
+          <w:p>
+            <w:pPr>
+              <w:rPr>
+                <w:sz w:val="16"/>
+                <w:szCs w:val="16"/>
+              </w:rPr>
+            </w:pPr>
+          </w:p>
+        </w:tc>
+        <w:tc>
+          <w:tcPr>
+            <w:tcW w:w="142" w:type="dxa"/>
+            <w:noWrap/>
+            <w:tcMar>
+              <w:left w:w="0" w:type="dxa"/>
+              <w:right w:w="0" w:type="dxa"/>
+            </w:tcMar>
+          </w:tcPr>
+          <w:p>
+            <w:pPr>
+              <w:rPr>
+                <w:sz w:val="16"/>
+                <w:szCs w:val="16"/>
+              </w:rPr>
+            </w:pPr>
+          </w:p>
+        </w:tc>
+        <w:tc>
+          <w:tcPr>
+            <w:tcW w:w="142" w:type="dxa"/>
+            <w:noWrap/>
+            <w:tcMar>
+              <w:left w:w="0" w:type="dxa"/>
+              <w:right w:w="0" w:type="dxa"/>
+            </w:tcMar>
+          </w:tcPr>
+          <w:p>
+            <w:pPr>
+              <w:rPr>
+                <w:sz w:val="16"/>
+                <w:szCs w:val="16"/>
+              </w:rPr>
+            </w:pPr>
+          </w:p>
+        </w:tc>
+        <w:tc>
+          <w:tcPr>
+            <w:tcW w:w="142" w:type="dxa"/>
+            <w:noWrap/>
+            <w:tcMar>
+              <w:left w:w="0" w:type="dxa"/>
+              <w:right w:w="0" w:type="dxa"/>
+            </w:tcMar>
+          </w:tcPr>
+          <w:p>
+            <w:pPr>
+              <w:rPr>
+                <w:sz w:val="16"/>
+                <w:szCs w:val="16"/>
+              </w:rPr>
+            </w:pPr>
+          </w:p>
+        </w:tc>
+        <w:tc>
+          <w:tcPr>
+            <w:tcW w:w="141" w:type="dxa"/>
+            <w:noWrap/>
+            <w:tcMar>
+              <w:left w:w="0" w:type="dxa"/>
+              <w:right w:w="0" w:type="dxa"/>
+            </w:tcMar>
+          </w:tcPr>
+          <w:p>
+            <w:pPr>
+              <w:pStyle w:val="Logo"/>
+              <w:jc w:val="left"/>
+              <w:rPr>
+                <w:sz w:val="16"/>
+                <w:szCs w:val="16"/>
+              </w:rPr>
+            </w:pPr>
+          </w:p>
+        </w:tc>
+        <w:tc>
+          <w:tcPr>
+            <w:tcW w:w="142" w:type="dxa"/>
+            <w:noWrap/>
+            <w:tcMar>
+              <w:left w:w="0" w:type="dxa"/>
+              <w:right w:w="0" w:type="dxa"/>
+            </w:tcMar>
+          </w:tcPr>
+          <w:p>
+            <w:pPr>
+              <w:rPr>
+                <w:sz w:val="16"/>
+                <w:szCs w:val="16"/>
+              </w:rPr>
+            </w:pPr>
+          </w:p>
+        </w:tc>
+        <w:tc>
+          <w:tcPr>
+            <w:tcW w:w="142" w:type="dxa"/>
+            <w:noWrap/>
+            <w:tcMar>
+              <w:left w:w="0" w:type="dxa"/>
+              <w:right w:w="0" w:type="dxa"/>
+            </w:tcMar>
+          </w:tcPr>
+          <w:p>
+            <w:pPr>
+              <w:rPr>
+                <w:sz w:val="16"/>
+                <w:szCs w:val="16"/>
+              </w:rPr>
+            </w:pPr>
+          </w:p>
+        </w:tc>
+        <w:tc>
+          <w:tcPr>
+            <w:tcW w:w="142" w:type="dxa"/>
+            <w:noWrap/>
+            <w:tcMar>
+              <w:left w:w="0" w:type="dxa"/>
+              <w:right w:w="0" w:type="dxa"/>
+            </w:tcMar>
+          </w:tcPr>
+          <w:p>
+            <w:pPr>
+              <w:rPr>
+                <w:sz w:val="16"/>
+                <w:szCs w:val="16"/>
+              </w:rPr>
+            </w:pPr>
+          </w:p>
+        </w:tc>
+        <w:tc>
+          <w:tcPr>
+            <w:tcW w:w="141" w:type="dxa"/>
+            <w:noWrap/>
+            <w:tcMar>
+              <w:left w:w="0" w:type="dxa"/>
+              <w:right w:w="0" w:type="dxa"/>
+            </w:tcMar>
+          </w:tcPr>
+          <w:p>
+            <w:pPr>
+              <w:rPr>
+                <w:sz w:val="16"/>
+                <w:szCs w:val="16"/>
+              </w:rPr>
+            </w:pPr>
+          </w:p>
+        </w:tc>
+        <w:tc>
+          <w:tcPr>
+            <w:tcW w:w="142" w:type="dxa"/>
+            <w:noWrap/>
+            <w:tcMar>
+              <w:left w:w="0" w:type="dxa"/>
+              <w:right w:w="0" w:type="dxa"/>
+            </w:tcMar>
+          </w:tcPr>
+          <w:p>
+            <w:pPr>
+              <w:rPr>
+                <w:sz w:val="16"/>
+                <w:szCs w:val="16"/>
+              </w:rPr>
+            </w:pPr>
+          </w:p>
+        </w:tc>
+        <w:tc>
+          <w:tcPr>
+            <w:tcW w:w="142" w:type="dxa"/>
+            <w:noWrap/>
+            <w:tcMar>
+              <w:left w:w="0" w:type="dxa"/>
+              <w:right w:w="0" w:type="dxa"/>
+            </w:tcMar>
+          </w:tcPr>
+          <w:p>
+            <w:pPr>
+              <w:rPr>
+                <w:sz w:val="16"/>
+                <w:szCs w:val="16"/>
+              </w:rPr>
+            </w:pPr>
+          </w:p>
+        </w:tc>
+        <w:tc>
+          <w:tcPr>
+            <w:tcW w:w="142" w:type="dxa"/>
+            <w:noWrap/>
+            <w:tcMar>
+              <w:left w:w="0" w:type="dxa"/>
+              <w:right w:w="0" w:type="dxa"/>
+            </w:tcMar>
+          </w:tcPr>
+          <w:p>
+            <w:pPr>
+              <w:rPr>
+                <w:sz w:val="16"/>
+                <w:szCs w:val="16"/>
+              </w:rPr>
+            </w:pPr>
+          </w:p>
+        </w:tc>
+        <w:tc>
+          <w:tcPr>
+            <w:tcW w:w="141" w:type="dxa"/>
+            <w:noWrap/>
+            <w:tcMar>
+              <w:left w:w="0" w:type="dxa"/>
+              <w:right w:w="0" w:type="dxa"/>
+            </w:tcMar>
+          </w:tcPr>
+          <w:p>
+            <w:pPr>
+              <w:rPr>
+                <w:sz w:val="16"/>
+                <w:szCs w:val="16"/>
+              </w:rPr>
+            </w:pPr>
+          </w:p>
+        </w:tc>
+        <w:tc>
+          <w:tcPr>
+            <w:tcW w:w="142" w:type="dxa"/>
+            <w:noWrap/>
+            <w:tcMar>
+              <w:left w:w="0" w:type="dxa"/>
+              <w:right w:w="0" w:type="dxa"/>
+            </w:tcMar>
+          </w:tcPr>
+          <w:p>
+            <w:pPr>
+              <w:rPr>
+                <w:sz w:val="16"/>
+                <w:szCs w:val="16"/>
+              </w:rPr>
+            </w:pPr>
+          </w:p>
+        </w:tc>
+        <w:tc>
+          <w:tcPr>
+            <w:tcW w:w="142" w:type="dxa"/>
+            <w:noWrap/>
+            <w:tcMar>
+              <w:left w:w="0" w:type="dxa"/>
+              <w:right w:w="0" w:type="dxa"/>
+            </w:tcMar>
+          </w:tcPr>
+          <w:p>
+            <w:pPr>
+              <w:rPr>
+                <w:sz w:val="16"/>
+                <w:szCs w:val="16"/>
+              </w:rPr>
+            </w:pPr>
+          </w:p>
+        </w:tc>
+        <w:tc>
+          <w:tcPr>
+            <w:tcW w:w="142" w:type="dxa"/>
+            <w:noWrap/>
+            <w:tcMar>
+              <w:left w:w="0" w:type="dxa"/>
+              <w:right w:w="0" w:type="dxa"/>
+            </w:tcMar>
+          </w:tcPr>
+          <w:p>
+            <w:pPr>
+              <w:rPr>
+                <w:sz w:val="16"/>
+                <w:szCs w:val="16"/>
+              </w:rPr>
+            </w:pPr>
+          </w:p>
+        </w:tc>
+        <w:tc>
+          <w:tcPr>
+            <w:tcW w:w="141" w:type="dxa"/>
+            <w:noWrap/>
+            <w:tcMar>
+              <w:left w:w="0" w:type="dxa"/>
+              <w:right w:w="0" w:type="dxa"/>
+            </w:tcMar>
+          </w:tcPr>
+          <w:p>
+            <w:pPr>
+              <w:rPr>
+                <w:sz w:val="16"/>
+                <w:szCs w:val="16"/>
+              </w:rPr>
+            </w:pPr>
+          </w:p>
+        </w:tc>
+        <w:tc>
+          <w:tcPr>
+            <w:tcW w:w="142" w:type="dxa"/>
+            <w:noWrap/>
+            <w:tcMar>
+              <w:left w:w="0" w:type="dxa"/>
+              <w:right w:w="0" w:type="dxa"/>
+            </w:tcMar>
+          </w:tcPr>
+          <w:p>
+            <w:pPr>
+              <w:rPr>
+                <w:sz w:val="16"/>
+                <w:szCs w:val="16"/>
+              </w:rPr>
+            </w:pPr>
+          </w:p>
+        </w:tc>
+        <w:tc>
+          <w:tcPr>
+            <w:tcW w:w="142" w:type="dxa"/>
+            <w:noWrap/>
+            <w:tcMar>
+              <w:left w:w="0" w:type="dxa"/>
+              <w:right w:w="0" w:type="dxa"/>
+            </w:tcMar>
+          </w:tcPr>
+          <w:p>
+            <w:pPr>
+              <w:rPr>
+                <w:sz w:val="16"/>
+                <w:szCs w:val="16"/>
+              </w:rPr>
+            </w:pPr>
+          </w:p>
+        </w:tc>
+        <w:tc>
+          <w:tcPr>
+            <w:tcW w:w="142" w:type="dxa"/>
+            <w:noWrap/>
+            <w:tcMar>
+              <w:left w:w="0" w:type="dxa"/>
+              <w:right w:w="0" w:type="dxa"/>
+            </w:tcMar>
+          </w:tcPr>
+          <w:p>
+            <w:pPr>
+              <w:rPr>
+                <w:sz w:val="16"/>
+                <w:szCs w:val="16"/>
+              </w:rPr>
+            </w:pPr>
+          </w:p>
+        </w:tc>
+        <w:tc>
+          <w:tcPr>
+            <w:tcW w:w="141" w:type="dxa"/>
+            <w:noWrap/>
+            <w:tcMar>
+              <w:left w:w="0" w:type="dxa"/>
+              <w:right w:w="0" w:type="dxa"/>
+            </w:tcMar>
+          </w:tcPr>
+          <w:p>
+            <w:pPr>
+              <w:rPr>
+                <w:sz w:val="16"/>
+                <w:szCs w:val="16"/>
+              </w:rPr>
+            </w:pPr>
+          </w:p>
+        </w:tc>
+        <w:tc>
+          <w:tcPr>
+            <w:tcW w:w="142" w:type="dxa"/>
+            <w:noWrap/>
+            <w:tcMar>
+              <w:left w:w="0" w:type="dxa"/>
+              <w:right w:w="0" w:type="dxa"/>
+            </w:tcMar>
+          </w:tcPr>
+          <w:p>
+            <w:pPr>
+              <w:rPr>
+                <w:sz w:val="16"/>
+                <w:szCs w:val="16"/>
+              </w:rPr>
+            </w:pPr>
+          </w:p>
+        </w:tc>
+        <w:tc>
+          <w:tcPr>
+            <w:tcW w:w="142" w:type="dxa"/>
+            <w:noWrap/>
+            <w:tcMar>
+              <w:left w:w="0" w:type="dxa"/>
+              <w:right w:w="0" w:type="dxa"/>
+            </w:tcMar>
+          </w:tcPr>
+          <w:p>
+            <w:pPr>
+              <w:rPr>
+                <w:sz w:val="16"/>
+                <w:szCs w:val="16"/>
+              </w:rPr>
+            </w:pPr>
+          </w:p>
+        </w:tc>
+        <w:tc>
+          <w:tcPr>
+            <w:tcW w:w="142" w:type="dxa"/>
+            <w:noWrap/>
+            <w:tcMar>
+              <w:left w:w="0" w:type="dxa"/>
+              <w:right w:w="0" w:type="dxa"/>
+            </w:tcMar>
+          </w:tcPr>
+          <w:p>
+            <w:pPr>
+              <w:rPr>
+                <w:sz w:val="16"/>
+                <w:szCs w:val="16"/>
+              </w:rPr>
+            </w:pPr>
+          </w:p>
+        </w:tc>
+        <w:tc>
+          <w:tcPr>
+            <w:tcW w:w="141" w:type="dxa"/>
+            <w:noWrap/>
+            <w:tcMar>
+              <w:left w:w="0" w:type="dxa"/>
+              <w:right w:w="0" w:type="dxa"/>
+            </w:tcMar>
+          </w:tcPr>
+          <w:p>
+            <w:pPr>
+              <w:rPr>
+                <w:sz w:val="16"/>
+                <w:szCs w:val="16"/>
+              </w:rPr>
+            </w:pPr>
+          </w:p>
+        </w:tc>
+        <w:tc>
+          <w:tcPr>
+            <w:tcW w:w="142" w:type="dxa"/>
+            <w:noWrap/>
+            <w:tcMar>
+              <w:left w:w="0" w:type="dxa"/>
+              <w:right w:w="0" w:type="dxa"/>
+            </w:tcMar>
+          </w:tcPr>
+          <w:p>
+            <w:pPr>
+              <w:rPr>
+                <w:sz w:val="16"/>
+                <w:szCs w:val="16"/>
+              </w:rPr>
+            </w:pPr>
+          </w:p>
+        </w:tc>
+        <w:tc>
+          <w:tcPr>
+            <w:tcW w:w="142" w:type="dxa"/>
+            <w:noWrap/>
+            <w:tcMar>
+              <w:left w:w="0" w:type="dxa"/>
+              <w:right w:w="0" w:type="dxa"/>
+            </w:tcMar>
+          </w:tcPr>
+          <w:p>
+            <w:pPr>
+              <w:rPr>
+                <w:sz w:val="16"/>
+                <w:szCs w:val="16"/>
+              </w:rPr>
+            </w:pPr>
+          </w:p>
+        </w:tc>
+        <w:tc>
+          <w:tcPr>
+            <w:tcW w:w="142" w:type="dxa"/>
+            <w:noWrap/>
+            <w:tcMar>
+              <w:left w:w="0" w:type="dxa"/>
+              <w:right w:w="0" w:type="dxa"/>
+            </w:tcMar>
+          </w:tcPr>
+          <w:p>
+            <w:pPr>
+              <w:rPr>
+                <w:sz w:val="16"/>
+                <w:szCs w:val="16"/>
+              </w:rPr>
+            </w:pPr>
+          </w:p>
+        </w:tc>
+        <w:tc>
+          <w:tcPr>
+            <w:tcW w:w="141" w:type="dxa"/>
+            <w:noWrap/>
+            <w:tcMar>
+              <w:left w:w="0" w:type="dxa"/>
+              <w:right w:w="0" w:type="dxa"/>
+            </w:tcMar>
+          </w:tcPr>
+          <w:p>
+            <w:pPr>
+              <w:rPr>
+                <w:sz w:val="16"/>
+                <w:szCs w:val="16"/>
+              </w:rPr>
+            </w:pPr>
+          </w:p>
+        </w:tc>
+        <w:tc>
+          <w:tcPr>
+            <w:tcW w:w="142" w:type="dxa"/>
+            <w:noWrap/>
+            <w:tcMar>
+              <w:left w:w="0" w:type="dxa"/>
+              <w:right w:w="0" w:type="dxa"/>
+            </w:tcMar>
+          </w:tcPr>
+          <w:p>
+            <w:pPr>
+              <w:rPr>
+                <w:sz w:val="16"/>
+                <w:szCs w:val="16"/>
+              </w:rPr>
+            </w:pPr>
+          </w:p>
+        </w:tc>
+        <w:tc>
+          <w:tcPr>
+            <w:tcW w:w="137" w:type="dxa"/>
+            <w:noWrap/>
+            <w:tcMar>
+              <w:left w:w="0" w:type="dxa"/>
+              <w:right w:w="0" w:type="dxa"/>
+            </w:tcMar>
+          </w:tcPr>
+          <w:p>
+            <w:pPr>
+              <w:rPr>
+                <w:sz w:val="16"/>
+                <w:szCs w:val="16"/>
+              </w:rPr>
+            </w:pPr>
+          </w:p>
+        </w:tc>
+        <w:tc>
+          <w:tcPr>
+            <w:tcW w:w="135" w:type="dxa"/>
+            <w:noWrap/>
+            <w:tcMar>
+              <w:left w:w="0" w:type="dxa"/>
+              <w:right w:w="0" w:type="dxa"/>
+            </w:tcMar>
+          </w:tcPr>
+          <w:p>
+            <w:pPr>
+              <w:rPr>
+                <w:sz w:val="16"/>
+                <w:szCs w:val="16"/>
+              </w:rPr>
+            </w:pPr>
+          </w:p>
+        </w:tc>
+        <w:tc>
+          <w:tcPr>
+            <w:tcW w:w="135" w:type="dxa"/>
+            <w:noWrap/>
+            <w:tcMar>
+              <w:left w:w="0" w:type="dxa"/>
+              <w:right w:w="0" w:type="dxa"/>
+            </w:tcMar>
+          </w:tcPr>
+          <w:p>
+            <w:pPr>
+              <w:pStyle w:val="Logo"/>
+              <w:jc w:val="left"/>
+              <w:rPr>
+                <w:sz w:val="16"/>
+                <w:szCs w:val="16"/>
+              </w:rPr>
+            </w:pPr>
+          </w:p>
+        </w:tc>
+        <w:tc>
+          <w:tcPr>
+            <w:tcW w:w="135" w:type="dxa"/>
+            <w:noWrap/>
+            <w:tcMar>
+              <w:left w:w="0" w:type="dxa"/>
+              <w:right w:w="0" w:type="dxa"/>
+            </w:tcMar>
+          </w:tcPr>
+          <w:p>
+            <w:pPr>
+              <w:pStyle w:val="Logo"/>
+              <w:jc w:val="left"/>
+              <w:rPr>
+                <w:sz w:val="16"/>
+                <w:szCs w:val="16"/>
+              </w:rPr>
+            </w:pPr>
+          </w:p>
+        </w:tc>
+        <w:tc>
+          <w:tcPr>
+            <w:tcW w:w="135" w:type="dxa"/>
+            <w:noWrap/>
+            <w:tcMar>
+              <w:left w:w="0" w:type="dxa"/>
+              <w:right w:w="0" w:type="dxa"/>
+            </w:tcMar>
+          </w:tcPr>
+          <w:p>
+            <w:pPr>
+              <w:pStyle w:val="Logo"/>
+              <w:jc w:val="left"/>
+              <w:rPr>
+                <w:sz w:val="16"/>
+                <w:szCs w:val="16"/>
+              </w:rPr>
+            </w:pPr>
+          </w:p>
+        </w:tc>
+        <w:tc>
+          <w:tcPr>
+            <w:tcW w:w="138" w:type="dxa"/>
+            <w:noWrap/>
+            <w:tcMar>
+              <w:left w:w="0" w:type="dxa"/>
+              <w:right w:w="0" w:type="dxa"/>
+            </w:tcMar>
+          </w:tcPr>
+          <w:p>
+            <w:pPr>
+              <w:pStyle w:val="Logo"/>
+              <w:jc w:val="left"/>
+              <w:rPr>
+                <w:sz w:val="16"/>
+                <w:szCs w:val="16"/>
+              </w:rPr>
+            </w:pPr>
+          </w:p>
+        </w:tc>
+      </w:tr>
+    </w:tbl>
+    <w:p>
+      <w:bookmarkStart w:id="56" w:name="MibiErreger"/>
+      <w:bookmarkEnd w:id="56"/>
+    </w:p>
+    <w:p/>
+    <w:p>
+      <w:bookmarkStart w:id="57" w:name="_GoBack"/>
+      <w:bookmarkEnd w:id="57"/>
     </w:p>
     <w:sectPr>
-      <w:pgSz w:w="11906" w:h="16838"/>
-      <w:pgMar w:top="1417" w:right="1417" w:bottom="1134" w:left="1417" w:header="708" w:footer="708" w:gutter="0"/>
-      <w:cols w:space="708"/>
+      <w:pgSz w:w="16838" w:h="11906" w:orient="landscape" w:code="9"/>
+      <w:pgMar w:top="1125" w:right="567" w:bottom="1134" w:left="567" w:header="709" w:footer="709" w:gutter="0"/>
+      <w:paperSrc w:first="1" w:other="2"/>
+      <w:cols w:space="709"/>
+      <w:formProt w:val="0"/>
       <w:docGrid w:linePitch="360"/>
     </w:sectPr>
   </w:body>
 </w:document>
+</file>
+
+<file path=word/footer1.xml><?xml version="1.0" encoding="utf-8"?>
+<w:ftr xmlns:wpc="http://schemas.microsoft.com/office/word/2010/wordprocessingCanvas" xmlns:cx="http://schemas.microsoft.com/office/drawing/2014/chartex" xmlns:cx1="http://schemas.microsoft.com/office/drawing/2015/9/8/chartex" xmlns:mc="http://schemas.openxmlformats.org/markup-compatibility/2006" xmlns:o="urn:schemas-microsoft-com:office:office" xmlns:r="http://schemas.openxmlformats.org/officeDocument/2006/relationships" xmlns:m="http://schemas.openxmlformats.org/officeDocument/2006/math" xmlns:v="urn:schemas-microsoft-com:vml" xmlns:wp14="http://schemas.microsoft.com/office/word/2010/wordprocessingDrawing" xmlns:wp="http://schemas.openxmlformats.org/drawingml/2006/wordprocessingDrawing" xmlns:w10="urn:schemas-microsoft-com:office:word" xmlns:w="http://schemas.openxmlformats.org/wordprocessingml/2006/main" xmlns:w14="http://schemas.microsoft.com/office/word/2010/wordml" xmlns:w15="http://schemas.microsoft.com/office/word/2012/wordml" xmlns:w16se="http://schemas.microsoft.com/office/word/2015/wordml/symex" xmlns:wpg="http://schemas.microsoft.com/office/word/2010/wordprocessingGroup" xmlns:wpi="http://schemas.microsoft.com/office/word/2010/wordprocessingInk" xmlns:wne="http://schemas.microsoft.com/office/word/2006/wordml" xmlns:wps="http://schemas.microsoft.com/office/word/2010/wordprocessingShape" mc:Ignorable="w14 w15 w16se wp14">
+  <w:p>
+    <w:pPr>
+      <w:pStyle w:val="Fuzeile"/>
+    </w:pPr>
+  </w:p>
+</w:ftr>
+</file>
+
+<file path=word/footer2.xml><?xml version="1.0" encoding="utf-8"?>
+<w:ftr xmlns:wpc="http://schemas.microsoft.com/office/word/2010/wordprocessingCanvas" xmlns:cx="http://schemas.microsoft.com/office/drawing/2014/chartex" xmlns:cx1="http://schemas.microsoft.com/office/drawing/2015/9/8/chartex" xmlns:mc="http://schemas.openxmlformats.org/markup-compatibility/2006" xmlns:o="urn:schemas-microsoft-com:office:office" xmlns:r="http://schemas.openxmlformats.org/officeDocument/2006/relationships" xmlns:m="http://schemas.openxmlformats.org/officeDocument/2006/math" xmlns:v="urn:schemas-microsoft-com:vml" xmlns:wp14="http://schemas.microsoft.com/office/word/2010/wordprocessingDrawing" xmlns:wp="http://schemas.openxmlformats.org/drawingml/2006/wordprocessingDrawing" xmlns:w10="urn:schemas-microsoft-com:office:word" xmlns:w="http://schemas.openxmlformats.org/wordprocessingml/2006/main" xmlns:w14="http://schemas.microsoft.com/office/word/2010/wordml" xmlns:w15="http://schemas.microsoft.com/office/word/2012/wordml" xmlns:w16se="http://schemas.microsoft.com/office/word/2015/wordml/symex" xmlns:wpg="http://schemas.microsoft.com/office/word/2010/wordprocessingGroup" xmlns:wpi="http://schemas.microsoft.com/office/word/2010/wordprocessingInk" xmlns:wne="http://schemas.microsoft.com/office/word/2006/wordml" xmlns:wps="http://schemas.microsoft.com/office/word/2010/wordprocessingShape" mc:Ignorable="w14 w15 w16se wp14">
+  <w:tbl>
+    <w:tblPr>
+      <w:tblStyle w:val="Tabellenraster"/>
+      <w:tblW w:w="9781" w:type="dxa"/>
+      <w:tblInd w:w="-5" w:type="dxa"/>
+      <w:tblBorders>
+        <w:top w:val="none" w:sz="0" w:space="0" w:color="auto"/>
+        <w:left w:val="none" w:sz="0" w:space="0" w:color="auto"/>
+        <w:bottom w:val="none" w:sz="0" w:space="0" w:color="auto"/>
+        <w:right w:val="none" w:sz="0" w:space="0" w:color="auto"/>
+        <w:insideH w:val="none" w:sz="0" w:space="0" w:color="auto"/>
+        <w:insideV w:val="none" w:sz="0" w:space="0" w:color="auto"/>
+      </w:tblBorders>
+      <w:tblLook w:val="04A0" w:firstRow="1" w:lastRow="0" w:firstColumn="1" w:lastColumn="0" w:noHBand="0" w:noVBand="1"/>
+    </w:tblPr>
+    <w:tblGrid>
+      <w:gridCol w:w="8648"/>
+      <w:gridCol w:w="1133"/>
+    </w:tblGrid>
+    <w:tr>
+      <w:trPr>
+        <w:trHeight w:val="250"/>
+      </w:trPr>
+      <w:tc>
+        <w:tcPr>
+          <w:tcW w:w="8648" w:type="dxa"/>
+        </w:tcPr>
+        <w:p>
+          <w:pPr>
+            <w:rPr>
+              <w:b/>
+              <w:bCs/>
+              <w:color w:val="5B9BD5" w:themeColor="accent1"/>
+              <w:sz w:val="15"/>
+              <w:szCs w:val="15"/>
+            </w:rPr>
+          </w:pPr>
+          <w:r>
+            <w:rPr>
+              <w:sz w:val="15"/>
+              <w:szCs w:val="15"/>
+            </w:rPr>
+            <w:fldChar w:fldCharType="begin"/>
+          </w:r>
+          <w:r>
+            <w:rPr>
+              <w:sz w:val="15"/>
+              <w:szCs w:val="15"/>
+            </w:rPr>
+            <w:instrText xml:space="preserve"> DATE \@ "dd.MM.yyyy" </w:instrText>
+          </w:r>
+          <w:r>
+            <w:rPr>
+              <w:sz w:val="15"/>
+              <w:szCs w:val="15"/>
+            </w:rPr>
+            <w:fldChar w:fldCharType="separate"/>
+          </w:r>
+          <w:r>
+            <w:rPr>
+              <w:noProof/>
+              <w:sz w:val="15"/>
+              <w:szCs w:val="15"/>
+            </w:rPr>
+            <w:t>17.07.2026</w:t>
+          </w:r>
+          <w:r>
+            <w:rPr>
+              <w:sz w:val="15"/>
+              <w:szCs w:val="15"/>
+            </w:rPr>
+            <w:fldChar w:fldCharType="end"/>
+          </w:r>
+        </w:p>
+      </w:tc>
+      <w:tc>
+        <w:tcPr>
+          <w:tcW w:w="1133" w:type="dxa"/>
+        </w:tcPr>
+        <w:p>
+          <w:pPr>
+            <w:rPr>
+              <w:sz w:val="15"/>
+              <w:szCs w:val="15"/>
+            </w:rPr>
+          </w:pPr>
+          <w:r>
+            <w:rPr>
+              <w:sz w:val="15"/>
+              <w:szCs w:val="15"/>
+            </w:rPr>
+            <w:t xml:space="preserve">Seite </w:t>
+          </w:r>
+          <w:r>
+            <w:rPr>
+              <w:rStyle w:val="Seitenzahl"/>
+              <w:rFonts w:cs="Arial"/>
+              <w:sz w:val="15"/>
+              <w:szCs w:val="15"/>
+            </w:rPr>
+            <w:fldChar w:fldCharType="begin"/>
+          </w:r>
+          <w:r>
+            <w:rPr>
+              <w:rStyle w:val="Seitenzahl"/>
+              <w:rFonts w:cs="Arial"/>
+              <w:sz w:val="15"/>
+              <w:szCs w:val="15"/>
+            </w:rPr>
+            <w:instrText xml:space="preserve"> PAGE </w:instrText>
+          </w:r>
+          <w:r>
+            <w:rPr>
+              <w:rStyle w:val="Seitenzahl"/>
+              <w:rFonts w:cs="Arial"/>
+              <w:sz w:val="15"/>
+              <w:szCs w:val="15"/>
+            </w:rPr>
+            <w:fldChar w:fldCharType="separate"/>
+          </w:r>
+          <w:r>
+            <w:rPr>
+              <w:rStyle w:val="Seitenzahl"/>
+              <w:rFonts w:cs="Arial"/>
+              <w:noProof/>
+              <w:sz w:val="15"/>
+              <w:szCs w:val="15"/>
+            </w:rPr>
+            <w:t>3</w:t>
+          </w:r>
+          <w:r>
+            <w:rPr>
+              <w:rStyle w:val="Seitenzahl"/>
+              <w:rFonts w:cs="Arial"/>
+              <w:sz w:val="15"/>
+              <w:szCs w:val="15"/>
+            </w:rPr>
+            <w:fldChar w:fldCharType="end"/>
+          </w:r>
+          <w:r>
+            <w:rPr>
+              <w:rStyle w:val="Seitenzahl"/>
+              <w:rFonts w:cs="Arial"/>
+              <w:sz w:val="15"/>
+              <w:szCs w:val="15"/>
+            </w:rPr>
+            <w:t xml:space="preserve"> von </w:t>
+          </w:r>
+          <w:r>
+            <w:rPr>
+              <w:rStyle w:val="Seitenzahl"/>
+              <w:rFonts w:cs="Arial"/>
+              <w:sz w:val="15"/>
+              <w:szCs w:val="15"/>
+            </w:rPr>
+            <w:fldChar w:fldCharType="begin"/>
+          </w:r>
+          <w:r>
+            <w:rPr>
+              <w:rStyle w:val="Seitenzahl"/>
+              <w:rFonts w:cs="Arial"/>
+              <w:sz w:val="15"/>
+              <w:szCs w:val="15"/>
+            </w:rPr>
+            <w:instrText xml:space="preserve"> NUMPAGES </w:instrText>
+          </w:r>
+          <w:r>
+            <w:rPr>
+              <w:rStyle w:val="Seitenzahl"/>
+              <w:rFonts w:cs="Arial"/>
+              <w:sz w:val="15"/>
+              <w:szCs w:val="15"/>
+            </w:rPr>
+            <w:fldChar w:fldCharType="separate"/>
+          </w:r>
+          <w:r>
+            <w:rPr>
+              <w:rStyle w:val="Seitenzahl"/>
+              <w:rFonts w:cs="Arial"/>
+              <w:noProof/>
+              <w:sz w:val="15"/>
+              <w:szCs w:val="15"/>
+            </w:rPr>
+            <w:t>3</w:t>
+          </w:r>
+          <w:r>
+            <w:rPr>
+              <w:rStyle w:val="Seitenzahl"/>
+              <w:rFonts w:cs="Arial"/>
+              <w:sz w:val="15"/>
+              <w:szCs w:val="15"/>
+            </w:rPr>
+            <w:fldChar w:fldCharType="end"/>
+          </w:r>
+        </w:p>
+      </w:tc>
+    </w:tr>
+  </w:tbl>
+  <w:p>
+    <w:pPr>
+      <w:tabs>
+        <w:tab w:val="left" w:pos="3740"/>
+      </w:tabs>
+      <w:ind w:left="680"/>
+      <w:rPr>
+        <w:rStyle w:val="Seitenzahl"/>
+        <w:rFonts w:cs="Arial"/>
+        <w:sz w:val="16"/>
+        <w:szCs w:val="16"/>
+      </w:rPr>
+    </w:pPr>
+    <w:r>
+      <w:rPr>
+        <w:rStyle w:val="Seitenzahl"/>
+        <w:rFonts w:cs="Arial"/>
+        <w:sz w:val="16"/>
+        <w:szCs w:val="16"/>
+      </w:rPr>
+      <w:tab/>
+    </w:r>
+    <w:r>
+      <w:rPr>
+        <w:rStyle w:val="Seitenzahl"/>
+        <w:rFonts w:cs="Arial"/>
+        <w:sz w:val="16"/>
+        <w:szCs w:val="16"/>
+      </w:rPr>
+      <w:tab/>
+    </w:r>
+  </w:p>
+  <w:tbl>
+    <w:tblPr>
+      <w:tblStyle w:val="Tabellenraster"/>
+      <w:tblW w:w="0" w:type="auto"/>
+      <w:tblBorders>
+        <w:top w:val="none" w:sz="0" w:space="0" w:color="auto"/>
+        <w:left w:val="none" w:sz="0" w:space="0" w:color="auto"/>
+        <w:bottom w:val="none" w:sz="0" w:space="0" w:color="auto"/>
+        <w:right w:val="none" w:sz="0" w:space="0" w:color="auto"/>
+        <w:insideH w:val="none" w:sz="0" w:space="0" w:color="auto"/>
+        <w:insideV w:val="none" w:sz="0" w:space="0" w:color="auto"/>
+      </w:tblBorders>
+      <w:tblLook w:val="04A0" w:firstRow="1" w:lastRow="0" w:firstColumn="1" w:lastColumn="0" w:noHBand="0" w:noVBand="1"/>
+    </w:tblPr>
+    <w:tblGrid>
+      <w:gridCol w:w="7395"/>
+      <w:gridCol w:w="827"/>
+    </w:tblGrid>
+    <w:tr>
+      <w:tc>
+        <w:tcPr>
+          <w:tcW w:w="7395" w:type="dxa"/>
+        </w:tcPr>
+        <w:p>
+          <w:pPr>
+            <w:rPr>
+              <w:b/>
+              <w:bCs/>
+              <w:color w:val="5B9BD5" w:themeColor="accent1"/>
+              <w:sz w:val="16"/>
+              <w:szCs w:val="16"/>
+            </w:rPr>
+          </w:pPr>
+        </w:p>
+      </w:tc>
+      <w:tc>
+        <w:tcPr>
+          <w:tcW w:w="827" w:type="dxa"/>
+        </w:tcPr>
+        <w:p>
+          <w:pPr>
+            <w:jc w:val="right"/>
+            <w:rPr>
+              <w:b/>
+              <w:bCs/>
+              <w:color w:val="5B9BD5" w:themeColor="accent1"/>
+              <w:sz w:val="12"/>
+              <w:szCs w:val="12"/>
+            </w:rPr>
+          </w:pPr>
+        </w:p>
+      </w:tc>
+    </w:tr>
+    <w:tr>
+      <w:tc>
+        <w:tcPr>
+          <w:tcW w:w="7395" w:type="dxa"/>
+        </w:tcPr>
+        <w:p>
+          <w:pPr>
+            <w:rPr>
+              <w:b/>
+              <w:bCs/>
+              <w:color w:val="5B9BD5" w:themeColor="accent1"/>
+              <w:sz w:val="16"/>
+              <w:szCs w:val="16"/>
+            </w:rPr>
+          </w:pPr>
+        </w:p>
+      </w:tc>
+      <w:tc>
+        <w:tcPr>
+          <w:tcW w:w="827" w:type="dxa"/>
+        </w:tcPr>
+        <w:p>
+          <w:pPr>
+            <w:jc w:val="right"/>
+            <w:rPr>
+              <w:sz w:val="16"/>
+              <w:szCs w:val="16"/>
+            </w:rPr>
+          </w:pPr>
+        </w:p>
+      </w:tc>
+    </w:tr>
+  </w:tbl>
+  <w:p>
+    <w:pPr>
+      <w:ind w:left="680"/>
+      <w:rPr>
+        <w:b/>
+        <w:bCs/>
+        <w:color w:val="5B9BD5" w:themeColor="accent1"/>
+        <w:sz w:val="16"/>
+        <w:szCs w:val="16"/>
+      </w:rPr>
+    </w:pPr>
+  </w:p>
+</w:ftr>
+</file>
+
+<file path=word/footer3.xml><?xml version="1.0" encoding="utf-8"?>
+<w:ftr xmlns:wpc="http://schemas.microsoft.com/office/word/2010/wordprocessingCanvas" xmlns:cx="http://schemas.microsoft.com/office/drawing/2014/chartex" xmlns:cx1="http://schemas.microsoft.com/office/drawing/2015/9/8/chartex" xmlns:mc="http://schemas.openxmlformats.org/markup-compatibility/2006" xmlns:o="urn:schemas-microsoft-com:office:office" xmlns:r="http://schemas.openxmlformats.org/officeDocument/2006/relationships" xmlns:m="http://schemas.openxmlformats.org/officeDocument/2006/math" xmlns:v="urn:schemas-microsoft-com:vml" xmlns:wp14="http://schemas.microsoft.com/office/word/2010/wordprocessingDrawing" xmlns:wp="http://schemas.openxmlformats.org/drawingml/2006/wordprocessingDrawing" xmlns:w10="urn:schemas-microsoft-com:office:word" xmlns:w="http://schemas.openxmlformats.org/wordprocessingml/2006/main" xmlns:w14="http://schemas.microsoft.com/office/word/2010/wordml" xmlns:w15="http://schemas.microsoft.com/office/word/2012/wordml" xmlns:w16se="http://schemas.microsoft.com/office/word/2015/wordml/symex" xmlns:wpg="http://schemas.microsoft.com/office/word/2010/wordprocessingGroup" xmlns:wpi="http://schemas.microsoft.com/office/word/2010/wordprocessingInk" xmlns:wne="http://schemas.microsoft.com/office/word/2006/wordml" xmlns:wps="http://schemas.microsoft.com/office/word/2010/wordprocessingShape" mc:Ignorable="w14 w15 w16se wp14">
+  <w:tbl>
+    <w:tblPr>
+      <w:tblStyle w:val="Tabellenraster"/>
+      <w:tblW w:w="9778" w:type="dxa"/>
+      <w:tblInd w:w="-5" w:type="dxa"/>
+      <w:tblBorders>
+        <w:top w:val="none" w:sz="0" w:space="0" w:color="auto"/>
+        <w:left w:val="none" w:sz="0" w:space="0" w:color="auto"/>
+        <w:bottom w:val="none" w:sz="0" w:space="0" w:color="auto"/>
+        <w:right w:val="none" w:sz="0" w:space="0" w:color="auto"/>
+        <w:insideH w:val="none" w:sz="0" w:space="0" w:color="auto"/>
+        <w:insideV w:val="none" w:sz="0" w:space="0" w:color="auto"/>
+      </w:tblBorders>
+      <w:tblLook w:val="04A0" w:firstRow="1" w:lastRow="0" w:firstColumn="1" w:lastColumn="0" w:noHBand="0" w:noVBand="1"/>
+    </w:tblPr>
+    <w:tblGrid>
+      <w:gridCol w:w="7938"/>
+      <w:gridCol w:w="1840"/>
+    </w:tblGrid>
+    <w:tr>
+      <w:tc>
+        <w:tcPr>
+          <w:tcW w:w="7938" w:type="dxa"/>
+        </w:tcPr>
+        <w:p>
+          <w:pPr>
+            <w:rPr>
+              <w:bCs/>
+              <w:color w:val="5B9BD5" w:themeColor="accent1"/>
+              <w:sz w:val="16"/>
+              <w:szCs w:val="16"/>
+            </w:rPr>
+          </w:pPr>
+          <w:r>
+            <w:rPr>
+              <w:b/>
+              <w:bCs/>
+              <w:color w:val="5B9BD5" w:themeColor="accent1"/>
+              <w:sz w:val="16"/>
+              <w:szCs w:val="16"/>
+            </w:rPr>
+            <w:t xml:space="preserve">Sana Paulinenkrankenhaus gGmbH </w:t>
+          </w:r>
+          <w:r>
+            <w:rPr>
+              <w:bCs/>
+              <w:color w:val="5B9BD5" w:themeColor="accent1"/>
+              <w:sz w:val="16"/>
+              <w:szCs w:val="16"/>
+            </w:rPr>
+            <w:t>| Dickensweg 25 – 39 | 14055 Berlin</w:t>
+          </w:r>
+        </w:p>
+        <w:p>
+          <w:pPr>
+            <w:rPr>
+              <w:bCs/>
+              <w:color w:val="5B9BD5" w:themeColor="accent1"/>
+              <w:sz w:val="16"/>
+              <w:szCs w:val="16"/>
+            </w:rPr>
+          </w:pPr>
+          <w:r>
+            <w:rPr>
+              <w:bCs/>
+              <w:color w:val="5B9BD5" w:themeColor="accent1"/>
+              <w:sz w:val="16"/>
+              <w:szCs w:val="16"/>
+            </w:rPr>
+            <w:t xml:space="preserve">Telefon: 030 30008 0 | Telefax: 030 30008 223 | E-Mail: </w:t>
+          </w:r>
+          <w:hyperlink r:id="rId1" w:history="1">
+            <w:r>
+              <w:rPr>
+                <w:rStyle w:val="Hyperlink"/>
+                <w:rFonts w:cs="Arial"/>
+                <w:bCs/>
+                <w:color w:val="5B9BD5" w:themeColor="accent1"/>
+                <w:sz w:val="16"/>
+                <w:szCs w:val="16"/>
+              </w:rPr>
+              <w:t>info@paulinenkrankenhaus.de</w:t>
+            </w:r>
+          </w:hyperlink>
+        </w:p>
+        <w:p>
+          <w:pPr>
+            <w:rPr>
+              <w:bCs/>
+              <w:color w:val="5B9BD5" w:themeColor="accent1"/>
+              <w:sz w:val="16"/>
+              <w:szCs w:val="16"/>
+            </w:rPr>
+          </w:pPr>
+          <w:r>
+            <w:rPr>
+              <w:bCs/>
+              <w:color w:val="5B9BD5" w:themeColor="accent1"/>
+              <w:sz w:val="16"/>
+              <w:szCs w:val="16"/>
+            </w:rPr>
+            <w:t xml:space="preserve">Internet: </w:t>
+          </w:r>
+          <w:hyperlink r:id="rId2" w:history="1">
+            <w:r>
+              <w:rPr>
+                <w:rStyle w:val="Hyperlink"/>
+                <w:rFonts w:cs="Arial"/>
+                <w:bCs/>
+                <w:color w:val="5B9BD5" w:themeColor="accent1"/>
+                <w:sz w:val="16"/>
+                <w:szCs w:val="16"/>
+              </w:rPr>
+              <w:t>www.paulinenkrankenhaus.de</w:t>
+            </w:r>
+          </w:hyperlink>
+        </w:p>
+        <w:p>
+          <w:pPr>
+            <w:rPr>
+              <w:b/>
+              <w:bCs/>
+              <w:color w:val="5B9BD5" w:themeColor="accent1"/>
+              <w:sz w:val="16"/>
+              <w:szCs w:val="16"/>
+            </w:rPr>
+          </w:pPr>
+          <w:r>
+            <w:rPr>
+              <w:b/>
+              <w:bCs/>
+              <w:color w:val="5B9BD5" w:themeColor="accent1"/>
+              <w:sz w:val="16"/>
+              <w:szCs w:val="16"/>
+            </w:rPr>
+            <w:t xml:space="preserve">Geschäftsführung: </w:t>
+          </w:r>
+          <w:r>
+            <w:rPr>
+              <w:bCs/>
+              <w:color w:val="5B9BD5" w:themeColor="accent1"/>
+              <w:sz w:val="16"/>
+              <w:szCs w:val="16"/>
+            </w:rPr>
+            <w:t>Hamudi Mansour, Jean Franke</w:t>
+          </w:r>
+        </w:p>
+        <w:p>
+          <w:pPr>
+            <w:rPr>
+              <w:b/>
+              <w:bCs/>
+              <w:color w:val="5B9BD5" w:themeColor="accent1"/>
+              <w:sz w:val="16"/>
+              <w:szCs w:val="16"/>
+            </w:rPr>
+          </w:pPr>
+          <w:r>
+            <w:rPr>
+              <w:b/>
+              <w:bCs/>
+              <w:color w:val="5B9BD5" w:themeColor="accent1"/>
+              <w:sz w:val="16"/>
+              <w:szCs w:val="16"/>
+            </w:rPr>
+            <w:t>Sitz der Gesellschaft</w:t>
+          </w:r>
+          <w:r>
+            <w:rPr>
+              <w:bCs/>
+              <w:color w:val="5B9BD5" w:themeColor="accent1"/>
+              <w:sz w:val="16"/>
+              <w:szCs w:val="16"/>
+            </w:rPr>
+            <w:t xml:space="preserve">: Berlin | </w:t>
+          </w:r>
+          <w:r>
+            <w:rPr>
+              <w:b/>
+              <w:bCs/>
+              <w:color w:val="5B9BD5" w:themeColor="accent1"/>
+              <w:sz w:val="16"/>
+              <w:szCs w:val="16"/>
+            </w:rPr>
+            <w:t>Amtsgericht:</w:t>
+          </w:r>
+          <w:r>
+            <w:rPr>
+              <w:bCs/>
+              <w:color w:val="5B9BD5" w:themeColor="accent1"/>
+              <w:sz w:val="16"/>
+              <w:szCs w:val="16"/>
+            </w:rPr>
+            <w:t xml:space="preserve"> Berlin HRB 212848 B | </w:t>
+          </w:r>
+          <w:r>
+            <w:rPr>
+              <w:b/>
+              <w:bCs/>
+              <w:color w:val="5B9BD5" w:themeColor="accent1"/>
+              <w:sz w:val="16"/>
+              <w:szCs w:val="16"/>
+            </w:rPr>
+            <w:t>USt-IdNr.:</w:t>
+          </w:r>
+          <w:r>
+            <w:rPr>
+              <w:bCs/>
+              <w:color w:val="5B9BD5" w:themeColor="accent1"/>
+              <w:sz w:val="16"/>
+              <w:szCs w:val="16"/>
+            </w:rPr>
+            <w:t xml:space="preserve"> DE326873165</w:t>
+          </w:r>
+        </w:p>
+      </w:tc>
+      <w:tc>
+        <w:tcPr>
+          <w:tcW w:w="1840" w:type="dxa"/>
+        </w:tcPr>
+        <w:p>
+          <w:pPr>
+            <w:jc w:val="right"/>
+            <w:rPr>
+              <w:sz w:val="16"/>
+              <w:szCs w:val="16"/>
+            </w:rPr>
+          </w:pPr>
+        </w:p>
+        <w:p>
+          <w:pPr>
+            <w:rPr>
+              <w:sz w:val="16"/>
+              <w:szCs w:val="16"/>
+            </w:rPr>
+          </w:pPr>
+        </w:p>
+        <w:p>
+          <w:pPr>
+            <w:rPr>
+              <w:sz w:val="16"/>
+              <w:szCs w:val="16"/>
+            </w:rPr>
+          </w:pPr>
+        </w:p>
+        <w:p>
+          <w:pPr>
+            <w:rPr>
+              <w:sz w:val="16"/>
+              <w:szCs w:val="16"/>
+            </w:rPr>
+          </w:pPr>
+        </w:p>
+        <w:p>
+          <w:pPr>
+            <w:rPr>
+              <w:sz w:val="16"/>
+              <w:szCs w:val="16"/>
+            </w:rPr>
+          </w:pPr>
+        </w:p>
+      </w:tc>
+    </w:tr>
+    <w:tr>
+      <w:tc>
+        <w:tcPr>
+          <w:tcW w:w="7938" w:type="dxa"/>
+        </w:tcPr>
+        <w:p>
+          <w:pPr>
+            <w:rPr>
+              <w:b/>
+              <w:bCs/>
+              <w:color w:val="5B9BD5" w:themeColor="accent1"/>
+              <w:sz w:val="16"/>
+              <w:szCs w:val="16"/>
+            </w:rPr>
+          </w:pPr>
+        </w:p>
+      </w:tc>
+      <w:tc>
+        <w:tcPr>
+          <w:tcW w:w="1840" w:type="dxa"/>
+        </w:tcPr>
+        <w:p>
+          <w:pPr>
+            <w:jc w:val="right"/>
+            <w:rPr>
+              <w:sz w:val="16"/>
+              <w:szCs w:val="16"/>
+            </w:rPr>
+          </w:pPr>
+        </w:p>
+      </w:tc>
+    </w:tr>
+    <w:tr>
+      <w:tc>
+        <w:tcPr>
+          <w:tcW w:w="7938" w:type="dxa"/>
+        </w:tcPr>
+        <w:p>
+          <w:pPr>
+            <w:rPr>
+              <w:sz w:val="15"/>
+              <w:szCs w:val="15"/>
+            </w:rPr>
+          </w:pPr>
+          <w:r>
+            <w:rPr>
+              <w:sz w:val="15"/>
+              <w:szCs w:val="15"/>
+            </w:rPr>
+            <w:fldChar w:fldCharType="begin"/>
+          </w:r>
+          <w:r>
+            <w:rPr>
+              <w:sz w:val="15"/>
+              <w:szCs w:val="15"/>
+            </w:rPr>
+            <w:instrText xml:space="preserve"> DATE \@ "dd.MM.yyyy" </w:instrText>
+          </w:r>
+          <w:r>
+            <w:rPr>
+              <w:sz w:val="15"/>
+              <w:szCs w:val="15"/>
+            </w:rPr>
+            <w:fldChar w:fldCharType="separate"/>
+          </w:r>
+          <w:r>
+            <w:rPr>
+              <w:noProof/>
+              <w:sz w:val="15"/>
+              <w:szCs w:val="15"/>
+            </w:rPr>
+            <w:t>17.07.2026</w:t>
+          </w:r>
+          <w:r>
+            <w:rPr>
+              <w:sz w:val="15"/>
+              <w:szCs w:val="15"/>
+            </w:rPr>
+            <w:fldChar w:fldCharType="end"/>
+          </w:r>
+        </w:p>
+      </w:tc>
+      <w:tc>
+        <w:tcPr>
+          <w:tcW w:w="1840" w:type="dxa"/>
+        </w:tcPr>
+        <w:p>
+          <w:pPr>
+            <w:jc w:val="right"/>
+            <w:rPr>
+              <w:sz w:val="15"/>
+              <w:szCs w:val="15"/>
+            </w:rPr>
+          </w:pPr>
+          <w:r>
+            <w:rPr>
+              <w:sz w:val="15"/>
+              <w:szCs w:val="15"/>
+            </w:rPr>
+            <w:t xml:space="preserve">Seite </w:t>
+          </w:r>
+          <w:r>
+            <w:rPr>
+              <w:rStyle w:val="Seitenzahl"/>
+              <w:rFonts w:cs="Arial"/>
+              <w:sz w:val="15"/>
+              <w:szCs w:val="15"/>
+            </w:rPr>
+            <w:fldChar w:fldCharType="begin"/>
+          </w:r>
+          <w:r>
+            <w:rPr>
+              <w:rStyle w:val="Seitenzahl"/>
+              <w:rFonts w:cs="Arial"/>
+              <w:sz w:val="15"/>
+              <w:szCs w:val="15"/>
+            </w:rPr>
+            <w:instrText xml:space="preserve"> PAGE </w:instrText>
+          </w:r>
+          <w:r>
+            <w:rPr>
+              <w:rStyle w:val="Seitenzahl"/>
+              <w:rFonts w:cs="Arial"/>
+              <w:sz w:val="15"/>
+              <w:szCs w:val="15"/>
+            </w:rPr>
+            <w:fldChar w:fldCharType="separate"/>
+          </w:r>
+          <w:r>
+            <w:rPr>
+              <w:rStyle w:val="Seitenzahl"/>
+              <w:rFonts w:cs="Arial"/>
+              <w:noProof/>
+              <w:sz w:val="15"/>
+              <w:szCs w:val="15"/>
+            </w:rPr>
+            <w:t>1</w:t>
+          </w:r>
+          <w:r>
+            <w:rPr>
+              <w:rStyle w:val="Seitenzahl"/>
+              <w:rFonts w:cs="Arial"/>
+              <w:sz w:val="15"/>
+              <w:szCs w:val="15"/>
+            </w:rPr>
+            <w:fldChar w:fldCharType="end"/>
+          </w:r>
+          <w:r>
+            <w:rPr>
+              <w:rStyle w:val="Seitenzahl"/>
+              <w:rFonts w:cs="Arial"/>
+              <w:sz w:val="15"/>
+              <w:szCs w:val="15"/>
+            </w:rPr>
+            <w:t xml:space="preserve"> von </w:t>
+          </w:r>
+          <w:r>
+            <w:rPr>
+              <w:rStyle w:val="Seitenzahl"/>
+              <w:rFonts w:cs="Arial"/>
+              <w:sz w:val="15"/>
+              <w:szCs w:val="15"/>
+            </w:rPr>
+            <w:fldChar w:fldCharType="begin"/>
+          </w:r>
+          <w:r>
+            <w:rPr>
+              <w:rStyle w:val="Seitenzahl"/>
+              <w:rFonts w:cs="Arial"/>
+              <w:sz w:val="15"/>
+              <w:szCs w:val="15"/>
+            </w:rPr>
+            <w:instrText xml:space="preserve"> NUMPAGES </w:instrText>
+          </w:r>
+          <w:r>
+            <w:rPr>
+              <w:rStyle w:val="Seitenzahl"/>
+              <w:rFonts w:cs="Arial"/>
+              <w:sz w:val="15"/>
+              <w:szCs w:val="15"/>
+            </w:rPr>
+            <w:fldChar w:fldCharType="separate"/>
+          </w:r>
+          <w:r>
+            <w:rPr>
+              <w:rStyle w:val="Seitenzahl"/>
+              <w:rFonts w:cs="Arial"/>
+              <w:noProof/>
+              <w:sz w:val="15"/>
+              <w:szCs w:val="15"/>
+            </w:rPr>
+            <w:t>3</w:t>
+          </w:r>
+          <w:r>
+            <w:rPr>
+              <w:rStyle w:val="Seitenzahl"/>
+              <w:rFonts w:cs="Arial"/>
+              <w:sz w:val="15"/>
+              <w:szCs w:val="15"/>
+            </w:rPr>
+            <w:fldChar w:fldCharType="end"/>
+          </w:r>
+        </w:p>
+      </w:tc>
+    </w:tr>
+  </w:tbl>
+  <w:p>
+    <w:pPr>
+      <w:pStyle w:val="Fuzeile"/>
+    </w:pPr>
+    <w:r>
+      <w:tab/>
+    </w:r>
+  </w:p>
+</w:ftr>
+</file>
+
+<file path=word/header1.xml><?xml version="1.0" encoding="utf-8"?>
+<w:hdr xmlns:wpc="http://schemas.microsoft.com/office/word/2010/wordprocessingCanvas" xmlns:cx="http://schemas.microsoft.com/office/drawing/2014/chartex" xmlns:cx1="http://schemas.microsoft.com/office/drawing/2015/9/8/chartex" xmlns:mc="http://schemas.openxmlformats.org/markup-compatibility/2006" xmlns:o="urn:schemas-microsoft-com:office:office" xmlns:r="http://schemas.openxmlformats.org/officeDocument/2006/relationships" xmlns:m="http://schemas.openxmlformats.org/officeDocument/2006/math" xmlns:v="urn:schemas-microsoft-com:vml" xmlns:wp14="http://schemas.microsoft.com/office/word/2010/wordprocessingDrawing" xmlns:wp="http://schemas.openxmlformats.org/drawingml/2006/wordprocessingDrawing" xmlns:w10="urn:schemas-microsoft-com:office:word" xmlns:w="http://schemas.openxmlformats.org/wordprocessingml/2006/main" xmlns:w14="http://schemas.microsoft.com/office/word/2010/wordml" xmlns:w15="http://schemas.microsoft.com/office/word/2012/wordml" xmlns:w16se="http://schemas.microsoft.com/office/word/2015/wordml/symex" xmlns:wpg="http://schemas.microsoft.com/office/word/2010/wordprocessingGroup" xmlns:wpi="http://schemas.microsoft.com/office/word/2010/wordprocessingInk" xmlns:wne="http://schemas.microsoft.com/office/word/2006/wordml" xmlns:wps="http://schemas.microsoft.com/office/word/2010/wordprocessingShape" mc:Ignorable="w14 w15 w16se wp14">
+  <w:p>
+    <w:pPr>
+      <w:pStyle w:val="Kopfzeile"/>
+    </w:pPr>
+  </w:p>
+</w:hdr>
+</file>
+
+<file path=word/header2.xml><?xml version="1.0" encoding="utf-8"?>
+<w:hdr xmlns:wpc="http://schemas.microsoft.com/office/word/2010/wordprocessingCanvas" xmlns:cx="http://schemas.microsoft.com/office/drawing/2014/chartex" xmlns:cx1="http://schemas.microsoft.com/office/drawing/2015/9/8/chartex" xmlns:mc="http://schemas.openxmlformats.org/markup-compatibility/2006" xmlns:o="urn:schemas-microsoft-com:office:office" xmlns:r="http://schemas.openxmlformats.org/officeDocument/2006/relationships" xmlns:m="http://schemas.openxmlformats.org/officeDocument/2006/math" xmlns:v="urn:schemas-microsoft-com:vml" xmlns:wp14="http://schemas.microsoft.com/office/word/2010/wordprocessingDrawing" xmlns:wp="http://schemas.openxmlformats.org/drawingml/2006/wordprocessingDrawing" xmlns:w10="urn:schemas-microsoft-com:office:word" xmlns:w="http://schemas.openxmlformats.org/wordprocessingml/2006/main" xmlns:w14="http://schemas.microsoft.com/office/word/2010/wordml" xmlns:w15="http://schemas.microsoft.com/office/word/2012/wordml" xmlns:w16se="http://schemas.microsoft.com/office/word/2015/wordml/symex" xmlns:wpg="http://schemas.microsoft.com/office/word/2010/wordprocessingGroup" xmlns:wpi="http://schemas.microsoft.com/office/word/2010/wordprocessingInk" xmlns:wne="http://schemas.microsoft.com/office/word/2006/wordml" xmlns:wps="http://schemas.microsoft.com/office/word/2010/wordprocessingShape" mc:Ignorable="w14 w15 w16se wp14">
+  <w:p>
+    <w:pPr>
+      <w:pStyle w:val="Kopfzeile"/>
+    </w:pPr>
+    <w:r>
+      <w:t>Patient : [NPAT-VNAME] [NPAT-NAMZU] [NPAT-NNAME] geb. [NPAT-GBDAT]</w:t>
+    </w:r>
+    <w:r>
+      <w:tab/>
+    </w:r>
+  </w:p>
+  <w:p>
+    <w:pPr>
+      <w:pStyle w:val="Kopfzeile"/>
+    </w:pPr>
+  </w:p>
+</w:hdr>
+</file>
+
+<file path=word/header3.xml><?xml version="1.0" encoding="utf-8"?>
+<w:hdr xmlns:wpc="http://schemas.microsoft.com/office/word/2010/wordprocessingCanvas" xmlns:cx="http://schemas.microsoft.com/office/drawing/2014/chartex" xmlns:cx1="http://schemas.microsoft.com/office/drawing/2015/9/8/chartex" xmlns:mc="http://schemas.openxmlformats.org/markup-compatibility/2006" xmlns:o="urn:schemas-microsoft-com:office:office" xmlns:r="http://schemas.openxmlformats.org/officeDocument/2006/relationships" xmlns:m="http://schemas.openxmlformats.org/officeDocument/2006/math" xmlns:v="urn:schemas-microsoft-com:vml" xmlns:wp14="http://schemas.microsoft.com/office/word/2010/wordprocessingDrawing" xmlns:wp="http://schemas.openxmlformats.org/drawingml/2006/wordprocessingDrawing" xmlns:w10="urn:schemas-microsoft-com:office:word" xmlns:w="http://schemas.openxmlformats.org/wordprocessingml/2006/main" xmlns:w14="http://schemas.microsoft.com/office/word/2010/wordml" xmlns:w15="http://schemas.microsoft.com/office/word/2012/wordml" xmlns:w16se="http://schemas.microsoft.com/office/word/2015/wordml/symex" xmlns:wpg="http://schemas.microsoft.com/office/word/2010/wordprocessingGroup" xmlns:wpi="http://schemas.microsoft.com/office/word/2010/wordprocessingInk" xmlns:wne="http://schemas.microsoft.com/office/word/2006/wordml" xmlns:wps="http://schemas.microsoft.com/office/word/2010/wordprocessingShape" mc:Ignorable="w14 w15 w16se wp14">
+  <w:p>
+    <w:pPr>
+      <w:pStyle w:val="SanaKliniken"/>
+      <w:framePr w:w="3549" w:wrap="around" w:hAnchor="page" w:x="1436"/>
+    </w:pPr>
+    <w:bookmarkStart w:id="4" w:name="_Hlk108784881"/>
+    <w:r>
+      <w:rPr>
+        <w:noProof/>
+      </w:rPr>
+      <w:t>Sana Paulinenk</w:t>
+    </w:r>
+    <w:r>
+      <w:rPr>
+        <w:noProof/>
+      </w:rPr>
+      <w:t>rankenhaus</w:t>
+    </w:r>
+  </w:p>
+  <w:p>
+    <w:pPr>
+      <w:pStyle w:val="Kopfzeile"/>
+    </w:pPr>
+    <w:r>
+      <w:rPr>
+        <w:noProof/>
+      </w:rPr>
+      <mc:AlternateContent>
+        <mc:Choice Requires="wps">
+          <w:drawing>
+            <wp:anchor distT="0" distB="45720" distL="0" distR="114300" simplePos="0" relativeHeight="251660288" behindDoc="0" locked="0" layoutInCell="1" allowOverlap="1" wp14:anchorId="7D52E606" wp14:editId="704F7D5F">
+              <wp:simplePos x="0" y="0"/>
+              <wp:positionH relativeFrom="page">
+                <wp:posOffset>902970</wp:posOffset>
+              </wp:positionH>
+              <wp:positionV relativeFrom="page">
+                <wp:posOffset>1597660</wp:posOffset>
+              </wp:positionV>
+              <wp:extent cx="3150000" cy="201600"/>
+              <wp:effectExtent l="0" t="0" r="0" b="8255"/>
+              <wp:wrapSquare wrapText="bothSides"/>
+              <wp:docPr id="1" name="Textfeld 2"/>
+              <wp:cNvGraphicFramePr>
+                <a:graphicFrameLocks xmlns:a="http://schemas.openxmlformats.org/drawingml/2006/main"/>
+              </wp:cNvGraphicFramePr>
+              <a:graphic xmlns:a="http://schemas.openxmlformats.org/drawingml/2006/main">
+                <a:graphicData uri="http://schemas.microsoft.com/office/word/2010/wordprocessingShape">
+                  <wps:wsp>
+                    <wps:cNvSpPr txBox="1">
+                      <a:spLocks noChangeArrowheads="1"/>
+                    </wps:cNvSpPr>
+                    <wps:spPr bwMode="auto">
+                      <a:xfrm>
+                        <a:off x="0" y="0"/>
+                        <a:ext cx="3150000" cy="201600"/>
+                      </a:xfrm>
+                      <a:prstGeom prst="rect">
+                        <a:avLst/>
+                      </a:prstGeom>
+                      <a:solidFill>
+                        <a:srgbClr val="FFFFFF"/>
+                      </a:solidFill>
+                      <a:ln w="9525">
+                        <a:noFill/>
+                        <a:miter lim="800000"/>
+                        <a:headEnd/>
+                        <a:tailEnd/>
+                      </a:ln>
+                    </wps:spPr>
+                    <wps:txbx>
+                      <w:txbxContent>
+                        <w:p>
+                          <w:pPr>
+                            <w:rPr>
+                              <w:noProof/>
+                              <w:color w:val="0069B4"/>
+                              <w:kern w:val="12"/>
+                              <w:sz w:val="12"/>
+                              <w:szCs w:val="12"/>
+                            </w:rPr>
+                          </w:pPr>
+                          <w:r>
+                            <w:rPr>
+                              <w:noProof/>
+                              <w:color w:val="0069B4"/>
+                              <w:kern w:val="12"/>
+                              <w:sz w:val="12"/>
+                              <w:szCs w:val="12"/>
+                            </w:rPr>
+                            <w:t>Sana Paulinenkrankenhaus gGmbH | Dickensweg 25-39 | 14055 Berlin</w:t>
+                          </w:r>
+                        </w:p>
+                      </w:txbxContent>
+                    </wps:txbx>
+                    <wps:bodyPr rot="0" vert="horz" wrap="square" lIns="91440" tIns="45720" rIns="91440" bIns="45720" anchor="t" anchorCtr="0">
+                      <a:noAutofit/>
+                    </wps:bodyPr>
+                  </wps:wsp>
+                </a:graphicData>
+              </a:graphic>
+              <wp14:sizeRelH relativeFrom="margin">
+                <wp14:pctWidth>0</wp14:pctWidth>
+              </wp14:sizeRelH>
+              <wp14:sizeRelV relativeFrom="margin">
+                <wp14:pctHeight>0</wp14:pctHeight>
+              </wp14:sizeRelV>
+            </wp:anchor>
+          </w:drawing>
+        </mc:Choice>
+        <mc:Fallback>
+          <w:pict>
+            <v:shapetype w14:anchorId="7D52E606" id="_x0000_t202" coordsize="21600,21600" o:spt="202" path="m,l,21600r21600,l21600,xe">
+              <v:stroke joinstyle="miter"/>
+              <v:path gradientshapeok="t" o:connecttype="rect"/>
+            </v:shapetype>
+            <v:shape id="_x0000_s1027" type="#_x0000_t202" style="position:absolute;left:0;text-align:left;margin-left:71.1pt;margin-top:125.8pt;width:248.05pt;height:15.85pt;z-index:251660288;visibility:visible;mso-wrap-style:square;mso-width-percent:0;mso-height-percent:0;mso-wrap-distance-left:0;mso-wrap-distance-top:0;mso-wrap-distance-right:9pt;mso-wrap-distance-bottom:3.6pt;mso-position-horizontal:absolute;mso-position-horizontal-relative:page;mso-position-vertical:absolute;mso-position-vertical-relative:page;mso-width-percent:0;mso-height-percent:0;mso-width-relative:margin;mso-height-relative:margin;v-text-anchor:top" o:gfxdata="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" stroked="f">
+              <v:textbox>
+                <w:txbxContent>
+                  <w:p>
+                    <w:pPr>
+                      <w:rPr>
+                        <w:noProof/>
+                        <w:color w:val="0069B4"/>
+                        <w:kern w:val="12"/>
+                        <w:sz w:val="12"/>
+                        <w:szCs w:val="12"/>
+                      </w:rPr>
+                    </w:pPr>
+                    <w:r>
+                      <w:rPr>
+                        <w:noProof/>
+                        <w:color w:val="0069B4"/>
+                        <w:kern w:val="12"/>
+                        <w:sz w:val="12"/>
+                        <w:szCs w:val="12"/>
+                      </w:rPr>
+                      <w:t>Sana Paulinenkrankenhaus gGmbH | Dickensweg 25-39 | 14055 Berlin</w:t>
+                    </w:r>
+                  </w:p>
+                </w:txbxContent>
+              </v:textbox>
+              <w10:wrap type="square" anchorx="page" anchory="page"/>
+            </v:shape>
+          </w:pict>
+        </mc:Fallback>
+      </mc:AlternateContent>
+    </w:r>
+    <w:r>
+      <w:rPr>
+        <w:noProof/>
+        <w:sz w:val="14"/>
+        <w:szCs w:val="14"/>
+      </w:rPr>
+      <w:drawing>
+        <wp:anchor distT="0" distB="0" distL="114300" distR="114300" simplePos="0" relativeHeight="251659264" behindDoc="0" locked="0" layoutInCell="1" allowOverlap="1" wp14:anchorId="348995D5" wp14:editId="1D45CAA6">
+          <wp:simplePos x="0" y="0"/>
+          <wp:positionH relativeFrom="page">
+            <wp:posOffset>6282690</wp:posOffset>
+          </wp:positionH>
+          <wp:positionV relativeFrom="page">
+            <wp:posOffset>482600</wp:posOffset>
+          </wp:positionV>
+          <wp:extent cx="504000" cy="885600"/>
+          <wp:effectExtent l="0" t="0" r="0" b="0"/>
+          <wp:wrapThrough wrapText="bothSides">
+            <wp:wrapPolygon edited="0">
+              <wp:start x="7354" y="0"/>
+              <wp:lineTo x="0" y="5113"/>
+              <wp:lineTo x="0" y="14410"/>
+              <wp:lineTo x="817" y="15340"/>
+              <wp:lineTo x="8172" y="15340"/>
+              <wp:lineTo x="0" y="18129"/>
+              <wp:lineTo x="0" y="20918"/>
+              <wp:lineTo x="20429" y="20918"/>
+              <wp:lineTo x="20429" y="17664"/>
+              <wp:lineTo x="12257" y="15340"/>
+              <wp:lineTo x="20429" y="14875"/>
+              <wp:lineTo x="20429" y="2789"/>
+              <wp:lineTo x="13074" y="0"/>
+              <wp:lineTo x="7354" y="0"/>
+            </wp:wrapPolygon>
+          </wp:wrapThrough>
+          <wp:docPr id="2" name="Grafik 2"/>
+          <wp:cNvGraphicFramePr/>
+          <a:graphic xmlns:a="http://schemas.openxmlformats.org/drawingml/2006/main">
+            <a:graphicData uri="http://schemas.openxmlformats.org/drawingml/2006/picture">
+              <pic:pic xmlns:pic="http://schemas.openxmlformats.org/drawingml/2006/picture">
+                <pic:nvPicPr>
+                  <pic:cNvPr id="19" name="Grafik 19"/>
+                  <pic:cNvPicPr/>
+                </pic:nvPicPr>
+                <pic:blipFill>
+                  <a:blip r:embed="rId1">
+                    <a:extLst>
+                      <a:ext uri="{28A0092B-C50C-407E-A947-70E740481C1C}">
+                        <a14:useLocalDpi xmlns:a14="http://schemas.microsoft.com/office/drawing/2010/main" val="0"/>
+                      </a:ext>
+                    </a:extLst>
+                  </a:blip>
+                  <a:stretch>
+                    <a:fillRect/>
+                  </a:stretch>
+                </pic:blipFill>
+                <pic:spPr>
+                  <a:xfrm>
+                    <a:off x="0" y="0"/>
+                    <a:ext cx="504000" cy="885600"/>
+                  </a:xfrm>
+                  <a:prstGeom prst="rect">
+                    <a:avLst/>
+                  </a:prstGeom>
+                </pic:spPr>
+              </pic:pic>
+            </a:graphicData>
+          </a:graphic>
+          <wp14:sizeRelH relativeFrom="page">
+            <wp14:pctWidth>0</wp14:pctWidth>
+          </wp14:sizeRelH>
+          <wp14:sizeRelV relativeFrom="page">
+            <wp14:pctHeight>0</wp14:pctHeight>
+          </wp14:sizeRelV>
+        </wp:anchor>
+      </w:drawing>
+    </w:r>
+    <w:bookmarkEnd w:id="4"/>
+  </w:p>
+</w:hdr>
+</file>
+
+<file path=word/header4.xml><?xml version="1.0" encoding="utf-8"?>
+<w:hdr xmlns:wpc="http://schemas.microsoft.com/office/word/2010/wordprocessingCanvas" xmlns:cx="http://schemas.microsoft.com/office/drawing/2014/chartex" xmlns:cx1="http://schemas.microsoft.com/office/drawing/2015/9/8/chartex" xmlns:mc="http://schemas.openxmlformats.org/markup-compatibility/2006" xmlns:o="urn:schemas-microsoft-com:office:office" xmlns:r="http://schemas.openxmlformats.org/officeDocument/2006/relationships" xmlns:m="http://schemas.openxmlformats.org/officeDocument/2006/math" xmlns:v="urn:schemas-microsoft-com:vml" xmlns:wp14="http://schemas.microsoft.com/office/word/2010/wordprocessingDrawing" xmlns:wp="http://schemas.openxmlformats.org/drawingml/2006/wordprocessingDrawing" xmlns:w10="urn:schemas-microsoft-com:office:word" xmlns:w="http://schemas.openxmlformats.org/wordprocessingml/2006/main" xmlns:w14="http://schemas.microsoft.com/office/word/2010/wordml" xmlns:w15="http://schemas.microsoft.com/office/word/2012/wordml" xmlns:w16se="http://schemas.microsoft.com/office/word/2015/wordml/symex" xmlns:wpg="http://schemas.microsoft.com/office/word/2010/wordprocessingGroup" xmlns:wpi="http://schemas.microsoft.com/office/word/2010/wordprocessingInk" xmlns:wne="http://schemas.microsoft.com/office/word/2006/wordml" xmlns:wps="http://schemas.microsoft.com/office/word/2010/wordprocessingShape" mc:Ignorable="w14 w15 w16se wp14">
+  <w:p>
+    <w:pPr>
+      <w:pStyle w:val="Kopfzeile"/>
+      <w:pBdr>
+        <w:bottom w:val="single" w:sz="4" w:space="1" w:color="auto"/>
+      </w:pBdr>
+    </w:pPr>
+    <w:r>
+      <w:t xml:space="preserve">Patient : [NPAT-VNAME] </w:t>
+    </w:r>
+    <w:r>
+      <w:t>[NPAT-NAMZU] [NPAT-NNAME] geb. [NPAT-GBDAT]</w:t>
+    </w:r>
+    <w:r>
+      <w:tab/>
+    </w:r>
+  </w:p>
+</w:hdr>
 </file>
 
 <file path=word/styles.xml><?xml version="1.0" encoding="utf-8"?>
@@ -25,6 +5692,775 @@
         <w:sz w:val="22"/>
         <w:szCs w:val="22"/>
         <w:lang w:val="de-DE" w:eastAsia="en-US" w:bidi="ar-SA"/>
+      </w:rPr>
+    </w:rPrDefault>
+    <w:pPrDefault>
+      <w:pPr>
+        <w:spacing w:after="160" w:line="259" w:lineRule="auto"/>
+      </w:pPr>
+    </w:pPrDefault>
+  </w:docDefaults>
+  <w:latentStyles w:defLockedState="0" w:defUIPriority="99" w:defSemiHidden="0" w:defUnhideWhenUsed="0" w:defQFormat="0" w:count="371">
+    <w:lsdException w:name="Normal" w:uiPriority="0" w:qFormat="1"/>
+    <w:lsdException w:name="heading 1" w:uiPriority="0" w:qFormat="1"/>
+    <w:lsdException w:name="heading 2" w:semiHidden="1" w:uiPriority="9" w:unhideWhenUsed="1" w:qFormat="1"/>
+    <w:lsdException w:name="heading 3" w:semiHidden="1" w:uiPriority="9" w:unhideWhenUsed="1" w:qFormat="1"/>
+    <w:lsdException w:name="heading 4" w:semiHidden="1" w:uiPriority="9" w:unhideWhenUsed="1" w:qFormat="1"/>
+    <w:lsdException w:name="heading 5" w:semiHidden="1" w:uiPriority="9" w:unhideWhenUsed="1" w:qFormat="1"/>
+    <w:lsdException w:name="heading 6" w:semiHidden="1" w:uiPriority="9" w:unhideWhenUsed="1" w:qFormat="1"/>
+    <w:lsdException w:name="heading 7" w:semiHidden="1" w:uiPriority="9" w:unhideWhenUsed="1" w:qFormat="1"/>
+    <w:lsdException w:name="heading 8" w:semiHidden="1" w:uiPriority="9" w:unhideWhenUsed="1" w:qFormat="1"/>
+    <w:lsdException w:name="heading 9" w:semiHidden="1" w:uiPriority="9" w:unhideWhenUsed="1" w:qFormat="1"/>
+    <w:lsdException w:name="index 1" w:semiHidden="1" w:unhideWhenUsed="1"/>
+    <w:lsdException w:name="index 2" w:semiHidden="1" w:unhideWhenUsed="1"/>
+    <w:lsdException w:name="index 3" w:semiHidden="1" w:unhideWhenUsed="1"/>
+    <w:lsdException w:name="index 4" w:semiHidden="1" w:unhideWhenUsed="1"/>
+    <w:lsdException w:name="index 5" w:semiHidden="1" w:unhideWhenUsed="1"/>
+    <w:lsdException w:name="index 6" w:semiHidden="1" w:unhideWhenUsed="1"/>
+    <w:lsdException w:name="index 7" w:semiHidden="1" w:unhideWhenUsed="1"/>
+    <w:lsdException w:name="index 8" w:semiHidden="1" w:unhideWhenUsed="1"/>
+    <w:lsdException w:name="index 9" w:semiHidden="1" w:unhideWhenUsed="1"/>
+    <w:lsdException w:name="toc 1" w:semiHidden="1" w:uiPriority="39" w:unhideWhenUsed="1"/>
+    <w:lsdException w:name="toc 2" w:semiHidden="1" w:uiPriority="39" w:unhideWhenUsed="1"/>
+    <w:lsdException w:name="toc 3" w:semiHidden="1" w:uiPriority="39" w:unhideWhenUsed="1"/>
+    <w:lsdException w:name="toc 4" w:semiHidden="1" w:uiPriority="39" w:unhideWhenUsed="1"/>
+    <w:lsdException w:name="toc 5" w:semiHidden="1" w:uiPriority="39" w:unhideWhenUsed="1"/>
+    <w:lsdException w:name="toc 6" w:semiHidden="1" w:uiPriority="39" w:unhideWhenUsed="1"/>
+    <w:lsdException w:name="toc 7" w:semiHidden="1" w:uiPriority="39" w:unhideWhenUsed="1"/>
+    <w:lsdException w:name="toc 8" w:semiHidden="1" w:uiPriority="39" w:unhideWhenUsed="1"/>
+    <w:lsdException w:name="toc 9" w:semiHidden="1" w:uiPriority="39" w:unhideWhenUsed="1"/>
+    <w:lsdException w:name="Normal Indent" w:semiHidden="1" w:unhideWhenUsed="1"/>
+    <w:lsdException w:name="footnote text" w:semiHidden="1" w:unhideWhenUsed="1"/>
+    <w:lsdException w:name="annotation text" w:semiHidden="1" w:unhideWhenUsed="1"/>
+    <w:lsdException w:name="header" w:semiHidden="1" w:uiPriority="0" w:unhideWhenUsed="1"/>
+    <w:lsdException w:name="footer" w:semiHidden="1" w:uiPriority="0" w:unhideWhenUsed="1"/>
+    <w:lsdException w:name="index heading" w:semiHidden="1" w:unhideWhenUsed="1"/>
+    <w:lsdException w:name="caption" w:semiHidden="1" w:uiPriority="35" w:unhideWhenUsed="1" w:qFormat="1"/>
+    <w:lsdException w:name="table of figures" w:semiHidden="1" w:unhideWhenUsed="1"/>
+    <w:lsdException w:name="envelope address" w:semiHidden="1" w:unhideWhenUsed="1"/>
+    <w:lsdException w:name="envelope return" w:semiHidden="1" w:unhideWhenUsed="1"/>
+    <w:lsdException w:name="footnote reference" w:semiHidden="1" w:unhideWhenUsed="1"/>
+    <w:lsdException w:name="annotation reference" w:semiHidden="1" w:unhideWhenUsed="1"/>
+    <w:lsdException w:name="line number" w:semiHidden="1" w:unhideWhenUsed="1"/>
+    <w:lsdException w:name="page number" w:semiHidden="1" w:uiPriority="0" w:unhideWhenUsed="1"/>
+    <w:lsdException w:name="endnote reference" w:semiHidden="1" w:unhideWhenUsed="1"/>
+    <w:lsdException w:name="endnote text" w:semiHidden="1" w:unhideWhenUsed="1"/>
+    <w:lsdException w:name="table of authorities" w:semiHidden="1" w:unhideWhenUsed="1"/>
+    <w:lsdException w:name="macro" w:semiHidden="1" w:unhideWhenUsed="1"/>
+    <w:lsdException w:name="toa heading" w:semiHidden="1" w:unhideWhenUsed="1"/>
+    <w:lsdException w:name="List" w:semiHidden="1" w:unhideWhenUsed="1"/>
+    <w:lsdException w:name="List Bullet" w:semiHidden="1" w:unhideWhenUsed="1"/>
+    <w:lsdException w:name="List Number" w:semiHidden="1" w:unhideWhenUsed="1"/>
+    <w:lsdException w:name="List 2" w:semiHidden="1" w:unhideWhenUsed="1"/>
+    <w:lsdException w:name="List 3" w:semiHidden="1" w:unhideWhenUsed="1"/>
+    <w:lsdException w:name="List 4" w:semiHidden="1" w:unhideWhenUsed="1"/>
+    <w:lsdException w:name="List 5" w:semiHidden="1" w:unhideWhenUsed="1"/>
+    <w:lsdException w:name="List Bullet 2" w:semiHidden="1" w:unhideWhenUsed="1"/>
+    <w:lsdException w:name="List Bullet 3" w:semiHidden="1" w:unhideWhenUsed="1"/>
+    <w:lsdException w:name="List Bullet 4" w:semiHidden="1" w:unhideWhenUsed="1"/>
+    <w:lsdException w:name="List Bullet 5" w:semiHidden="1" w:unhideWhenUsed="1"/>
+    <w:lsdException w:name="List Number 2" w:semiHidden="1" w:unhideWhenUsed="1"/>
+    <w:lsdException w:name="List Number 3" w:semiHidden="1" w:unhideWhenUsed="1"/>
+    <w:lsdException w:name="List Number 4" w:semiHidden="1" w:unhideWhenUsed="1"/>
+    <w:lsdException w:name="List Number 5" w:semiHidden="1" w:unhideWhenUsed="1"/>
+    <w:lsdException w:name="Title" w:uiPriority="10" w:qFormat="1"/>
+    <w:lsdException w:name="Closing" w:semiHidden="1" w:unhideWhenUsed="1"/>
+    <w:lsdException w:name="Signature" w:semiHidden="1" w:unhideWhenUsed="1"/>
+    <w:lsdException w:name="Default Paragraph Font" w:semiHidden="1" w:uiPriority="1" w:unhideWhenUsed="1"/>
+    <w:lsdException w:name="Body Text" w:semiHidden="1" w:unhideWhenUsed="1"/>
+    <w:lsdException w:name="Body Text Indent" w:semiHidden="1" w:unhideWhenUsed="1"/>
+    <w:lsdException w:name="List Continue" w:semiHidden="1" w:unhideWhenUsed="1"/>
+    <w:lsdException w:name="List Continue 2" w:semiHidden="1" w:unhideWhenUsed="1"/>
+    <w:lsdException w:name="List Continue 3" w:semiHidden="1" w:unhideWhenUsed="1"/>
+    <w:lsdException w:name="List Continue 4" w:semiHidden="1" w:unhideWhenUsed="1"/>
+    <w:lsdException w:name="List Continue 5" w:semiHidden="1" w:unhideWhenUsed="1"/>
+    <w:lsdException w:name="Message Header" w:semiHidden="1" w:unhideWhenUsed="1"/>
+    <w:lsdException w:name="Subtitle" w:uiPriority="11" w:qFormat="1"/>
+    <w:lsdException w:name="Salutation" w:semiHidden="1" w:unhideWhenUsed="1"/>
+    <w:lsdException w:name="Date" w:semiHidden="1" w:unhideWhenUsed="1"/>
+    <w:lsdException w:name="Body Text First Indent" w:semiHidden="1" w:unhideWhenUsed="1"/>
+    <w:lsdException w:name="Body Text First Indent 2" w:semiHidden="1" w:unhideWhenUsed="1"/>
+    <w:lsdException w:name="Note Heading" w:semiHidden="1" w:unhideWhenUsed="1"/>
+    <w:lsdException w:name="Body Text 2" w:semiHidden="1" w:unhideWhenUsed="1"/>
+    <w:lsdException w:name="Body Text 3" w:semiHidden="1" w:unhideWhenUsed="1"/>
+    <w:lsdException w:name="Body Text Indent 2" w:semiHidden="1" w:unhideWhenUsed="1"/>
+    <w:lsdException w:name="Body Text Indent 3" w:semiHidden="1" w:unhideWhenUsed="1"/>
+    <w:lsdException w:name="Block Text" w:semiHidden="1" w:unhideWhenUsed="1"/>
+    <w:lsdException w:name="Hyperlink" w:semiHidden="1" w:uiPriority="0" w:unhideWhenUsed="1"/>
+    <w:lsdException w:name="FollowedHyperlink" w:semiHidden="1" w:unhideWhenUsed="1"/>
+    <w:lsdException w:name="Strong" w:uiPriority="22" w:qFormat="1"/>
+    <w:lsdException w:name="Emphasis" w:uiPriority="20" w:qFormat="1"/>
+    <w:lsdException w:name="Document Map" w:semiHidden="1" w:unhideWhenUsed="1"/>
+    <w:lsdException w:name="Plain Text" w:semiHidden="1" w:unhideWhenUsed="1"/>
+    <w:lsdException w:name="E-mail Signature" w:semiHidden="1" w:unhideWhenUsed="1"/>
+    <w:lsdException w:name="HTML Top of Form" w:semiHidden="1" w:unhideWhenUsed="1"/>
+    <w:lsdException w:name="HTML Bottom of Form" w:semiHidden="1" w:unhideWhenUsed="1"/>
+    <w:lsdException w:name="Normal (Web)" w:semiHidden="1" w:unhideWhenUsed="1"/>
+    <w:lsdException w:name="HTML Acronym" w:semiHidden="1" w:unhideWhenUsed="1"/>
+    <w:lsdException w:name="HTML Address" w:semiHidden="1" w:unhideWhenUsed="1"/>
+    <w:lsdException w:name="HTML Cite" w:semiHidden="1" w:unhideWhenUsed="1"/>
+    <w:lsdException w:name="HTML Code" w:semiHidden="1" w:unhideWhenUsed="1"/>
+    <w:lsdException w:name="HTML Definition" w:semiHidden="1" w:unhideWhenUsed="1"/>
+    <w:lsdException w:name="HTML Keyboard" w:semiHidden="1" w:unhideWhenUsed="1"/>
+    <w:lsdException w:name="HTML Preformatted" w:semiHidden="1" w:unhideWhenUsed="1"/>
+    <w:lsdException w:name="HTML Sample" w:semiHidden="1" w:unhideWhenUsed="1"/>
+    <w:lsdException w:name="HTML Typewriter" w:semiHidden="1" w:unhideWhenUsed="1"/>
+    <w:lsdException w:name="HTML Variable" w:semiHidden="1" w:unhideWhenUsed="1"/>
+    <w:lsdException w:name="Normal Table" w:semiHidden="1" w:unhideWhenUsed="1"/>
+    <w:lsdException w:name="annotation subject" w:semiHidden="1" w:unhideWhenUsed="1"/>
+    <w:lsdException w:name="No List" w:semiHidden="1" w:unhideWhenUsed="1"/>
+    <w:lsdException w:name="Outline List 1" w:semiHidden="1" w:unhideWhenUsed="1"/>
+    <w:lsdException w:name="Outline List 2" w:semiHidden="1" w:unhideWhenUsed="1"/>
+    <w:lsdException w:name="Outline List 3" w:semiHidden="1" w:unhideWhenUsed="1"/>
+    <w:lsdException w:name="Table Simple 1" w:semiHidden="1" w:unhideWhenUsed="1"/>
+    <w:lsdException w:name="Table Simple 2" w:semiHidden="1" w:unhideWhenUsed="1"/>
+    <w:lsdException w:name="Table Simple 3" w:semiHidden="1" w:unhideWhenUsed="1"/>
+    <w:lsdException w:name="Table Classic 1" w:semiHidden="1" w:unhideWhenUsed="1"/>
+    <w:lsdException w:name="Table Classic 2" w:semiHidden="1" w:unhideWhenUsed="1"/>
+    <w:lsdException w:name="Table Classic 3" w:semiHidden="1" w:unhideWhenUsed="1"/>
+    <w:lsdException w:name="Table Classic 4" w:semiHidden="1" w:unhideWhenUsed="1"/>
+    <w:lsdException w:name="Table Colorful 1" w:semiHidden="1" w:unhideWhenUsed="1"/>
+    <w:lsdException w:name="Table Colorful 2" w:semiHidden="1" w:unhideWhenUsed="1"/>
+    <w:lsdException w:name="Table Colorful 3" w:semiHidden="1" w:unhideWhenUsed="1"/>
+    <w:lsdException w:name="Table Columns 1" w:semiHidden="1" w:unhideWhenUsed="1"/>
+    <w:lsdException w:name="Table Columns 2" w:semiHidden="1" w:unhideWhenUsed="1"/>
+    <w:lsdException w:name="Table Columns 3" w:semiHidden="1" w:unhideWhenUsed="1"/>
+    <w:lsdException w:name="Table Columns 4" w:semiHidden="1" w:unhideWhenUsed="1"/>
+    <w:lsdException w:name="Table Columns 5" w:semiHidden="1" w:unhideWhenUsed="1"/>
+    <w:lsdException w:name="Table Grid 1" w:semiHidden="1" w:unhideWhenUsed="1"/>
+    <w:lsdException w:name="Table Grid 2" w:semiHidden="1" w:unhideWhenUsed="1"/>
+    <w:lsdException w:name="Table Grid 3" w:semiHidden="1" w:unhideWhenUsed="1"/>
+    <w:lsdException w:name="Table Grid 4" w:semiHidden="1" w:unhideWhenUsed="1"/>
+    <w:lsdException w:name="Table Grid 5" w:semiHidden="1" w:unhideWhenUsed="1"/>
+    <w:lsdException w:name="Table Grid 6" w:semiHidden="1" w:unhideWhenUsed="1"/>
+    <w:lsdException w:name="Table Grid 7" w:semiHidden="1" w:unhideWhenUsed="1"/>
+    <w:lsdException w:name="Table Grid 8" w:semiHidden="1" w:unhideWhenUsed="1"/>
+    <w:lsdException w:name="Table List 1" w:semiHidden="1" w:unhideWhenUsed="1"/>
+    <w:lsdException w:name="Table List 2" w:semiHidden="1" w:unhideWhenUsed="1"/>
+    <w:lsdException w:name="Table List 3" w:semiHidden="1" w:unhideWhenUsed="1"/>
+    <w:lsdException w:name="Table List 4" w:semiHidden="1" w:unhideWhenUsed="1"/>
+    <w:lsdException w:name="Table List 5" w:semiHidden="1" w:unhideWhenUsed="1"/>
+    <w:lsdException w:name="Table List 6" w:semiHidden="1" w:unhideWhenUsed="1"/>
+    <w:lsdException w:name="Table List 7" w:semiHidden="1" w:unhideWhenUsed="1"/>
+    <w:lsdException w:name="Table List 8" w:semiHidden="1" w:unhideWhenUsed="1"/>
+    <w:lsdException w:name="Table 3D effects 1" w:semiHidden="1" w:unhideWhenUsed="1"/>
+    <w:lsdException w:name="Table 3D effects 2" w:semiHidden="1" w:unhideWhenUsed="1"/>
+    <w:lsdException w:name="Table 3D effects 3" w:semiHidden="1" w:unhideWhenUsed="1"/>
+    <w:lsdException w:name="Table Contemporary" w:semiHidden="1" w:unhideWhenUsed="1"/>
+    <w:lsdException w:name="Table Elegant" w:semiHidden="1" w:unhideWhenUsed="1"/>
+    <w:lsdException w:name="Table Professional" w:semiHidden="1" w:unhideWhenUsed="1"/>
+    <w:lsdException w:name="Table Subtle 1" w:semiHidden="1" w:unhideWhenUsed="1"/>
+    <w:lsdException w:name="Table Subtle 2" w:semiHidden="1" w:unhideWhenUsed="1"/>
+    <w:lsdException w:name="Table Web 1" w:semiHidden="1" w:unhideWhenUsed="1"/>
+    <w:lsdException w:name="Table Web 2" w:semiHidden="1" w:unhideWhenUsed="1"/>
+    <w:lsdException w:name="Table Web 3" w:semiHidden="1" w:unhideWhenUsed="1"/>
+    <w:lsdException w:name="Balloon Text" w:semiHidden="1" w:unhideWhenUsed="1"/>
+    <w:lsdException w:name="Table Grid" w:uiPriority="0"/>
+    <w:lsdException w:name="Table Theme" w:semiHidden="1" w:unhideWhenUsed="1"/>
+    <w:lsdException w:name="Placeholder Text" w:semiHidden="1"/>
+    <w:lsdException w:name="No Spacing" w:uiPriority="1" w:qFormat="1"/>
+    <w:lsdException w:name="Light Shading" w:uiPriority="60"/>
+    <w:lsdException w:name="Light List" w:uiPriority="61"/>
+    <w:lsdException w:name="Light Grid" w:uiPriority="62"/>
+    <w:lsdException w:name="Medium Shading 1" w:uiPriority="63"/>
+    <w:lsdException w:name="Medium Shading 2" w:uiPriority="64"/>
+    <w:lsdException w:name="Medium List 1" w:uiPriority="65"/>
+    <w:lsdException w:name="Medium List 2" w:uiPriority="66"/>
+    <w:lsdException w:name="Medium Grid 1" w:uiPriority="67"/>
+    <w:lsdException w:name="Medium Grid 2" w:uiPriority="68"/>
+    <w:lsdException w:name="Medium Grid 3" w:uiPriority="69"/>
+    <w:lsdException w:name="Dark List" w:uiPriority="70"/>
+    <w:lsdException w:name="Colorful Shading" w:uiPriority="71"/>
+    <w:lsdException w:name="Colorful List" w:uiPriority="72"/>
+    <w:lsdException w:name="Colorful Grid" w:uiPriority="73"/>
+    <w:lsdException w:name="Light Shading Accent 1" w:uiPriority="60"/>
+    <w:lsdException w:name="Light List Accent 1" w:uiPriority="61"/>
+    <w:lsdException w:name="Light Grid Accent 1" w:uiPriority="62"/>
+    <w:lsdException w:name="Medium Shading 1 Accent 1" w:uiPriority="63"/>
+    <w:lsdException w:name="Medium Shading 2 Accent 1" w:uiPriority="64"/>
+    <w:lsdException w:name="Medium List 1 Accent 1" w:uiPriority="65"/>
+    <w:lsdException w:name="Revision" w:semiHidden="1"/>
+    <w:lsdException w:name="List Paragraph" w:uiPriority="34" w:qFormat="1"/>
+    <w:lsdException w:name="Quote" w:uiPriority="29" w:qFormat="1"/>
+    <w:lsdException w:name="Intense Quote" w:uiPriority="30" w:qFormat="1"/>
+    <w:lsdException w:name="Medium List 2 Accent 1" w:uiPriority="66"/>
+    <w:lsdException w:name="Medium Grid 1 Accent 1" w:uiPriority="67"/>
+    <w:lsdException w:name="Medium Grid 2 Accent 1" w:uiPriority="68"/>
+    <w:lsdException w:name="Medium Grid 3 Accent 1" w:uiPriority="69"/>
+    <w:lsdException w:name="Dark List Accent 1" w:uiPriority="70"/>
+    <w:lsdException w:name="Colorful Shading Accent 1" w:uiPriority="71"/>
+    <w:lsdException w:name="Colorful List Accent 1" w:uiPriority="72"/>
+    <w:lsdException w:name="Colorful Grid Accent 1" w:uiPriority="73"/>
+    <w:lsdException w:name="Light Shading Accent 2" w:uiPriority="60"/>
+    <w:lsdException w:name="Light List Accent 2" w:uiPriority="61"/>
+    <w:lsdException w:name="Light Grid Accent 2" w:uiPriority="62"/>
+    <w:lsdException w:name="Medium Shading 1 Accent 2" w:uiPriority="63"/>
+    <w:lsdException w:name="Medium Shading 2 Accent 2" w:uiPriority="64"/>
+    <w:lsdException w:name="Medium List 1 Accent 2" w:uiPriority="65"/>
+    <w:lsdException w:name="Medium List 2 Accent 2" w:uiPriority="66"/>
+    <w:lsdException w:name="Medium Grid 1 Accent 2" w:uiPriority="67"/>
+    <w:lsdException w:name="Medium Grid 2 Accent 2" w:uiPriority="68"/>
+    <w:lsdException w:name="Medium Grid 3 Accent 2" w:uiPriority="69"/>
+    <w:lsdException w:name="Dark List Accent 2" w:uiPriority="70"/>
+    <w:lsdException w:name="Colorful Shading Accent 2" w:uiPriority="71"/>
+    <w:lsdException w:name="Colorful List Accent 2" w:uiPriority="72"/>
+    <w:lsdException w:name="Colorful Grid Accent 2" w:uiPriority="73"/>
+    <w:lsdException w:name="Light Shading Accent 3" w:uiPriority="60"/>
+    <w:lsdException w:name="Light List Accent 3" w:uiPriority="61"/>
+    <w:lsdException w:name="Light Grid Accent 3" w:uiPriority="62"/>
+    <w:lsdException w:name="Medium Shading 1 Accent 3" w:uiPriority="63"/>
+    <w:lsdException w:name="Medium Shading 2 Accent 3" w:uiPriority="64"/>
+    <w:lsdException w:name="Medium List 1 Accent 3" w:uiPriority="65"/>
+    <w:lsdException w:name="Medium List 2 Accent 3" w:uiPriority="66"/>
+    <w:lsdException w:name="Medium Grid 1 Accent 3" w:uiPriority="67"/>
+    <w:lsdException w:name="Medium Grid 2 Accent 3" w:uiPriority="68"/>
+    <w:lsdException w:name="Medium Grid 3 Accent 3" w:uiPriority="69"/>
+    <w:lsdException w:name="Dark List Accent 3" w:uiPriority="70"/>
+    <w:lsdException w:name="Colorful Shading Accent 3" w:uiPriority="71"/>
+    <w:lsdException w:name="Colorful List Accent 3" w:uiPriority="72"/>
+    <w:lsdException w:name="Colorful Grid Accent 3" w:uiPriority="73"/>
+    <w:lsdException w:name="Light Shading Accent 4" w:uiPriority="60"/>
+    <w:lsdException w:name="Light List Accent 4" w:uiPriority="61"/>
+    <w:lsdException w:name="Light Grid Accent 4" w:uiPriority="62"/>
+    <w:lsdException w:name="Medium Shading 1 Accent 4" w:uiPriority="63"/>
+    <w:lsdException w:name="Medium Shading 2 Accent 4" w:uiPriority="64"/>
+    <w:lsdException w:name="Medium List 1 Accent 4" w:uiPriority="65"/>
+    <w:lsdException w:name="Medium List 2 Accent 4" w:uiPriority="66"/>
+    <w:lsdException w:name="Medium Grid 1 Accent 4" w:uiPriority="67"/>
+    <w:lsdException w:name="Medium Grid 2 Accent 4" w:uiPriority="68"/>
+    <w:lsdException w:name="Medium Grid 3 Accent 4" w:uiPriority="69"/>
+    <w:lsdException w:name="Dark List Accent 4" w:uiPriority="70"/>
+    <w:lsdException w:name="Colorful Shading Accent 4" w:uiPriority="71"/>
+    <w:lsdException w:name="Colorful List Accent 4" w:uiPriority="72"/>
+    <w:lsdException w:name="Colorful Grid Accent 4" w:uiPriority="73"/>
+    <w:lsdException w:name="Light Shading Accent 5" w:uiPriority="60"/>
+    <w:lsdException w:name="Light List Accent 5" w:uiPriority="61"/>
+    <w:lsdException w:name="Light Grid Accent 5" w:uiPriority="62"/>
+    <w:lsdException w:name="Medium Shading 1 Accent 5" w:uiPriority="63"/>
+    <w:lsdException w:name="Medium Shading 2 Accent 5" w:uiPriority="64"/>
+    <w:lsdException w:name="Medium List 1 Accent 5" w:uiPriority="65"/>
+    <w:lsdException w:name="Medium List 2 Accent 5" w:uiPriority="66"/>
+    <w:lsdException w:name="Medium Grid 1 Accent 5" w:uiPriority="67"/>
+    <w:lsdException w:name="Medium Grid 2 Accent 5" w:uiPriority="68"/>
+    <w:lsdException w:name="Medium Grid 3 Accent 5" w:uiPriority="69"/>
+    <w:lsdException w:name="Dark List Accent 5" w:uiPriority="70"/>
+    <w:lsdException w:name="Colorful Shading Accent 5" w:uiPriority="71"/>
+    <w:lsdException w:name="Colorful List Accent 5" w:uiPriority="72"/>
+    <w:lsdException w:name="Colorful Grid Accent 5" w:uiPriority="73"/>
+    <w:lsdException w:name="Light Shading Accent 6" w:uiPriority="60"/>
+    <w:lsdException w:name="Light List Accent 6" w:uiPriority="61"/>
+    <w:lsdException w:name="Light Grid Accent 6" w:uiPriority="62"/>
+    <w:lsdException w:name="Medium Shading 1 Accent 6" w:uiPriority="63"/>
+    <w:lsdException w:name="Medium Shading 2 Accent 6" w:uiPriority="64"/>
+    <w:lsdException w:name="Medium List 1 Accent 6" w:uiPriority="65"/>
+    <w:lsdException w:name="Medium List 2 Accent 6" w:uiPriority="66"/>
+    <w:lsdException w:name="Medium Grid 1 Accent 6" w:uiPriority="67"/>
+    <w:lsdException w:name="Medium Grid 2 Accent 6" w:uiPriority="68"/>
+    <w:lsdException w:name="Medium Grid 3 Accent 6" w:uiPriority="69"/>
+    <w:lsdException w:name="Dark List Accent 6" w:uiPriority="70"/>
+    <w:lsdException w:name="Colorful Shading Accent 6" w:uiPriority="71"/>
+    <w:lsdException w:name="Colorful List Accent 6" w:uiPriority="72"/>
+    <w:lsdException w:name="Colorful Grid Accent 6" w:uiPriority="73"/>
+    <w:lsdException w:name="Subtle Emphasis" w:uiPriority="19" w:qFormat="1"/>
+    <w:lsdException w:name="Intense Emphasis" w:uiPriority="21" w:qFormat="1"/>
+    <w:lsdException w:name="Subtle Reference" w:uiPriority="31" w:qFormat="1"/>
+    <w:lsdException w:name="Intense Reference" w:uiPriority="32" w:qFormat="1"/>
+    <w:lsdException w:name="Book Title" w:uiPriority="33" w:qFormat="1"/>
+    <w:lsdException w:name="Bibliography" w:semiHidden="1" w:uiPriority="37" w:unhideWhenUsed="1"/>
+    <w:lsdException w:name="TOC Heading" w:semiHidden="1" w:uiPriority="39" w:unhideWhenUsed="1" w:qFormat="1"/>
+    <w:lsdException w:name="Plain Table 1" w:uiPriority="41"/>
+    <w:lsdException w:name="Plain Table 2" w:uiPriority="42"/>
+    <w:lsdException w:name="Plain Table 3" w:uiPriority="43"/>
+    <w:lsdException w:name="Plain Table 4" w:uiPriority="44"/>
+    <w:lsdException w:name="Plain Table 5" w:uiPriority="45"/>
+    <w:lsdException w:name="Grid Table Light" w:uiPriority="40"/>
+    <w:lsdException w:name="Grid Table 1 Light" w:uiPriority="46"/>
+    <w:lsdException w:name="Grid Table 2" w:uiPriority="47"/>
+    <w:lsdException w:name="Grid Table 3" w:uiPriority="48"/>
+    <w:lsdException w:name="Grid Table 4" w:uiPriority="49"/>
+    <w:lsdException w:name="Grid Table 5 Dark" w:uiPriority="50"/>
+    <w:lsdException w:name="Grid Table 6 Colorful" w:uiPriority="51"/>
+    <w:lsdException w:name="Grid Table 7 Colorful" w:uiPriority="52"/>
+    <w:lsdException w:name="Grid Table 1 Light Accent 1" w:uiPriority="46"/>
+    <w:lsdException w:name="Grid Table 2 Accent 1" w:uiPriority="47"/>
+    <w:lsdException w:name="Grid Table 3 Accent 1" w:uiPriority="48"/>
+    <w:lsdException w:name="Grid Table 4 Accent 1" w:uiPriority="49"/>
+    <w:lsdException w:name="Grid Table 5 Dark Accent 1" w:uiPriority="50"/>
+    <w:lsdException w:name="Grid Table 6 Colorful Accent 1" w:uiPriority="51"/>
+    <w:lsdException w:name="Grid Table 7 Colorful Accent 1" w:uiPriority="52"/>
+    <w:lsdException w:name="Grid Table 1 Light Accent 2" w:uiPriority="46"/>
+    <w:lsdException w:name="Grid Table 2 Accent 2" w:uiPriority="47"/>
+    <w:lsdException w:name="Grid Table 3 Accent 2" w:uiPriority="48"/>
+    <w:lsdException w:name="Grid Table 4 Accent 2" w:uiPriority="49"/>
+    <w:lsdException w:name="Grid Table 5 Dark Accent 2" w:uiPriority="50"/>
+    <w:lsdException w:name="Grid Table 6 Colorful Accent 2" w:uiPriority="51"/>
+    <w:lsdException w:name="Grid Table 7 Colorful Accent 2" w:uiPriority="52"/>
+    <w:lsdException w:name="Grid Table 1 Light Accent 3" w:uiPriority="46"/>
+    <w:lsdException w:name="Grid Table 2 Accent 3" w:uiPriority="47"/>
+    <w:lsdException w:name="Grid Table 3 Accent 3" w:uiPriority="48"/>
+    <w:lsdException w:name="Grid Table 4 Accent 3" w:uiPriority="49"/>
+    <w:lsdException w:name="Grid Table 5 Dark Accent 3" w:uiPriority="50"/>
+    <w:lsdException w:name="Grid Table 6 Colorful Accent 3" w:uiPriority="51"/>
+    <w:lsdException w:name="Grid Table 7 Colorful Accent 3" w:uiPriority="52"/>
+    <w:lsdException w:name="Grid Table 1 Light Accent 4" w:uiPriority="46"/>
+    <w:lsdException w:name="Grid Table 2 Accent 4" w:uiPriority="47"/>
+    <w:lsdException w:name="Grid Table 3 Accent 4" w:uiPriority="48"/>
+    <w:lsdException w:name="Grid Table 4 Accent 4" w:uiPriority="49"/>
+    <w:lsdException w:name="Grid Table 5 Dark Accent 4" w:uiPriority="50"/>
+    <w:lsdException w:name="Grid Table 6 Colorful Accent 4" w:uiPriority="51"/>
+    <w:lsdException w:name="Grid Table 7 Colorful Accent 4" w:uiPriority="52"/>
+    <w:lsdException w:name="Grid Table 1 Light Accent 5" w:uiPriority="46"/>
+    <w:lsdException w:name="Grid Table 2 Accent 5" w:uiPriority="47"/>
+    <w:lsdException w:name="Grid Table 3 Accent 5" w:uiPriority="48"/>
+    <w:lsdException w:name="Grid Table 4 Accent 5" w:uiPriority="49"/>
+    <w:lsdException w:name="Grid Table 5 Dark Accent 5" w:uiPriority="50"/>
+    <w:lsdException w:name="Grid Table 6 Colorful Accent 5" w:uiPriority="51"/>
+    <w:lsdException w:name="Grid Table 7 Colorful Accent 5" w:uiPriority="52"/>
+    <w:lsdException w:name="Grid Table 1 Light Accent 6" w:uiPriority="46"/>
+    <w:lsdException w:name="Grid Table 2 Accent 6" w:uiPriority="47"/>
+    <w:lsdException w:name="Grid Table 3 Accent 6" w:uiPriority="48"/>
+    <w:lsdException w:name="Grid Table 4 Accent 6" w:uiPriority="49"/>
+    <w:lsdException w:name="Grid Table 5 Dark Accent 6" w:uiPriority="50"/>
+    <w:lsdException w:name="Grid Table 6 Colorful Accent 6" w:uiPriority="51"/>
+    <w:lsdException w:name="Grid Table 7 Colorful Accent 6" w:uiPriority="52"/>
+    <w:lsdException w:name="List Table 1 Light" w:uiPriority="46"/>
+    <w:lsdException w:name="List Table 2" w:uiPriority="47"/>
+    <w:lsdException w:name="List Table 3" w:uiPriority="48"/>
+    <w:lsdException w:name="List Table 4" w:uiPriority="49"/>
+    <w:lsdException w:name="List Table 5 Dark" w:uiPriority="50"/>
+    <w:lsdException w:name="List Table 6 Colorful" w:uiPriority="51"/>
+    <w:lsdException w:name="List Table 7 Colorful" w:uiPriority="52"/>
+    <w:lsdException w:name="List Table 1 Light Accent 1" w:uiPriority="46"/>
+    <w:lsdException w:name="List Table 2 Accent 1" w:uiPriority="47"/>
+    <w:lsdException w:name="List Table 3 Accent 1" w:uiPriority="48"/>
+    <w:lsdException w:name="List Table 4 Accent 1" w:uiPriority="49"/>
+    <w:lsdException w:name="List Table 5 Dark Accent 1" w:uiPriority="50"/>
+    <w:lsdException w:name="List Table 6 Colorful Accent 1" w:uiPriority="51"/>
+    <w:lsdException w:name="List Table 7 Colorful Accent 1" w:uiPriority="52"/>
+    <w:lsdException w:name="List Table 1 Light Accent 2" w:uiPriority="46"/>
+    <w:lsdException w:name="List Table 2 Accent 2" w:uiPriority="47"/>
+    <w:lsdException w:name="List Table 3 Accent 2" w:uiPriority="48"/>
+    <w:lsdException w:name="List Table 4 Accent 2" w:uiPriority="49"/>
+    <w:lsdException w:name="List Table 5 Dark Accent 2" w:uiPriority="50"/>
+    <w:lsdException w:name="List Table 6 Colorful Accent 2" w:uiPriority="51"/>
+    <w:lsdException w:name="List Table 7 Colorful Accent 2" w:uiPriority="52"/>
+    <w:lsdException w:name="List Table 1 Light Accent 3" w:uiPriority="46"/>
+    <w:lsdException w:name="List Table 2 Accent 3" w:uiPriority="47"/>
+    <w:lsdException w:name="List Table 3 Accent 3" w:uiPriority="48"/>
+    <w:lsdException w:name="List Table 4 Accent 3" w:uiPriority="49"/>
+    <w:lsdException w:name="List Table 5 Dark Accent 3" w:uiPriority="50"/>
+    <w:lsdException w:name="List Table 6 Colorful Accent 3" w:uiPriority="51"/>
+    <w:lsdException w:name="List Table 7 Colorful Accent 3" w:uiPriority="52"/>
+    <w:lsdException w:name="List Table 1 Light Accent 4" w:uiPriority="46"/>
+    <w:lsdException w:name="List Table 2 Accent 4" w:uiPriority="47"/>
+    <w:lsdException w:name="List Table 3 Accent 4" w:uiPriority="48"/>
+    <w:lsdException w:name="List Table 4 Accent 4" w:uiPriority="49"/>
+    <w:lsdException w:name="List Table 5 Dark Accent 4" w:uiPriority="50"/>
+    <w:lsdException w:name="List Table 6 Colorful Accent 4" w:uiPriority="51"/>
+    <w:lsdException w:name="List Table 7 Colorful Accent 4" w:uiPriority="52"/>
+    <w:lsdException w:name="List Table 1 Light Accent 5" w:uiPriority="46"/>
+    <w:lsdException w:name="List Table 2 Accent 5" w:uiPriority="47"/>
+    <w:lsdException w:name="List Table 3 Accent 5" w:uiPriority="48"/>
+    <w:lsdException w:name="List Table 4 Accent 5" w:uiPriority="49"/>
+    <w:lsdException w:name="List Table 5 Dark Accent 5" w:uiPriority="50"/>
+    <w:lsdException w:name="List Table 6 Colorful Accent 5" w:uiPriority="51"/>
+    <w:lsdException w:name="List Table 7 Colorful Accent 5" w:uiPriority="52"/>
+    <w:lsdException w:name="List Table 1 Light Accent 6" w:uiPriority="46"/>
+    <w:lsdException w:name="List Table 2 Accent 6" w:uiPriority="47"/>
+    <w:lsdException w:name="List Table 3 Accent 6" w:uiPriority="48"/>
+    <w:lsdException w:name="List Table 4 Accent 6" w:uiPriority="49"/>
+    <w:lsdException w:name="List Table 5 Dark Accent 6" w:uiPriority="50"/>
+    <w:lsdException w:name="List Table 6 Colorful Accent 6" w:uiPriority="51"/>
+    <w:lsdException w:name="List Table 7 Colorful Accent 6" w:uiPriority="52"/>
+  </w:latentStyles>
+  <w:style w:type="paragraph" w:default="1" w:styleId="Standard">
+    <w:name w:val="Normal"/>
+    <w:qFormat/>
+  </w:style>
+  <w:style w:type="paragraph" w:styleId="berschrift1">
+    <w:name w:val="heading 1"/>
+    <w:basedOn w:val="Standard"/>
+    <w:next w:val="Standard"/>
+    <w:link w:val="berschrift1Zchn"/>
+    <w:qFormat/>
+    <w:rsid w:val="00957F52"/>
+    <w:pPr>
+      <w:keepNext/>
+      <w:tabs>
+        <w:tab w:val="left" w:pos="1418"/>
+        <w:tab w:val="left" w:pos="2835"/>
+      </w:tabs>
+      <w:spacing w:after="0" w:line="240" w:lineRule="auto"/>
+      <w:jc w:val="both"/>
+      <w:outlineLvl w:val="0"/>
+    </w:pPr>
+    <w:rPr>
+      <w:rFonts w:ascii="Arial" w:eastAsia="Times New Roman" w:hAnsi="Arial" w:cs="Arial"/>
+      <w:bCs/>
+      <w:sz w:val="20"/>
+      <w:szCs w:val="24"/>
+      <w:u w:val="single"/>
+      <w:lang w:val="it-IT" w:eastAsia="de-DE"/>
+    </w:rPr>
+  </w:style>
+  <w:style w:type="character" w:default="1" w:styleId="Absatz-Standardschriftart">
+    <w:name w:val="Default Paragraph Font"/>
+    <w:uiPriority w:val="1"/>
+    <w:semiHidden/>
+    <w:unhideWhenUsed/>
+  </w:style>
+  <w:style w:type="table" w:default="1" w:styleId="NormaleTabelle">
+    <w:name w:val="Normal Table"/>
+    <w:uiPriority w:val="99"/>
+    <w:semiHidden/>
+    <w:unhideWhenUsed/>
+    <w:tblPr>
+      <w:tblInd w:w="0" w:type="dxa"/>
+      <w:tblCellMar>
+        <w:top w:w="0" w:type="dxa"/>
+        <w:left w:w="108" w:type="dxa"/>
+        <w:bottom w:w="0" w:type="dxa"/>
+        <w:right w:w="108" w:type="dxa"/>
+      </w:tblCellMar>
+    </w:tblPr>
+  </w:style>
+  <w:style w:type="numbering" w:default="1" w:styleId="KeineListe">
+    <w:name w:val="No List"/>
+    <w:uiPriority w:val="99"/>
+    <w:semiHidden/>
+    <w:unhideWhenUsed/>
+  </w:style>
+  <w:style w:type="character" w:customStyle="1" w:styleId="berschrift1Zchn">
+    <w:name w:val="Überschrift 1 Zchn"/>
+    <w:basedOn w:val="Absatz-Standardschriftart"/>
+    <w:link w:val="berschrift1"/>
+    <w:rsid w:val="00957F52"/>
+    <w:rPr>
+      <w:rFonts w:ascii="Arial" w:eastAsia="Times New Roman" w:hAnsi="Arial" w:cs="Arial"/>
+      <w:bCs/>
+      <w:sz w:val="20"/>
+      <w:szCs w:val="24"/>
+      <w:u w:val="single"/>
+      <w:lang w:val="it-IT" w:eastAsia="de-DE"/>
+    </w:rPr>
+  </w:style>
+  <w:style w:type="paragraph" w:customStyle="1" w:styleId="Logo">
+    <w:name w:val="Logo"/>
+    <w:basedOn w:val="Standard"/>
+    <w:rsid w:val="00957F52"/>
+    <w:pPr>
+      <w:tabs>
+        <w:tab w:val="left" w:pos="1418"/>
+      </w:tabs>
+      <w:spacing w:after="0" w:line="240" w:lineRule="auto"/>
+      <w:jc w:val="both"/>
+    </w:pPr>
+    <w:rPr>
+      <w:rFonts w:ascii="Arial" w:eastAsia="Times New Roman" w:hAnsi="Arial" w:cs="Times New Roman"/>
+      <w:sz w:val="20"/>
+      <w:szCs w:val="24"/>
+      <w:lang w:eastAsia="de-DE"/>
+    </w:rPr>
+  </w:style>
+  <w:style w:type="paragraph" w:styleId="Kopfzeile">
+    <w:name w:val="header"/>
+    <w:basedOn w:val="Standard"/>
+    <w:link w:val="KopfzeileZchn"/>
+    <w:rsid w:val="00957F52"/>
+    <w:pPr>
+      <w:tabs>
+        <w:tab w:val="left" w:pos="1418"/>
+        <w:tab w:val="center" w:pos="4536"/>
+        <w:tab w:val="right" w:pos="9072"/>
+      </w:tabs>
+      <w:spacing w:after="0" w:line="240" w:lineRule="auto"/>
+      <w:jc w:val="both"/>
+    </w:pPr>
+    <w:rPr>
+      <w:rFonts w:ascii="Arial" w:eastAsia="Times New Roman" w:hAnsi="Arial" w:cs="Times New Roman"/>
+      <w:sz w:val="20"/>
+      <w:szCs w:val="24"/>
+      <w:lang w:eastAsia="de-DE"/>
+    </w:rPr>
+  </w:style>
+  <w:style w:type="character" w:customStyle="1" w:styleId="KopfzeileZchn">
+    <w:name w:val="Kopfzeile Zchn"/>
+    <w:basedOn w:val="Absatz-Standardschriftart"/>
+    <w:link w:val="Kopfzeile"/>
+    <w:rsid w:val="00957F52"/>
+    <w:rPr>
+      <w:rFonts w:ascii="Arial" w:eastAsia="Times New Roman" w:hAnsi="Arial" w:cs="Times New Roman"/>
+      <w:sz w:val="20"/>
+      <w:szCs w:val="24"/>
+      <w:lang w:eastAsia="de-DE"/>
+    </w:rPr>
+  </w:style>
+  <w:style w:type="paragraph" w:styleId="Fuzeile">
+    <w:name w:val="footer"/>
+    <w:basedOn w:val="Standard"/>
+    <w:link w:val="FuzeileZchn"/>
+    <w:semiHidden/>
+    <w:rsid w:val="00957F52"/>
+    <w:pPr>
+      <w:tabs>
+        <w:tab w:val="left" w:pos="1418"/>
+        <w:tab w:val="center" w:pos="4536"/>
+        <w:tab w:val="right" w:pos="9072"/>
+      </w:tabs>
+      <w:spacing w:after="0" w:line="240" w:lineRule="auto"/>
+      <w:jc w:val="both"/>
+    </w:pPr>
+    <w:rPr>
+      <w:rFonts w:ascii="Arial" w:eastAsia="Times New Roman" w:hAnsi="Arial" w:cs="Times New Roman"/>
+      <w:sz w:val="20"/>
+      <w:szCs w:val="24"/>
+      <w:lang w:eastAsia="de-DE"/>
+    </w:rPr>
+  </w:style>
+  <w:style w:type="character" w:customStyle="1" w:styleId="FuzeileZchn">
+    <w:name w:val="Fußzeile Zchn"/>
+    <w:basedOn w:val="Absatz-Standardschriftart"/>
+    <w:link w:val="Fuzeile"/>
+    <w:semiHidden/>
+    <w:rsid w:val="00957F52"/>
+    <w:rPr>
+      <w:rFonts w:ascii="Arial" w:eastAsia="Times New Roman" w:hAnsi="Arial" w:cs="Times New Roman"/>
+      <w:sz w:val="20"/>
+      <w:szCs w:val="24"/>
+      <w:lang w:eastAsia="de-DE"/>
+    </w:rPr>
+  </w:style>
+  <w:style w:type="character" w:styleId="Hyperlink">
+    <w:name w:val="Hyperlink"/>
+    <w:semiHidden/>
+    <w:rsid w:val="00957F52"/>
+    <w:rPr>
+      <w:color w:val="0000FF"/>
+      <w:u w:val="single"/>
+    </w:rPr>
+  </w:style>
+  <w:style w:type="character" w:styleId="Seitenzahl">
+    <w:name w:val="page number"/>
+    <w:basedOn w:val="Absatz-Standardschriftart"/>
+    <w:semiHidden/>
+    <w:rsid w:val="00957F52"/>
+  </w:style>
+  <w:style w:type="table" w:styleId="Tabellenraster">
+    <w:name w:val="Table Grid"/>
+    <w:basedOn w:val="NormaleTabelle"/>
+    <w:rsid w:val="00957F52"/>
+    <w:pPr>
+      <w:spacing w:after="0" w:line="240" w:lineRule="auto"/>
+    </w:pPr>
+    <w:rPr>
+      <w:rFonts w:ascii="Times New Roman" w:eastAsia="Times New Roman" w:hAnsi="Times New Roman" w:cs="Times New Roman"/>
+      <w:sz w:val="20"/>
+      <w:szCs w:val="20"/>
+      <w:lang w:eastAsia="de-DE"/>
+    </w:rPr>
+    <w:tblPr>
+      <w:tblBorders>
+        <w:top w:val="single" w:sz="4" w:space="0" w:color="auto"/>
+        <w:left w:val="single" w:sz="4" w:space="0" w:color="auto"/>
+        <w:bottom w:val="single" w:sz="4" w:space="0" w:color="auto"/>
+        <w:right w:val="single" w:sz="4" w:space="0" w:color="auto"/>
+        <w:insideH w:val="single" w:sz="4" w:space="0" w:color="auto"/>
+        <w:insideV w:val="single" w:sz="4" w:space="0" w:color="auto"/>
+      </w:tblBorders>
+    </w:tblPr>
+  </w:style>
+  <w:style w:type="paragraph" w:customStyle="1" w:styleId="Diagnose">
+    <w:name w:val="Diagnose"/>
+    <w:basedOn w:val="Standard"/>
+    <w:qFormat/>
+    <w:rsid w:val="00957F52"/>
+    <w:pPr>
+      <w:tabs>
+        <w:tab w:val="left" w:pos="1418"/>
+      </w:tabs>
+      <w:spacing w:after="0" w:line="240" w:lineRule="auto"/>
+      <w:ind w:left="851" w:hanging="851"/>
+      <w:jc w:val="both"/>
+    </w:pPr>
+    <w:rPr>
+      <w:rFonts w:ascii="Arial" w:eastAsia="Times New Roman" w:hAnsi="Arial" w:cs="Times New Roman"/>
+      <w:sz w:val="20"/>
+      <w:szCs w:val="24"/>
+      <w:lang w:eastAsia="de-DE"/>
+    </w:rPr>
+  </w:style>
+  <w:style w:type="paragraph" w:customStyle="1" w:styleId="Unterschriften">
+    <w:name w:val="Unterschriften"/>
+    <w:basedOn w:val="Standard"/>
+    <w:next w:val="Standard"/>
+    <w:qFormat/>
+    <w:rsid w:val="00957F52"/>
+    <w:pPr>
+      <w:tabs>
+        <w:tab w:val="left" w:pos="142"/>
+        <w:tab w:val="left" w:pos="3544"/>
+        <w:tab w:val="left" w:pos="6237"/>
+      </w:tabs>
+      <w:spacing w:after="0" w:line="240" w:lineRule="auto"/>
+    </w:pPr>
+    <w:rPr>
+      <w:rFonts w:ascii="Arial" w:eastAsia="Times New Roman" w:hAnsi="Arial" w:cs="Times New Roman"/>
+      <w:sz w:val="20"/>
+      <w:szCs w:val="24"/>
+      <w:lang w:eastAsia="de-DE"/>
+    </w:rPr>
+  </w:style>
+  <w:style w:type="paragraph" w:customStyle="1" w:styleId="SanaKliniken">
+    <w:name w:val="Sana Kliniken"/>
+    <w:basedOn w:val="Standard"/>
+    <w:uiPriority w:val="1"/>
+    <w:qFormat/>
+    <w:rsid w:val="00957F52"/>
+    <w:pPr>
+      <w:framePr w:w="2767" w:h="1021" w:hRule="exact" w:wrap="around" w:vAnchor="page" w:hAnchor="margin" w:y="880" w:anchorLock="1"/>
+      <w:tabs>
+        <w:tab w:val="left" w:pos="284"/>
+        <w:tab w:val="left" w:pos="567"/>
+      </w:tabs>
+      <w:suppressAutoHyphens/>
+      <w:spacing w:after="0" w:line="320" w:lineRule="exact"/>
+    </w:pPr>
+    <w:rPr>
+      <w:rFonts w:ascii="Arial" w:eastAsia="Times New Roman" w:hAnsi="Arial" w:cs="Times New Roman"/>
+      <w:b/>
+      <w:color w:val="0069B4"/>
+      <w:kern w:val="12"/>
+      <w:sz w:val="24"/>
+      <w:szCs w:val="20"/>
+    </w:rPr>
+  </w:style>
+</w:styles>
+</file>
+
+<file path=word/glossary/document.xml><?xml version="1.0" encoding="utf-8"?>
+<w:glossaryDocument xmlns:wpc="http://schemas.microsoft.com/office/word/2010/wordprocessingCanvas" xmlns:cx="http://schemas.microsoft.com/office/drawing/2014/chartex" xmlns:cx1="http://schemas.microsoft.com/office/drawing/2015/9/8/chartex" xmlns:mc="http://schemas.openxmlformats.org/markup-compatibility/2006" xmlns:o="urn:schemas-microsoft-com:office:office" xmlns:r="http://schemas.openxmlformats.org/officeDocument/2006/relationships" xmlns:m="http://schemas.openxmlformats.org/officeDocument/2006/math" xmlns:v="urn:schemas-microsoft-com:vml" xmlns:wp14="http://schemas.microsoft.com/office/word/2010/wordprocessingDrawing" xmlns:wp="http://schemas.openxmlformats.org/drawingml/2006/wordprocessingDrawing" xmlns:w10="urn:schemas-microsoft-com:office:word" xmlns:w="http://schemas.openxmlformats.org/wordprocessingml/2006/main" xmlns:w14="http://schemas.microsoft.com/office/word/2010/wordml" xmlns:w15="http://schemas.microsoft.com/office/word/2012/wordml" xmlns:w16se="http://schemas.microsoft.com/office/word/2015/wordml/symex" xmlns:wpg="http://schemas.microsoft.com/office/word/2010/wordprocessingGroup" xmlns:wpi="http://schemas.microsoft.com/office/word/2010/wordprocessingInk" xmlns:wne="http://schemas.microsoft.com/office/word/2006/wordml" xmlns:wps="http://schemas.microsoft.com/office/word/2010/wordprocessingShape" mc:Ignorable="w14 w15 w16se wp14">
+  <w:docParts>
+    <w:docPart>
+      <w:docPartPr>
+        <w:name w:val="E903399ECE6C444CBEDE14D50CCA203A"/>
+        <w:category>
+          <w:name w:val="Allgemein"/>
+          <w:gallery w:val="placeholder"/>
+        </w:category>
+        <w:types>
+          <w:type w:val="bbPlcHdr"/>
+        </w:types>
+        <w:behaviors>
+          <w:behavior w:val="content"/>
+        </w:behaviors>
+        <w:guid w:val="{C36D0F3F-B613-4862-ADD7-463C6A581F27}"/>
+      </w:docPartPr>
+      <w:docPartBody>
+        <w:p>
+          <w:pPr>
+            <w:pStyle w:val="E903399ECE6C444CBEDE14D50CCA203A"/>
+          </w:pPr>
+          <w:r>
+            <w:rPr>
+              <w:rStyle w:val="Platzhaltertext"/>
+            </w:rPr>
+            <w:t>Klicken Sie hier, um Text einzugeben.</w:t>
+          </w:r>
+        </w:p>
+      </w:docPartBody>
+    </w:docPart>
+  </w:docParts>
+</w:glossaryDocument>
+</file>
+
+<file path=word/glossary/fontTable.xml><?xml version="1.0" encoding="utf-8"?>
+<w:fonts xmlns:mc="http://schemas.openxmlformats.org/markup-compatibility/2006" xmlns:r="http://schemas.openxmlformats.org/officeDocument/2006/relationships" xmlns:w="http://schemas.openxmlformats.org/wordprocessingml/2006/main" xmlns:w14="http://schemas.microsoft.com/office/word/2010/wordml" xmlns:w15="http://schemas.microsoft.com/office/word/2012/wordml" xmlns:w16se="http://schemas.microsoft.com/office/word/2015/wordml/symex" mc:Ignorable="w14 w15 w16se">
+  <w:font w:name="Calibri">
+    <w:panose1 w:val="020F0502020204030204"/>
+    <w:charset w:val="00"/>
+    <w:family w:val="swiss"/>
+    <w:pitch w:val="variable"/>
+    <w:sig w:usb0="E0002EFF" w:usb1="C000247B" w:usb2="00000009" w:usb3="00000000" w:csb0="000001FF" w:csb1="00000000"/>
+  </w:font>
+  <w:font w:name="Times New Roman">
+    <w:panose1 w:val="02020603050405020304"/>
+    <w:charset w:val="00"/>
+    <w:family w:val="roman"/>
+    <w:pitch w:val="variable"/>
+    <w:sig w:usb0="E0002EFF" w:usb1="C000785B" w:usb2="00000009" w:usb3="00000000" w:csb0="000001FF" w:csb1="00000000"/>
+  </w:font>
+  <w:font w:name="Arial">
+    <w:panose1 w:val="020B0604020202020204"/>
+    <w:charset w:val="00"/>
+    <w:family w:val="swiss"/>
+    <w:pitch w:val="variable"/>
+    <w:sig w:usb0="E0002EFF" w:usb1="C000785B" w:usb2="00000009" w:usb3="00000000" w:csb0="000001FF" w:csb1="00000000"/>
+  </w:font>
+  <w:font w:name="Book Antiqua">
+    <w:panose1 w:val="02040602050305030304"/>
+    <w:charset w:val="00"/>
+    <w:family w:val="roman"/>
+    <w:pitch w:val="variable"/>
+    <w:sig w:usb0="00000287" w:usb1="00000000" w:usb2="00000000" w:usb3="00000000" w:csb0="0000009F" w:csb1="00000000"/>
+  </w:font>
+  <w:font w:name="Calibri Light">
+    <w:panose1 w:val="020F0302020204030204"/>
+    <w:charset w:val="00"/>
+    <w:family w:val="swiss"/>
+    <w:pitch w:val="variable"/>
+    <w:sig w:usb0="E0002AFF" w:usb1="C000247B" w:usb2="00000009" w:usb3="00000000" w:csb0="000001FF" w:csb1="00000000"/>
+  </w:font>
+</w:fonts>
+</file>
+
+<file path=word/glossary/settings.xml><?xml version="1.0" encoding="utf-8"?>
+<w:settings xmlns:mc="http://schemas.openxmlformats.org/markup-compatibility/2006" xmlns:o="urn:schemas-microsoft-com:office:office" xmlns:r="http://schemas.openxmlformats.org/officeDocument/2006/relationships" xmlns:m="http://schemas.openxmlformats.org/officeDocument/2006/math" xmlns:v="urn:schemas-microsoft-com:vml" xmlns:w10="urn:schemas-microsoft-com:office:word" xmlns:w="http://schemas.openxmlformats.org/wordprocessingml/2006/main" xmlns:w14="http://schemas.microsoft.com/office/word/2010/wordml" xmlns:w15="http://schemas.microsoft.com/office/word/2012/wordml" xmlns:w16se="http://schemas.microsoft.com/office/word/2015/wordml/symex" xmlns:sl="http://schemas.openxmlformats.org/schemaLibrary/2006/main" mc:Ignorable="w14 w15 w16se">
+  <w:view w:val="normal"/>
+  <w:defaultTabStop w:val="708"/>
+  <w:hyphenationZone w:val="425"/>
+  <w:characterSpacingControl w:val="doNotCompress"/>
+  <w:compat>
+    <w:useFELayout/>
+    <w:compatSetting w:name="compatibilityMode" w:uri="http://schemas.microsoft.com/office/word" w:val="15"/>
+    <w:compatSetting w:name="overrideTableStyleFontSizeAndJustification" w:uri="http://schemas.microsoft.com/office/word" w:val="1"/>
+    <w:compatSetting w:name="enableOpenTypeFeatures" w:uri="http://schemas.microsoft.com/office/word" w:val="1"/>
+    <w:compatSetting w:name="doNotFlipMirrorIndents" w:uri="http://schemas.microsoft.com/office/word" w:val="1"/>
+    <w:compatSetting w:name="differentiateMultirowTableHeaders" w:uri="http://schemas.microsoft.com/office/word" w:val="1"/>
+  </w:compat>
+  <w:rsids>
+    <w:rsidRoot w:val="005F1902"/>
+    <w:rsid w:val="005F1902"/>
+  </w:rsids>
+  <m:mathPr>
+    <m:mathFont m:val="Cambria Math"/>
+    <m:brkBin m:val="before"/>
+    <m:brkBinSub m:val="--"/>
+    <m:smallFrac m:val="0"/>
+    <m:dispDef/>
+    <m:lMargin m:val="0"/>
+    <m:rMargin m:val="0"/>
+    <m:defJc m:val="centerGroup"/>
+    <m:wrapIndent m:val="1440"/>
+    <m:intLim m:val="subSup"/>
+    <m:naryLim m:val="undOvr"/>
+  </m:mathPr>
+  <w:themeFontLang w:val="de-DE"/>
+  <w:clrSchemeMapping w:bg1="light1" w:t1="dark1" w:bg2="light2" w:t2="dark2" w:accent1="accent1" w:accent2="accent2" w:accent3="accent3" w:accent4="accent4" w:accent5="accent5" w:accent6="accent6" w:hyperlink="hyperlink" w:followedHyperlink="followedHyperlink"/>
+  <w:decimalSymbol w:val=","/>
+  <w:listSeparator w:val=";"/>
+  <w15:chartTrackingRefBased/>
+</w:settings>
+</file>
+
+<file path=word/glossary/styles.xml><?xml version="1.0" encoding="utf-8"?>
+<w:styles xmlns:mc="http://schemas.openxmlformats.org/markup-compatibility/2006" xmlns:r="http://schemas.openxmlformats.org/officeDocument/2006/relationships" xmlns:w="http://schemas.openxmlformats.org/wordprocessingml/2006/main" xmlns:w14="http://schemas.microsoft.com/office/word/2010/wordml" xmlns:w15="http://schemas.microsoft.com/office/word/2012/wordml" xmlns:w16se="http://schemas.microsoft.com/office/word/2015/wordml/symex" mc:Ignorable="w14 w15 w16se">
+  <w:docDefaults>
+    <w:rPrDefault>
+      <w:rPr>
+        <w:rFonts w:asciiTheme="minorHAnsi" w:eastAsiaTheme="minorEastAsia" w:hAnsiTheme="minorHAnsi" w:cstheme="minorBidi"/>
+        <w:sz w:val="22"/>
+        <w:szCs w:val="22"/>
+        <w:lang w:val="de-DE" w:eastAsia="de-DE" w:bidi="ar-SA"/>
       </w:rPr>
     </w:rPrDefault>
     <w:pPrDefault>
@@ -437,7 +6873,28 @@
     <w:semiHidden/>
     <w:unhideWhenUsed/>
   </w:style>
+  <w:style w:type="character" w:styleId="Platzhaltertext">
+    <w:name w:val="Placeholder Text"/>
+    <w:basedOn w:val="Absatz-Standardschriftart"/>
+    <w:uiPriority w:val="99"/>
+    <w:semiHidden/>
+    <w:rsid w:val="005F1902"/>
+    <w:rPr>
+      <w:color w:val="808080"/>
+    </w:rPr>
+  </w:style>
+  <w:style w:type="paragraph" w:customStyle="1" w:styleId="E903399ECE6C444CBEDE14D50CCA203A">
+    <w:name w:val="E903399ECE6C444CBEDE14D50CCA203A"/>
+    <w:rsid w:val="005F1902"/>
+  </w:style>
 </w:styles>
+</file>
+
+<file path=word/glossary/webSettings.xml><?xml version="1.0" encoding="utf-8"?>
+<w:webSettings xmlns:mc="http://schemas.openxmlformats.org/markup-compatibility/2006" xmlns:r="http://schemas.openxmlformats.org/officeDocument/2006/relationships" xmlns:w="http://schemas.openxmlformats.org/wordprocessingml/2006/main" xmlns:w14="http://schemas.microsoft.com/office/word/2010/wordml" xmlns:w15="http://schemas.microsoft.com/office/word/2012/wordml" xmlns:w16se="http://schemas.microsoft.com/office/word/2015/wordml/symex" mc:Ignorable="w14 w15 w16se">
+  <w:optimizeForBrowser/>
+  <w:allowPNG/>
+</w:webSettings>
 </file>
 
 <file path=word/theme/theme1.xml><?xml version="1.0" encoding="utf-8"?>

--- a/XTTEMP_PaArztBrief_Version71.docx
+++ b/XTTEMP_PaArztBrief_Version71.docx
@@ -2,6 +2,8 @@
 <file path=word/document.xml><?xml version="1.0" encoding="utf-8"?>
 <w:document xmlns:wpc="http://schemas.microsoft.com/office/word/2010/wordprocessingCanvas" xmlns:cx="http://schemas.microsoft.com/office/drawing/2014/chartex" xmlns:cx1="http://schemas.microsoft.com/office/drawing/2015/9/8/chartex" xmlns:mc="http://schemas.openxmlformats.org/markup-compatibility/2006" xmlns:o="urn:schemas-microsoft-com:office:office" xmlns:r="http://schemas.openxmlformats.org/officeDocument/2006/relationships" xmlns:m="http://schemas.openxmlformats.org/officeDocument/2006/math" xmlns:v="urn:schemas-microsoft-com:vml" xmlns:wp14="http://schemas.microsoft.com/office/word/2010/wordprocessingDrawing" xmlns:wp="http://schemas.openxmlformats.org/drawingml/2006/wordprocessingDrawing" xmlns:w10="urn:schemas-microsoft-com:office:word" xmlns:w="http://schemas.openxmlformats.org/wordprocessingml/2006/main" xmlns:w14="http://schemas.microsoft.com/office/word/2010/wordml" xmlns:w15="http://schemas.microsoft.com/office/word/2012/wordml" xmlns:w16se="http://schemas.microsoft.com/office/word/2015/wordml/symex" xmlns:wpg="http://schemas.microsoft.com/office/word/2010/wordprocessingGroup" xmlns:wpi="http://schemas.microsoft.com/office/word/2010/wordprocessingInk" xmlns:wne="http://schemas.microsoft.com/office/word/2006/wordml" xmlns:wps="http://schemas.microsoft.com/office/word/2010/wordprocessingShape" mc:Ignorable="w14 w15 w16se wp14">
   <w:body>
+    <w:bookmarkStart w:id="0" w:name="_GoBack" w:displacedByCustomXml="next"/>
+    <w:bookmarkEnd w:id="0" w:displacedByCustomXml="next"/>
     <w:sdt>
       <w:sdtPr>
         <w:id w:val="-1545900017"/>
@@ -11,6 +13,7 @@
         </w:placeholder>
         <w:group/>
       </w:sdtPr>
+      <w:sdtEndPr/>
       <w:sdtContent>
         <w:p>
           <w:pPr>
@@ -80,8 +83,8 @@
                                   <w:tblLook w:val="04A0" w:firstRow="1" w:lastRow="0" w:firstColumn="1" w:lastColumn="0" w:noHBand="0" w:noVBand="1"/>
                                 </w:tblPr>
                                 <w:tblGrid>
-                                  <w:gridCol w:w="2327"/>
-                                  <w:gridCol w:w="852"/>
+                                  <w:gridCol w:w="2326"/>
+                                  <w:gridCol w:w="853"/>
                                 </w:tblGrid>
                                 <w:tr>
                                   <w:tc>
@@ -126,8 +129,20 @@
                                           <w:szCs w:val="15"/>
                                           <w:lang w:eastAsia="en-US"/>
                                         </w:rPr>
-                                        <w:t xml:space="preserve"> Jan Knierim</w:t>
+                                        <w:t xml:space="preserve"> Jan </w:t>
                                       </w:r>
+                                      <w:proofErr w:type="spellStart"/>
+                                      <w:r>
+                                        <w:rPr>
+                                          <w:rFonts w:cs="Arial"/>
+                                          <w:b/>
+                                          <w:sz w:val="15"/>
+                                          <w:szCs w:val="15"/>
+                                          <w:lang w:eastAsia="en-US"/>
+                                        </w:rPr>
+                                        <w:t>Knierim</w:t>
+                                      </w:r>
+                                      <w:proofErr w:type="spellEnd"/>
                                       <w:r>
                                         <w:rPr>
                                           <w:rFonts w:cs="Arial"/>
@@ -325,7 +340,7 @@
                                         </w:rPr>
                                         <w:br/>
                                       </w:r>
-                                      <w:hyperlink r:id="rId4" w:history="1">
+                                      <w:hyperlink r:id="rId6" w:history="1">
                                         <w:r>
                                           <w:rPr>
                                             <w:rStyle w:val="Hyperlink"/>
@@ -398,7 +413,7 @@
                                         </w:rPr>
                                         <w:t xml:space="preserve">Berlin, </w:t>
                                       </w:r>
-                                      <w:bookmarkStart w:id="0" w:name="AUTODATE"/>
+                                      <w:bookmarkStart w:id="1" w:name="AUTODATE"/>
                                       <w:r>
                                         <w:rPr>
                                           <w:rFonts w:cs="Arial"/>
@@ -408,8 +423,8 @@
                                         </w:rPr>
                                         <w:t>03.06.2026</w:t>
                                       </w:r>
-                                      <w:bookmarkStart w:id="1" w:name="HIDDEN_CREATE_STATUS"/>
-                                      <w:bookmarkEnd w:id="0"/>
+                                      <w:bookmarkStart w:id="2" w:name="HIDDEN_CREATE_STATUS"/>
+                                      <w:bookmarkEnd w:id="1"/>
                                       <w:r>
                                         <w:rPr>
                                           <w:rFonts w:cs="Arial"/>
@@ -420,7 +435,7 @@
                                         </w:rPr>
                                         <w:t>[X]</w:t>
                                       </w:r>
-                                      <w:bookmarkEnd w:id="1"/>
+                                      <w:bookmarkEnd w:id="2"/>
                                       <w:r>
                                         <w:rPr>
                                           <w:rFonts w:cs="Arial"/>
@@ -562,8 +577,8 @@
                             <w:tblLook w:val="04A0" w:firstRow="1" w:lastRow="0" w:firstColumn="1" w:lastColumn="0" w:noHBand="0" w:noVBand="1"/>
                           </w:tblPr>
                           <w:tblGrid>
-                            <w:gridCol w:w="2327"/>
-                            <w:gridCol w:w="852"/>
+                            <w:gridCol w:w="2326"/>
+                            <w:gridCol w:w="853"/>
                           </w:tblGrid>
                           <w:tr>
                             <w:tc>
@@ -608,8 +623,20 @@
                                     <w:szCs w:val="15"/>
                                     <w:lang w:eastAsia="en-US"/>
                                   </w:rPr>
-                                  <w:t xml:space="preserve"> Jan Knierim</w:t>
+                                  <w:t xml:space="preserve"> Jan </w:t>
                                 </w:r>
+                                <w:proofErr w:type="spellStart"/>
+                                <w:r>
+                                  <w:rPr>
+                                    <w:rFonts w:cs="Arial"/>
+                                    <w:b/>
+                                    <w:sz w:val="15"/>
+                                    <w:szCs w:val="15"/>
+                                    <w:lang w:eastAsia="en-US"/>
+                                  </w:rPr>
+                                  <w:t>Knierim</w:t>
+                                </w:r>
+                                <w:proofErr w:type="spellEnd"/>
                                 <w:r>
                                   <w:rPr>
                                     <w:rFonts w:cs="Arial"/>
@@ -807,7 +834,7 @@
                                   </w:rPr>
                                   <w:br/>
                                 </w:r>
-                                <w:hyperlink r:id="rId5" w:history="1">
+                                <w:hyperlink r:id="rId7" w:history="1">
                                   <w:r>
                                     <w:rPr>
                                       <w:rStyle w:val="Hyperlink"/>
@@ -880,7 +907,7 @@
                                   </w:rPr>
                                   <w:t xml:space="preserve">Berlin, </w:t>
                                 </w:r>
-                                <w:bookmarkStart w:id="2" w:name="AUTODATE"/>
+                                <w:bookmarkStart w:id="3" w:name="AUTODATE"/>
                                 <w:r>
                                   <w:rPr>
                                     <w:rFonts w:cs="Arial"/>
@@ -890,8 +917,8 @@
                                   </w:rPr>
                                   <w:t>03.06.2026</w:t>
                                 </w:r>
-                                <w:bookmarkStart w:id="3" w:name="HIDDEN_CREATE_STATUS"/>
-                                <w:bookmarkEnd w:id="2"/>
+                                <w:bookmarkStart w:id="4" w:name="HIDDEN_CREATE_STATUS"/>
+                                <w:bookmarkEnd w:id="3"/>
                                 <w:r>
                                   <w:rPr>
                                     <w:rFonts w:cs="Arial"/>
@@ -902,7 +929,7 @@
                                   </w:rPr>
                                   <w:t>[X]</w:t>
                                 </w:r>
-                                <w:bookmarkEnd w:id="3"/>
+                                <w:bookmarkEnd w:id="4"/>
                                 <w:r>
                                   <w:rPr>
                                     <w:rFonts w:cs="Arial"/>
@@ -1015,12 +1042,12 @@
           <w:pPr>
             <w:pStyle w:val="Logo"/>
             <w:sectPr>
-              <w:headerReference w:type="even" r:id="rId6"/>
-              <w:headerReference w:type="default" r:id="rId7"/>
-              <w:footerReference w:type="even" r:id="rId8"/>
-              <w:footerReference w:type="default" r:id="rId9"/>
-              <w:headerReference w:type="first" r:id="rId10"/>
-              <w:footerReference w:type="first" r:id="rId11"/>
+              <w:headerReference w:type="even" r:id="rId8"/>
+              <w:headerReference w:type="default" r:id="rId9"/>
+              <w:footerReference w:type="even" r:id="rId10"/>
+              <w:footerReference w:type="default" r:id="rId11"/>
+              <w:headerReference w:type="first" r:id="rId12"/>
+              <w:footerReference w:type="first" r:id="rId13"/>
               <w:type w:val="continuous"/>
               <w:pgSz w:w="11906" w:h="16838" w:code="9"/>
               <w:pgMar w:top="2516" w:right="1418" w:bottom="1304" w:left="1418" w:header="709" w:footer="709" w:gutter="0"/>
@@ -1171,7 +1198,7 @@
           </w:ffData>
         </w:fldChar>
       </w:r>
-      <w:bookmarkStart w:id="5" w:name="STRASSERST"/>
+      <w:bookmarkStart w:id="6" w:name="STRASSERST"/>
       <w:r>
         <w:instrText xml:space="preserve"> FORMTEXT </w:instrText>
       </w:r>
@@ -1211,7 +1238,7 @@
       <w:r>
         <w:fldChar w:fldCharType="end"/>
       </w:r>
-      <w:bookmarkEnd w:id="5"/>
+      <w:bookmarkEnd w:id="6"/>
       <w:r>
         <w:tab/>
       </w:r>
@@ -1288,7 +1315,7 @@
           </w:ffData>
         </w:fldChar>
       </w:r>
-      <w:bookmarkStart w:id="6" w:name="ORTERST"/>
+      <w:bookmarkStart w:id="7" w:name="ORTERST"/>
       <w:r>
         <w:instrText xml:space="preserve"> FORMTEXT </w:instrText>
       </w:r>
@@ -1328,7 +1355,7 @@
       <w:r>
         <w:fldChar w:fldCharType="end"/>
       </w:r>
-      <w:bookmarkEnd w:id="6"/>
+      <w:bookmarkEnd w:id="7"/>
     </w:p>
     <w:p/>
     <w:p/>
@@ -1454,7 +1481,7 @@
           </w:ffData>
         </w:fldChar>
       </w:r>
-      <w:bookmarkStart w:id="7" w:name="NAMEINFO3"/>
+      <w:bookmarkStart w:id="8" w:name="NAMEINFO3"/>
       <w:r>
         <w:instrText xml:space="preserve"> FORMTEXT </w:instrText>
       </w:r>
@@ -1494,7 +1521,7 @@
       <w:r>
         <w:fldChar w:fldCharType="end"/>
       </w:r>
-      <w:bookmarkEnd w:id="7"/>
+      <w:bookmarkEnd w:id="8"/>
     </w:p>
     <w:p>
       <w:r>
@@ -1507,7 +1534,7 @@
           </w:ffData>
         </w:fldChar>
       </w:r>
-      <w:bookmarkStart w:id="8" w:name="NAMEINFO4"/>
+      <w:bookmarkStart w:id="9" w:name="NAMEINFO4"/>
       <w:r>
         <w:instrText xml:space="preserve"> FORMTEXT </w:instrText>
       </w:r>
@@ -1547,7 +1574,7 @@
       <w:r>
         <w:fldChar w:fldCharType="end"/>
       </w:r>
-      <w:bookmarkEnd w:id="8"/>
+      <w:bookmarkEnd w:id="9"/>
     </w:p>
     <w:p>
       <w:r>
@@ -1560,7 +1587,7 @@
           </w:ffData>
         </w:fldChar>
       </w:r>
-      <w:bookmarkStart w:id="9" w:name="NAMEINFO5"/>
+      <w:bookmarkStart w:id="10" w:name="NAMEINFO5"/>
       <w:r>
         <w:instrText xml:space="preserve"> FORMTEXT </w:instrText>
       </w:r>
@@ -1600,7 +1627,7 @@
       <w:r>
         <w:fldChar w:fldCharType="end"/>
       </w:r>
-      <w:bookmarkEnd w:id="9"/>
+      <w:bookmarkEnd w:id="10"/>
     </w:p>
     <w:p/>
     <w:p/>
@@ -1616,7 +1643,7 @@
           </w:ffData>
         </w:fldChar>
       </w:r>
-      <w:bookmarkStart w:id="10" w:name="ANSPRACHE"/>
+      <w:bookmarkStart w:id="11" w:name="ANSPRACHE"/>
       <w:r>
         <w:instrText xml:space="preserve"> FORMTEXT </w:instrText>
       </w:r>
@@ -1656,7 +1683,7 @@
       <w:r>
         <w:fldChar w:fldCharType="end"/>
       </w:r>
-      <w:bookmarkEnd w:id="10"/>
+      <w:bookmarkEnd w:id="11"/>
       <w:r>
         <w:t>,</w:t>
       </w:r>
@@ -1664,7 +1691,7 @@
     <w:p>
       <w:pPr>
         <w:sectPr>
-          <w:headerReference w:type="default" r:id="rId12"/>
+          <w:headerReference w:type="default" r:id="rId14"/>
           <w:type w:val="continuous"/>
           <w:pgSz w:w="11906" w:h="16838" w:code="9"/>
           <w:pgMar w:top="1134" w:right="1134" w:bottom="567" w:left="1418" w:header="709" w:footer="709" w:gutter="0"/>
@@ -1733,7 +1760,21 @@
         <w:rPr>
           <w:bCs/>
         </w:rPr>
-        <w:t xml:space="preserve">[U:ARTIKEL] sich vom </w:t>
+        <w:t>[</w:t>
+      </w:r>
+      <w:proofErr w:type="gramStart"/>
+      <w:r>
+        <w:rPr>
+          <w:bCs/>
+        </w:rPr>
+        <w:t>U:ARTIKEL</w:t>
+      </w:r>
+      <w:proofErr w:type="gramEnd"/>
+      <w:r>
+        <w:rPr>
+          <w:bCs/>
+        </w:rPr>
+        <w:t xml:space="preserve">] sich vom </w:t>
       </w:r>
       <w:r>
         <w:t>[NBEW-BWIDT] bis [U:ENTL-BWIDT]</w:t>
@@ -1756,8 +1797,13 @@
       <w:pPr>
         <w:pStyle w:val="berschrift1"/>
       </w:pPr>
-      <w:r>
-        <w:t>Diagnosen:</w:t>
+      <w:proofErr w:type="spellStart"/>
+      <w:r>
+        <w:t>Diagnosen</w:t>
+      </w:r>
+      <w:proofErr w:type="spellEnd"/>
+      <w:r>
+        <w:t>:</w:t>
       </w:r>
     </w:p>
     <w:p>
@@ -1765,7 +1811,15 @@
         <w:pStyle w:val="Diagnose"/>
       </w:pPr>
       <w:r>
-        <w:t>[USER:DIATAB-DIA_DKEY]</w:t>
+        <w:t>[</w:t>
+      </w:r>
+      <w:proofErr w:type="gramStart"/>
+      <w:r>
+        <w:t>USER:DIATAB</w:t>
+      </w:r>
+      <w:proofErr w:type="gramEnd"/>
+      <w:r>
+        <w:t>-DIA_DKEY]</w:t>
       </w:r>
       <w:r>
         <w:tab/>
@@ -1782,8 +1836,29 @@
       <w:pPr>
         <w:pStyle w:val="berschrift1"/>
       </w:pPr>
-      <w:r>
-        <w:t>Therapie und Prozeduren im PKH</w:t>
+      <w:proofErr w:type="spellStart"/>
+      <w:r>
+        <w:t>Therapie</w:t>
+      </w:r>
+      <w:proofErr w:type="spellEnd"/>
+      <w:r>
+        <w:t xml:space="preserve"> und </w:t>
+      </w:r>
+      <w:proofErr w:type="spellStart"/>
+      <w:r>
+        <w:t>Prozeduren</w:t>
+      </w:r>
+      <w:proofErr w:type="spellEnd"/>
+      <w:r>
+        <w:t xml:space="preserve"> </w:t>
+      </w:r>
+      <w:proofErr w:type="spellStart"/>
+      <w:r>
+        <w:t>im</w:t>
+      </w:r>
+      <w:proofErr w:type="spellEnd"/>
+      <w:r>
+        <w:t xml:space="preserve"> PKH</w:t>
       </w:r>
       <w:r>
         <w:t>:</w:t>
@@ -1794,7 +1869,15 @@
         <w:pStyle w:val="Diagnose"/>
       </w:pPr>
       <w:r>
-        <w:t>[USER:PROCTAB-</w:t>
+        <w:t>[</w:t>
+      </w:r>
+      <w:proofErr w:type="gramStart"/>
+      <w:r>
+        <w:t>USER:PROCTAB</w:t>
+      </w:r>
+      <w:proofErr w:type="gramEnd"/>
+      <w:r>
+        <w:t>-</w:t>
       </w:r>
       <w:r>
         <w:t>PROC_</w:t>
@@ -1814,159 +1897,169 @@
       <w:pPr>
         <w:pStyle w:val="berschrift1"/>
       </w:pPr>
-      <w:r>
-        <w:t>Therapie:</w:t>
+      <w:proofErr w:type="spellStart"/>
+      <w:r>
+        <w:t>Therapie</w:t>
+      </w:r>
+      <w:proofErr w:type="spellEnd"/>
+      <w:r>
+        <w:t>:</w:t>
       </w:r>
     </w:p>
     <w:p>
       <w:r>
         <w:t xml:space="preserve"> </w:t>
       </w:r>
-      <w:bookmarkStart w:id="11" w:name="Anamnese"/>
-      <w:bookmarkEnd w:id="11"/>
+      <w:bookmarkStart w:id="12" w:name="Anamnese"/>
+      <w:bookmarkEnd w:id="12"/>
       <w:r>
         <w:t xml:space="preserve"> </w:t>
       </w:r>
-      <w:bookmarkStart w:id="12" w:name="Opbericht"/>
-      <w:bookmarkEnd w:id="12"/>
+      <w:bookmarkStart w:id="13" w:name="Opbericht"/>
+      <w:bookmarkEnd w:id="13"/>
       <w:r>
         <w:t xml:space="preserve"> </w:t>
       </w:r>
-      <w:bookmarkStart w:id="13" w:name="koerper"/>
-      <w:bookmarkEnd w:id="13"/>
+      <w:bookmarkStart w:id="14" w:name="koerper"/>
+      <w:bookmarkEnd w:id="14"/>
       <w:r>
         <w:t xml:space="preserve"> </w:t>
       </w:r>
-      <w:bookmarkStart w:id="14" w:name="ROE"/>
-      <w:bookmarkEnd w:id="14"/>
+      <w:bookmarkStart w:id="15" w:name="ROE"/>
+      <w:bookmarkEnd w:id="15"/>
       <w:r>
         <w:t xml:space="preserve"> </w:t>
       </w:r>
-      <w:bookmarkStart w:id="15" w:name="EKG"/>
-      <w:bookmarkEnd w:id="15"/>
+      <w:bookmarkStart w:id="16" w:name="EKG"/>
+      <w:bookmarkEnd w:id="16"/>
       <w:r>
         <w:t xml:space="preserve"> </w:t>
       </w:r>
-      <w:bookmarkStart w:id="16" w:name="Ekgbelast"/>
-      <w:bookmarkStart w:id="17" w:name="LangzRR"/>
-      <w:bookmarkEnd w:id="16"/>
+      <w:bookmarkStart w:id="17" w:name="Ekgbelast"/>
+      <w:bookmarkStart w:id="18" w:name="LangzRR"/>
       <w:bookmarkEnd w:id="17"/>
+      <w:bookmarkEnd w:id="18"/>
       <w:r>
         <w:t xml:space="preserve"> </w:t>
       </w:r>
-      <w:bookmarkStart w:id="18" w:name="Ekglangzeit"/>
-      <w:bookmarkEnd w:id="18"/>
+      <w:bookmarkStart w:id="19" w:name="Ekglangzeit"/>
+      <w:bookmarkEnd w:id="19"/>
       <w:r>
         <w:t xml:space="preserve"> </w:t>
       </w:r>
-      <w:bookmarkStart w:id="19" w:name="Echokard"/>
-      <w:bookmarkEnd w:id="19"/>
+      <w:bookmarkStart w:id="20" w:name="Echokard"/>
+      <w:bookmarkEnd w:id="20"/>
       <w:r>
         <w:t xml:space="preserve"> </w:t>
       </w:r>
-      <w:bookmarkStart w:id="20" w:name="Sonobauch"/>
-      <w:bookmarkEnd w:id="20"/>
+      <w:bookmarkStart w:id="21" w:name="Sonobauch"/>
+      <w:bookmarkEnd w:id="21"/>
       <w:r>
         <w:t xml:space="preserve"> </w:t>
       </w:r>
-      <w:bookmarkStart w:id="21" w:name="Sonosd"/>
-      <w:bookmarkEnd w:id="21"/>
+      <w:bookmarkStart w:id="22" w:name="Sonosd"/>
+      <w:bookmarkEnd w:id="22"/>
       <w:r>
         <w:t xml:space="preserve"> </w:t>
       </w:r>
-      <w:bookmarkStart w:id="22" w:name="Sonogef"/>
-      <w:bookmarkEnd w:id="22"/>
+      <w:bookmarkStart w:id="23" w:name="Sonogef"/>
+      <w:bookmarkEnd w:id="23"/>
       <w:r>
         <w:t xml:space="preserve"> </w:t>
       </w:r>
-      <w:bookmarkStart w:id="23" w:name="Sonograf"/>
-      <w:bookmarkEnd w:id="23"/>
+      <w:bookmarkStart w:id="24" w:name="Sonograf"/>
+      <w:bookmarkEnd w:id="24"/>
       <w:r>
         <w:t xml:space="preserve"> </w:t>
       </w:r>
-      <w:bookmarkStart w:id="24" w:name="Gynkonsil"/>
-      <w:bookmarkStart w:id="25" w:name="Schrittmacher"/>
-      <w:bookmarkEnd w:id="24"/>
+      <w:bookmarkStart w:id="25" w:name="Gynkonsil"/>
+      <w:bookmarkStart w:id="26" w:name="Schrittmacher"/>
       <w:bookmarkEnd w:id="25"/>
+      <w:bookmarkEnd w:id="26"/>
       <w:r>
         <w:t xml:space="preserve"> </w:t>
       </w:r>
-      <w:bookmarkStart w:id="26" w:name="Chikonsil"/>
-      <w:bookmarkEnd w:id="26"/>
+      <w:bookmarkStart w:id="27" w:name="Chikonsil"/>
+      <w:bookmarkEnd w:id="27"/>
       <w:r>
         <w:t xml:space="preserve"> </w:t>
       </w:r>
-      <w:bookmarkStart w:id="27" w:name="Sonstkonsil"/>
-      <w:bookmarkEnd w:id="27"/>
+      <w:bookmarkStart w:id="28" w:name="Sonstkonsil"/>
+      <w:bookmarkEnd w:id="28"/>
       <w:r>
         <w:t xml:space="preserve"> </w:t>
       </w:r>
-      <w:bookmarkStart w:id="28" w:name="Hnokonsil"/>
-      <w:bookmarkEnd w:id="28"/>
+      <w:bookmarkStart w:id="29" w:name="Hnokonsil"/>
+      <w:bookmarkEnd w:id="29"/>
       <w:r>
         <w:t xml:space="preserve"> </w:t>
       </w:r>
-      <w:bookmarkStart w:id="29" w:name="Neukonsil"/>
-      <w:bookmarkEnd w:id="29"/>
+      <w:bookmarkStart w:id="30" w:name="Neukonsil"/>
+      <w:bookmarkEnd w:id="30"/>
       <w:r>
         <w:t xml:space="preserve"> </w:t>
       </w:r>
-      <w:bookmarkStart w:id="30" w:name="Urokonsil"/>
-      <w:bookmarkEnd w:id="30"/>
+      <w:bookmarkStart w:id="31" w:name="Urokonsil"/>
+      <w:bookmarkEnd w:id="31"/>
       <w:r>
         <w:t xml:space="preserve"> </w:t>
       </w:r>
-      <w:bookmarkStart w:id="31" w:name="Derkonsil"/>
-      <w:bookmarkEnd w:id="31"/>
+      <w:bookmarkStart w:id="32" w:name="Derkonsil"/>
+      <w:bookmarkEnd w:id="32"/>
       <w:r>
         <w:t xml:space="preserve"> </w:t>
       </w:r>
-      <w:bookmarkStart w:id="32" w:name="Augkonsil"/>
-      <w:bookmarkEnd w:id="32"/>
+      <w:bookmarkStart w:id="33" w:name="Augkonsil"/>
+      <w:bookmarkEnd w:id="33"/>
       <w:r>
         <w:t xml:space="preserve"> </w:t>
       </w:r>
-      <w:bookmarkStart w:id="33" w:name="Zahkonsil"/>
-      <w:bookmarkStart w:id="34" w:name="Endo"/>
-      <w:bookmarkStart w:id="35" w:name="Diaet"/>
-      <w:bookmarkEnd w:id="33"/>
+      <w:bookmarkStart w:id="34" w:name="Zahkonsil"/>
+      <w:bookmarkStart w:id="35" w:name="Endo"/>
+      <w:bookmarkStart w:id="36" w:name="Diaet"/>
       <w:bookmarkEnd w:id="34"/>
       <w:bookmarkEnd w:id="35"/>
+      <w:bookmarkEnd w:id="36"/>
       <w:r>
         <w:t xml:space="preserve"> </w:t>
       </w:r>
-      <w:bookmarkStart w:id="36" w:name="Lufu"/>
-      <w:bookmarkStart w:id="37" w:name="Dialyse"/>
-      <w:bookmarkStart w:id="38" w:name="Rechtsherz"/>
-      <w:bookmarkStart w:id="39" w:name="Gehtest"/>
-      <w:bookmarkStart w:id="40" w:name="MibiErregerHinweis"/>
-      <w:bookmarkStart w:id="41" w:name="Karotidendoppler"/>
-      <w:bookmarkStart w:id="42" w:name="Knochenmarkbiopsie"/>
-      <w:bookmarkEnd w:id="36"/>
+      <w:bookmarkStart w:id="37" w:name="Lufu"/>
+      <w:bookmarkStart w:id="38" w:name="Dialyse"/>
+      <w:bookmarkStart w:id="39" w:name="Rechtsherz"/>
+      <w:bookmarkStart w:id="40" w:name="Gehtest"/>
+      <w:bookmarkStart w:id="41" w:name="MibiErregerHinweis"/>
+      <w:bookmarkStart w:id="42" w:name="Karotidendoppler"/>
+      <w:bookmarkStart w:id="43" w:name="Knochenmarkbiopsie"/>
       <w:bookmarkEnd w:id="37"/>
       <w:bookmarkEnd w:id="38"/>
       <w:bookmarkEnd w:id="39"/>
       <w:bookmarkEnd w:id="40"/>
       <w:bookmarkEnd w:id="41"/>
       <w:bookmarkEnd w:id="42"/>
+      <w:bookmarkEnd w:id="43"/>
     </w:p>
     <w:p/>
     <w:p>
       <w:pPr>
         <w:pStyle w:val="berschrift1"/>
       </w:pPr>
+      <w:proofErr w:type="spellStart"/>
       <w:r>
         <w:t>Labor</w:t>
       </w:r>
-      <w:bookmarkStart w:id="43" w:name="LaborStart"/>
-      <w:bookmarkEnd w:id="43"/>
-      <w:r>
-        <w:t>parameter:</w:t>
+      <w:bookmarkStart w:id="44" w:name="LaborStart"/>
+      <w:bookmarkEnd w:id="44"/>
+      <w:r>
+        <w:t>parameter</w:t>
+      </w:r>
+      <w:proofErr w:type="spellEnd"/>
+      <w:r>
+        <w:t>:</w:t>
       </w:r>
     </w:p>
     <w:p>
-      <w:bookmarkStart w:id="44" w:name="Labor"/>
-      <w:bookmarkEnd w:id="44"/>
+      <w:bookmarkStart w:id="45" w:name="Labor"/>
+      <w:bookmarkEnd w:id="45"/>
     </w:p>
     <w:p/>
     <w:p>
@@ -1995,37 +2088,55 @@
       </w:r>
     </w:p>
     <w:p>
-      <w:bookmarkStart w:id="45" w:name="OPBerichtPMD"/>
-      <w:bookmarkEnd w:id="45"/>
+      <w:bookmarkStart w:id="46" w:name="OPBerichtPMD"/>
+      <w:bookmarkEnd w:id="46"/>
     </w:p>
     <w:p>
       <w:pPr>
         <w:pStyle w:val="berschrift1"/>
       </w:pPr>
-      <w:r>
-        <w:t>Blutgruppe und Transfusionen:</w:t>
+      <w:proofErr w:type="spellStart"/>
+      <w:r>
+        <w:t>Blutgruppe</w:t>
+      </w:r>
+      <w:proofErr w:type="spellEnd"/>
+      <w:r>
+        <w:t xml:space="preserve"> und </w:t>
+      </w:r>
+      <w:proofErr w:type="spellStart"/>
+      <w:r>
+        <w:t>Transfusionen</w:t>
+      </w:r>
+      <w:proofErr w:type="spellEnd"/>
+      <w:r>
+        <w:t>:</w:t>
       </w:r>
     </w:p>
     <w:p>
-      <w:bookmarkStart w:id="46" w:name="Blutprodukte"/>
-      <w:bookmarkEnd w:id="46"/>
+      <w:bookmarkStart w:id="47" w:name="Blutprodukte"/>
+      <w:bookmarkEnd w:id="47"/>
     </w:p>
     <w:p/>
     <w:p>
       <w:pPr>
         <w:pStyle w:val="berschrift1"/>
       </w:pPr>
-      <w:bookmarkStart w:id="47" w:name="Antibiotika"/>
-      <w:bookmarkStart w:id="48" w:name="Blutkomp"/>
-      <w:bookmarkEnd w:id="47"/>
+      <w:bookmarkStart w:id="48" w:name="Antibiotika"/>
+      <w:bookmarkStart w:id="49" w:name="Blutkomp"/>
       <w:bookmarkEnd w:id="48"/>
-      <w:r>
-        <w:t>Medikation:</w:t>
+      <w:bookmarkEnd w:id="49"/>
+      <w:proofErr w:type="spellStart"/>
+      <w:r>
+        <w:t>Medikation</w:t>
+      </w:r>
+      <w:proofErr w:type="spellEnd"/>
+      <w:r>
+        <w:t>:</w:t>
       </w:r>
     </w:p>
     <w:p>
-      <w:bookmarkStart w:id="49" w:name="StandMedikation"/>
-      <w:bookmarkEnd w:id="49"/>
+      <w:bookmarkStart w:id="50" w:name="StandMedikation"/>
+      <w:bookmarkEnd w:id="50"/>
     </w:p>
     <w:tbl>
       <w:tblPr>
@@ -2145,12 +2256,21 @@
                 <w:szCs w:val="18"/>
               </w:rPr>
             </w:pPr>
+            <w:proofErr w:type="spellStart"/>
             <w:r>
               <w:rPr>
                 <w:sz w:val="18"/>
                 <w:szCs w:val="18"/>
               </w:rPr>
-              <w:t>Appl.</w:t>
+              <w:t>Appl</w:t>
+            </w:r>
+            <w:proofErr w:type="spellEnd"/>
+            <w:r>
+              <w:rPr>
+                <w:sz w:val="18"/>
+                <w:szCs w:val="18"/>
+              </w:rPr>
+              <w:t>.</w:t>
             </w:r>
           </w:p>
         </w:tc>
@@ -2175,7 +2295,23 @@
                 <w:sz w:val="18"/>
                 <w:szCs w:val="18"/>
               </w:rPr>
-              <w:t>Dar.-einh.</w:t>
+              <w:t>Dar.-</w:t>
+            </w:r>
+            <w:proofErr w:type="spellStart"/>
+            <w:r>
+              <w:rPr>
+                <w:sz w:val="18"/>
+                <w:szCs w:val="18"/>
+              </w:rPr>
+              <w:t>einh</w:t>
+            </w:r>
+            <w:proofErr w:type="spellEnd"/>
+            <w:r>
+              <w:rPr>
+                <w:sz w:val="18"/>
+                <w:szCs w:val="18"/>
+              </w:rPr>
+              <w:t>.</w:t>
             </w:r>
           </w:p>
         </w:tc>
@@ -2287,8 +2423,8 @@
             <w:shd w:val="clear" w:color="auto" w:fill="auto"/>
           </w:tcPr>
           <w:p>
-            <w:bookmarkStart w:id="50" w:name="MEDIKAMENT"/>
-            <w:bookmarkEnd w:id="50"/>
+            <w:bookmarkStart w:id="51" w:name="MEDIKAMENT"/>
+            <w:bookmarkEnd w:id="51"/>
           </w:p>
         </w:tc>
         <w:tc>
@@ -2378,12 +2514,12 @@
       </w:tr>
     </w:tbl>
     <w:p>
-      <w:bookmarkStart w:id="51" w:name="MEDIKA_TEXT"/>
-      <w:bookmarkEnd w:id="51"/>
+      <w:bookmarkStart w:id="52" w:name="MEDIKA_TEXT"/>
+      <w:bookmarkEnd w:id="52"/>
     </w:p>
     <w:p>
-      <w:bookmarkStart w:id="52" w:name="Epikrise"/>
-      <w:bookmarkEnd w:id="52"/>
+      <w:bookmarkStart w:id="53" w:name="Epikrise"/>
+      <w:bookmarkEnd w:id="53"/>
       <w:r>
         <w:t>Wir danken Ihnen für die Überweisung des Patienten und verbleiben</w:t>
       </w:r>
@@ -2435,9 +2571,11 @@
       <w:r>
         <w:t xml:space="preserve">PD Dr. J. </w:t>
       </w:r>
+      <w:proofErr w:type="spellStart"/>
       <w:r>
         <w:t>Knierim</w:t>
       </w:r>
+      <w:proofErr w:type="spellEnd"/>
       <w:r>
         <w:tab/>
         <w:t>OA</w:t>
@@ -2446,15 +2584,15 @@
         <w:tab/>
         <w:t>Stationsarzt</w:t>
       </w:r>
-      <w:bookmarkStart w:id="53" w:name="Unterschrift"/>
-      <w:bookmarkEnd w:id="53"/>
+      <w:bookmarkStart w:id="54" w:name="Unterschrift"/>
+      <w:bookmarkEnd w:id="54"/>
     </w:p>
     <w:p>
       <w:pPr>
         <w:pStyle w:val="berschrift1"/>
       </w:pPr>
-      <w:bookmarkStart w:id="54" w:name="MibiErregerTabelle1"/>
-      <w:bookmarkEnd w:id="54"/>
+      <w:bookmarkStart w:id="55" w:name="MibiErregerTabelle1"/>
+      <w:bookmarkEnd w:id="55"/>
     </w:p>
     <w:tbl>
       <w:tblPr>
@@ -2608,7 +2746,23 @@
                 <w:sz w:val="18"/>
                 <w:szCs w:val="18"/>
               </w:rPr>
-              <w:t>Erregertext (Keimzahl)</w:t>
+              <w:t>Erregertext (</w:t>
+            </w:r>
+            <w:proofErr w:type="spellStart"/>
+            <w:r>
+              <w:rPr>
+                <w:sz w:val="18"/>
+                <w:szCs w:val="18"/>
+              </w:rPr>
+              <w:t>Keimzahl</w:t>
+            </w:r>
+            <w:proofErr w:type="spellEnd"/>
+            <w:r>
+              <w:rPr>
+                <w:sz w:val="18"/>
+                <w:szCs w:val="18"/>
+              </w:rPr>
+              <w:t>)</w:t>
             </w:r>
           </w:p>
         </w:tc>
@@ -2713,8 +2867,17 @@
                 <w:sz w:val="14"/>
                 <w:szCs w:val="14"/>
               </w:rPr>
-              <w:t>- Oxacillin</w:t>
-            </w:r>
+              <w:t xml:space="preserve">- </w:t>
+            </w:r>
+            <w:proofErr w:type="spellStart"/>
+            <w:r>
+              <w:rPr>
+                <w:sz w:val="14"/>
+                <w:szCs w:val="14"/>
+              </w:rPr>
+              <w:t>Oxacillin</w:t>
+            </w:r>
+            <w:proofErr w:type="spellEnd"/>
           </w:p>
         </w:tc>
         <w:tc>
@@ -2742,8 +2905,17 @@
                 <w:sz w:val="14"/>
                 <w:szCs w:val="14"/>
               </w:rPr>
-              <w:t>- Amicillin</w:t>
-            </w:r>
+              <w:t xml:space="preserve">- </w:t>
+            </w:r>
+            <w:proofErr w:type="spellStart"/>
+            <w:r>
+              <w:rPr>
+                <w:sz w:val="14"/>
+                <w:szCs w:val="14"/>
+              </w:rPr>
+              <w:t>Amicillin</w:t>
+            </w:r>
+            <w:proofErr w:type="spellEnd"/>
           </w:p>
         </w:tc>
         <w:tc>
@@ -2771,8 +2943,33 @@
                 <w:sz w:val="14"/>
                 <w:szCs w:val="14"/>
               </w:rPr>
-              <w:t>- Ampicillin/Sulbactam</w:t>
-            </w:r>
+              <w:t xml:space="preserve">- </w:t>
+            </w:r>
+            <w:proofErr w:type="spellStart"/>
+            <w:r>
+              <w:rPr>
+                <w:sz w:val="14"/>
+                <w:szCs w:val="14"/>
+              </w:rPr>
+              <w:t>Ampicillin</w:t>
+            </w:r>
+            <w:proofErr w:type="spellEnd"/>
+            <w:r>
+              <w:rPr>
+                <w:sz w:val="14"/>
+                <w:szCs w:val="14"/>
+              </w:rPr>
+              <w:t>/</w:t>
+            </w:r>
+            <w:proofErr w:type="spellStart"/>
+            <w:r>
+              <w:rPr>
+                <w:sz w:val="14"/>
+                <w:szCs w:val="14"/>
+              </w:rPr>
+              <w:t>Sulbactam</w:t>
+            </w:r>
+            <w:proofErr w:type="spellEnd"/>
           </w:p>
         </w:tc>
         <w:tc>
@@ -2800,8 +2997,17 @@
                 <w:sz w:val="14"/>
                 <w:szCs w:val="14"/>
               </w:rPr>
-              <w:t>- Piperacillin</w:t>
-            </w:r>
+              <w:t xml:space="preserve">- </w:t>
+            </w:r>
+            <w:proofErr w:type="spellStart"/>
+            <w:r>
+              <w:rPr>
+                <w:sz w:val="14"/>
+                <w:szCs w:val="14"/>
+              </w:rPr>
+              <w:t>Piperacillin</w:t>
+            </w:r>
+            <w:proofErr w:type="spellEnd"/>
           </w:p>
         </w:tc>
         <w:tc>
@@ -2829,8 +3035,33 @@
                 <w:sz w:val="14"/>
                 <w:szCs w:val="14"/>
               </w:rPr>
-              <w:t>- Piperacillin/Tazobactam</w:t>
-            </w:r>
+              <w:t xml:space="preserve">- </w:t>
+            </w:r>
+            <w:proofErr w:type="spellStart"/>
+            <w:r>
+              <w:rPr>
+                <w:sz w:val="14"/>
+                <w:szCs w:val="14"/>
+              </w:rPr>
+              <w:t>Piperacillin</w:t>
+            </w:r>
+            <w:proofErr w:type="spellEnd"/>
+            <w:r>
+              <w:rPr>
+                <w:sz w:val="14"/>
+                <w:szCs w:val="14"/>
+              </w:rPr>
+              <w:t>/</w:t>
+            </w:r>
+            <w:proofErr w:type="spellStart"/>
+            <w:r>
+              <w:rPr>
+                <w:sz w:val="14"/>
+                <w:szCs w:val="14"/>
+              </w:rPr>
+              <w:t>Tazobactam</w:t>
+            </w:r>
+            <w:proofErr w:type="spellEnd"/>
           </w:p>
         </w:tc>
         <w:tc>
@@ -2858,7 +3089,23 @@
                 <w:sz w:val="14"/>
                 <w:szCs w:val="14"/>
               </w:rPr>
-              <w:t>- Cefazolin (Gr. 1)</w:t>
+              <w:t xml:space="preserve">- </w:t>
+            </w:r>
+            <w:proofErr w:type="spellStart"/>
+            <w:r>
+              <w:rPr>
+                <w:sz w:val="14"/>
+                <w:szCs w:val="14"/>
+              </w:rPr>
+              <w:t>Cefazolin</w:t>
+            </w:r>
+            <w:proofErr w:type="spellEnd"/>
+            <w:r>
+              <w:rPr>
+                <w:sz w:val="14"/>
+                <w:szCs w:val="14"/>
+              </w:rPr>
+              <w:t xml:space="preserve"> (Gr. 1)</w:t>
             </w:r>
           </w:p>
         </w:tc>
@@ -2887,7 +3134,23 @@
                 <w:sz w:val="14"/>
                 <w:szCs w:val="14"/>
               </w:rPr>
-              <w:t>- Cefaclor (Oral Gr. 1)</w:t>
+              <w:t xml:space="preserve">- </w:t>
+            </w:r>
+            <w:proofErr w:type="spellStart"/>
+            <w:r>
+              <w:rPr>
+                <w:sz w:val="14"/>
+                <w:szCs w:val="14"/>
+              </w:rPr>
+              <w:t>Cefaclor</w:t>
+            </w:r>
+            <w:proofErr w:type="spellEnd"/>
+            <w:r>
+              <w:rPr>
+                <w:sz w:val="14"/>
+                <w:szCs w:val="14"/>
+              </w:rPr>
+              <w:t xml:space="preserve"> (Oral Gr. 1)</w:t>
             </w:r>
           </w:p>
         </w:tc>
@@ -2916,7 +3179,23 @@
                 <w:sz w:val="14"/>
                 <w:szCs w:val="14"/>
               </w:rPr>
-              <w:t>- Cefalexin (Oral Gr.  1)</w:t>
+              <w:t xml:space="preserve">- </w:t>
+            </w:r>
+            <w:proofErr w:type="spellStart"/>
+            <w:r>
+              <w:rPr>
+                <w:sz w:val="14"/>
+                <w:szCs w:val="14"/>
+              </w:rPr>
+              <w:t>Cefalexin</w:t>
+            </w:r>
+            <w:proofErr w:type="spellEnd"/>
+            <w:r>
+              <w:rPr>
+                <w:sz w:val="14"/>
+                <w:szCs w:val="14"/>
+              </w:rPr>
+              <w:t xml:space="preserve"> (Oral Gr.  1)</w:t>
             </w:r>
           </w:p>
         </w:tc>
@@ -2945,7 +3224,23 @@
                 <w:sz w:val="14"/>
                 <w:szCs w:val="14"/>
               </w:rPr>
-              <w:t>- Cefuroxim (Oral/PE Gr. 2)</w:t>
+              <w:t xml:space="preserve">- </w:t>
+            </w:r>
+            <w:proofErr w:type="spellStart"/>
+            <w:r>
+              <w:rPr>
+                <w:sz w:val="14"/>
+                <w:szCs w:val="14"/>
+              </w:rPr>
+              <w:t>Cefuroxim</w:t>
+            </w:r>
+            <w:proofErr w:type="spellEnd"/>
+            <w:r>
+              <w:rPr>
+                <w:sz w:val="14"/>
+                <w:szCs w:val="14"/>
+              </w:rPr>
+              <w:t xml:space="preserve"> (Oral/PE Gr. 2)</w:t>
             </w:r>
           </w:p>
         </w:tc>
@@ -2974,7 +3269,23 @@
                 <w:sz w:val="14"/>
                 <w:szCs w:val="14"/>
               </w:rPr>
-              <w:t>- Cefotiam (Gr. 2)</w:t>
+              <w:t xml:space="preserve">- </w:t>
+            </w:r>
+            <w:proofErr w:type="spellStart"/>
+            <w:r>
+              <w:rPr>
+                <w:sz w:val="14"/>
+                <w:szCs w:val="14"/>
+              </w:rPr>
+              <w:t>Cefotiam</w:t>
+            </w:r>
+            <w:proofErr w:type="spellEnd"/>
+            <w:r>
+              <w:rPr>
+                <w:sz w:val="14"/>
+                <w:szCs w:val="14"/>
+              </w:rPr>
+              <w:t xml:space="preserve"> (Gr. 2)</w:t>
             </w:r>
           </w:p>
         </w:tc>
@@ -3003,7 +3314,23 @@
                 <w:sz w:val="14"/>
                 <w:szCs w:val="14"/>
               </w:rPr>
-              <w:t>- Cefixim (Oral Gr. 3)</w:t>
+              <w:t xml:space="preserve">- </w:t>
+            </w:r>
+            <w:proofErr w:type="spellStart"/>
+            <w:r>
+              <w:rPr>
+                <w:sz w:val="14"/>
+                <w:szCs w:val="14"/>
+              </w:rPr>
+              <w:t>Cefixim</w:t>
+            </w:r>
+            <w:proofErr w:type="spellEnd"/>
+            <w:r>
+              <w:rPr>
+                <w:sz w:val="14"/>
+                <w:szCs w:val="14"/>
+              </w:rPr>
+              <w:t xml:space="preserve"> (Oral Gr. 3)</w:t>
             </w:r>
           </w:p>
         </w:tc>
@@ -3032,7 +3359,23 @@
                 <w:sz w:val="14"/>
                 <w:szCs w:val="14"/>
               </w:rPr>
-              <w:t>- Cefotaxim (Gr. 3a)</w:t>
+              <w:t xml:space="preserve">- </w:t>
+            </w:r>
+            <w:proofErr w:type="spellStart"/>
+            <w:r>
+              <w:rPr>
+                <w:sz w:val="14"/>
+                <w:szCs w:val="14"/>
+              </w:rPr>
+              <w:t>Cefotaxim</w:t>
+            </w:r>
+            <w:proofErr w:type="spellEnd"/>
+            <w:r>
+              <w:rPr>
+                <w:sz w:val="14"/>
+                <w:szCs w:val="14"/>
+              </w:rPr>
+              <w:t xml:space="preserve"> (Gr. 3a)</w:t>
             </w:r>
           </w:p>
         </w:tc>
@@ -3061,7 +3404,23 @@
                 <w:sz w:val="14"/>
                 <w:szCs w:val="14"/>
               </w:rPr>
-              <w:t>- Ceftriaxon (Gr. 3a)</w:t>
+              <w:t xml:space="preserve">- </w:t>
+            </w:r>
+            <w:proofErr w:type="spellStart"/>
+            <w:r>
+              <w:rPr>
+                <w:sz w:val="14"/>
+                <w:szCs w:val="14"/>
+              </w:rPr>
+              <w:t>Ceftriaxon</w:t>
+            </w:r>
+            <w:proofErr w:type="spellEnd"/>
+            <w:r>
+              <w:rPr>
+                <w:sz w:val="14"/>
+                <w:szCs w:val="14"/>
+              </w:rPr>
+              <w:t xml:space="preserve"> (Gr. 3a)</w:t>
             </w:r>
           </w:p>
         </w:tc>
@@ -3090,7 +3449,23 @@
                 <w:sz w:val="14"/>
                 <w:szCs w:val="14"/>
               </w:rPr>
-              <w:t>- Ceftazidim (Gr. 3b)</w:t>
+              <w:t xml:space="preserve">- </w:t>
+            </w:r>
+            <w:proofErr w:type="spellStart"/>
+            <w:r>
+              <w:rPr>
+                <w:sz w:val="14"/>
+                <w:szCs w:val="14"/>
+              </w:rPr>
+              <w:t>Ceftazidim</w:t>
+            </w:r>
+            <w:proofErr w:type="spellEnd"/>
+            <w:r>
+              <w:rPr>
+                <w:sz w:val="14"/>
+                <w:szCs w:val="14"/>
+              </w:rPr>
+              <w:t xml:space="preserve"> (Gr. 3b)</w:t>
             </w:r>
           </w:p>
         </w:tc>
@@ -3119,8 +3494,17 @@
                 <w:sz w:val="14"/>
                 <w:szCs w:val="14"/>
               </w:rPr>
-              <w:t>- Imipenem</w:t>
-            </w:r>
+              <w:t xml:space="preserve">- </w:t>
+            </w:r>
+            <w:proofErr w:type="spellStart"/>
+            <w:r>
+              <w:rPr>
+                <w:sz w:val="14"/>
+                <w:szCs w:val="14"/>
+              </w:rPr>
+              <w:t>Imipenem</w:t>
+            </w:r>
+            <w:proofErr w:type="spellEnd"/>
           </w:p>
         </w:tc>
         <w:tc>
@@ -3148,8 +3532,17 @@
                 <w:sz w:val="14"/>
                 <w:szCs w:val="14"/>
               </w:rPr>
-              <w:t>- Meropenem</w:t>
-            </w:r>
+              <w:t xml:space="preserve">- </w:t>
+            </w:r>
+            <w:proofErr w:type="spellStart"/>
+            <w:r>
+              <w:rPr>
+                <w:sz w:val="14"/>
+                <w:szCs w:val="14"/>
+              </w:rPr>
+              <w:t>Meropenem</w:t>
+            </w:r>
+            <w:proofErr w:type="spellEnd"/>
           </w:p>
         </w:tc>
         <w:tc>
@@ -3177,8 +3570,17 @@
                 <w:sz w:val="14"/>
                 <w:szCs w:val="14"/>
               </w:rPr>
-              <w:t>- Ciprofloxacin</w:t>
-            </w:r>
+              <w:t xml:space="preserve">- </w:t>
+            </w:r>
+            <w:proofErr w:type="spellStart"/>
+            <w:r>
+              <w:rPr>
+                <w:sz w:val="14"/>
+                <w:szCs w:val="14"/>
+              </w:rPr>
+              <w:t>Ciprofloxacin</w:t>
+            </w:r>
+            <w:proofErr w:type="spellEnd"/>
           </w:p>
         </w:tc>
         <w:tc>
@@ -3206,8 +3608,17 @@
                 <w:sz w:val="14"/>
                 <w:szCs w:val="14"/>
               </w:rPr>
-              <w:t>- Levofloxacin</w:t>
-            </w:r>
+              <w:t xml:space="preserve">- </w:t>
+            </w:r>
+            <w:proofErr w:type="spellStart"/>
+            <w:r>
+              <w:rPr>
+                <w:sz w:val="14"/>
+                <w:szCs w:val="14"/>
+              </w:rPr>
+              <w:t>Levofloxacin</w:t>
+            </w:r>
+            <w:proofErr w:type="spellEnd"/>
           </w:p>
         </w:tc>
         <w:tc>
@@ -3235,8 +3646,17 @@
                 <w:sz w:val="14"/>
                 <w:szCs w:val="14"/>
               </w:rPr>
-              <w:t>- Moxifloxacin</w:t>
-            </w:r>
+              <w:t xml:space="preserve">- </w:t>
+            </w:r>
+            <w:proofErr w:type="spellStart"/>
+            <w:r>
+              <w:rPr>
+                <w:sz w:val="14"/>
+                <w:szCs w:val="14"/>
+              </w:rPr>
+              <w:t>Moxifloxacin</w:t>
+            </w:r>
+            <w:proofErr w:type="spellEnd"/>
           </w:p>
         </w:tc>
         <w:tc>
@@ -3264,8 +3684,17 @@
                 <w:sz w:val="14"/>
                 <w:szCs w:val="14"/>
               </w:rPr>
-              <w:t>- Gentamycin</w:t>
-            </w:r>
+              <w:t xml:space="preserve">- </w:t>
+            </w:r>
+            <w:proofErr w:type="spellStart"/>
+            <w:r>
+              <w:rPr>
+                <w:sz w:val="14"/>
+                <w:szCs w:val="14"/>
+              </w:rPr>
+              <w:t>Gentamycin</w:t>
+            </w:r>
+            <w:proofErr w:type="spellEnd"/>
           </w:p>
         </w:tc>
         <w:tc>
@@ -3293,7 +3722,23 @@
                 <w:sz w:val="14"/>
                 <w:szCs w:val="14"/>
               </w:rPr>
-              <w:t>- Gentamycin (HR)</w:t>
+              <w:t xml:space="preserve">- </w:t>
+            </w:r>
+            <w:proofErr w:type="spellStart"/>
+            <w:r>
+              <w:rPr>
+                <w:sz w:val="14"/>
+                <w:szCs w:val="14"/>
+              </w:rPr>
+              <w:t>Gentamycin</w:t>
+            </w:r>
+            <w:proofErr w:type="spellEnd"/>
+            <w:r>
+              <w:rPr>
+                <w:sz w:val="14"/>
+                <w:szCs w:val="14"/>
+              </w:rPr>
+              <w:t xml:space="preserve"> (HR)</w:t>
             </w:r>
           </w:p>
         </w:tc>
@@ -3322,8 +3767,17 @@
                 <w:sz w:val="14"/>
                 <w:szCs w:val="14"/>
               </w:rPr>
-              <w:t>- Tobramycin</w:t>
-            </w:r>
+              <w:t xml:space="preserve">- </w:t>
+            </w:r>
+            <w:proofErr w:type="spellStart"/>
+            <w:r>
+              <w:rPr>
+                <w:sz w:val="14"/>
+                <w:szCs w:val="14"/>
+              </w:rPr>
+              <w:t>Tobramycin</w:t>
+            </w:r>
+            <w:proofErr w:type="spellEnd"/>
           </w:p>
         </w:tc>
         <w:tc>
@@ -3351,8 +3805,17 @@
                 <w:sz w:val="14"/>
                 <w:szCs w:val="14"/>
               </w:rPr>
-              <w:t>- Amikacin</w:t>
-            </w:r>
+              <w:t xml:space="preserve">- </w:t>
+            </w:r>
+            <w:proofErr w:type="spellStart"/>
+            <w:r>
+              <w:rPr>
+                <w:sz w:val="14"/>
+                <w:szCs w:val="14"/>
+              </w:rPr>
+              <w:t>Amikacin</w:t>
+            </w:r>
+            <w:proofErr w:type="spellEnd"/>
           </w:p>
         </w:tc>
         <w:tc>
@@ -3380,8 +3843,17 @@
                 <w:sz w:val="14"/>
                 <w:szCs w:val="14"/>
               </w:rPr>
-              <w:t>- Colistin</w:t>
-            </w:r>
+              <w:t xml:space="preserve">- </w:t>
+            </w:r>
+            <w:proofErr w:type="spellStart"/>
+            <w:r>
+              <w:rPr>
+                <w:sz w:val="14"/>
+                <w:szCs w:val="14"/>
+              </w:rPr>
+              <w:t>Colistin</w:t>
+            </w:r>
+            <w:proofErr w:type="spellEnd"/>
           </w:p>
         </w:tc>
         <w:tc>
@@ -3409,8 +3881,17 @@
                 <w:sz w:val="14"/>
                 <w:szCs w:val="14"/>
               </w:rPr>
-              <w:t>- Erythromycin</w:t>
-            </w:r>
+              <w:t xml:space="preserve">- </w:t>
+            </w:r>
+            <w:proofErr w:type="spellStart"/>
+            <w:r>
+              <w:rPr>
+                <w:sz w:val="14"/>
+                <w:szCs w:val="14"/>
+              </w:rPr>
+              <w:t>Erythromycin</w:t>
+            </w:r>
+            <w:proofErr w:type="spellEnd"/>
           </w:p>
         </w:tc>
         <w:tc>
@@ -3438,8 +3919,17 @@
                 <w:sz w:val="14"/>
                 <w:szCs w:val="14"/>
               </w:rPr>
-              <w:t>- Clarithromycin</w:t>
-            </w:r>
+              <w:t xml:space="preserve">- </w:t>
+            </w:r>
+            <w:proofErr w:type="spellStart"/>
+            <w:r>
+              <w:rPr>
+                <w:sz w:val="14"/>
+                <w:szCs w:val="14"/>
+              </w:rPr>
+              <w:t>Clarithromycin</w:t>
+            </w:r>
+            <w:proofErr w:type="spellEnd"/>
           </w:p>
         </w:tc>
         <w:tc>
@@ -3467,8 +3957,17 @@
                 <w:sz w:val="14"/>
                 <w:szCs w:val="14"/>
               </w:rPr>
-              <w:t>- Doxycyclin</w:t>
-            </w:r>
+              <w:t xml:space="preserve">- </w:t>
+            </w:r>
+            <w:proofErr w:type="spellStart"/>
+            <w:r>
+              <w:rPr>
+                <w:sz w:val="14"/>
+                <w:szCs w:val="14"/>
+              </w:rPr>
+              <w:t>Doxycyclin</w:t>
+            </w:r>
+            <w:proofErr w:type="spellEnd"/>
           </w:p>
         </w:tc>
         <w:tc>
@@ -3496,8 +3995,17 @@
                 <w:sz w:val="14"/>
                 <w:szCs w:val="14"/>
               </w:rPr>
-              <w:t>- Tetracyclin</w:t>
-            </w:r>
+              <w:t xml:space="preserve">- </w:t>
+            </w:r>
+            <w:proofErr w:type="spellStart"/>
+            <w:r>
+              <w:rPr>
+                <w:sz w:val="14"/>
+                <w:szCs w:val="14"/>
+              </w:rPr>
+              <w:t>Tetracyclin</w:t>
+            </w:r>
+            <w:proofErr w:type="spellEnd"/>
           </w:p>
         </w:tc>
         <w:tc>
@@ -3525,8 +4033,17 @@
                 <w:sz w:val="14"/>
                 <w:szCs w:val="14"/>
               </w:rPr>
-              <w:t>- Tigecyclin</w:t>
-            </w:r>
+              <w:t xml:space="preserve">- </w:t>
+            </w:r>
+            <w:proofErr w:type="spellStart"/>
+            <w:r>
+              <w:rPr>
+                <w:sz w:val="14"/>
+                <w:szCs w:val="14"/>
+              </w:rPr>
+              <w:t>Tigecyclin</w:t>
+            </w:r>
+            <w:proofErr w:type="spellEnd"/>
           </w:p>
         </w:tc>
         <w:tc>
@@ -3554,8 +4071,17 @@
                 <w:sz w:val="14"/>
                 <w:szCs w:val="14"/>
               </w:rPr>
-              <w:t>- Clindamycin</w:t>
-            </w:r>
+              <w:t xml:space="preserve">- </w:t>
+            </w:r>
+            <w:proofErr w:type="spellStart"/>
+            <w:r>
+              <w:rPr>
+                <w:sz w:val="14"/>
+                <w:szCs w:val="14"/>
+              </w:rPr>
+              <w:t>Clindamycin</w:t>
+            </w:r>
+            <w:proofErr w:type="spellEnd"/>
           </w:p>
         </w:tc>
         <w:tc>
@@ -3583,8 +4109,17 @@
                 <w:sz w:val="14"/>
                 <w:szCs w:val="14"/>
               </w:rPr>
-              <w:t>- Vancomycin</w:t>
-            </w:r>
+              <w:t xml:space="preserve">- </w:t>
+            </w:r>
+            <w:proofErr w:type="spellStart"/>
+            <w:r>
+              <w:rPr>
+                <w:sz w:val="14"/>
+                <w:szCs w:val="14"/>
+              </w:rPr>
+              <w:t>Vancomycin</w:t>
+            </w:r>
+            <w:proofErr w:type="spellEnd"/>
           </w:p>
         </w:tc>
         <w:tc>
@@ -3612,8 +4147,17 @@
                 <w:sz w:val="14"/>
                 <w:szCs w:val="14"/>
               </w:rPr>
-              <w:t>- Rifampicin</w:t>
-            </w:r>
+              <w:t xml:space="preserve">- </w:t>
+            </w:r>
+            <w:proofErr w:type="spellStart"/>
+            <w:r>
+              <w:rPr>
+                <w:sz w:val="14"/>
+                <w:szCs w:val="14"/>
+              </w:rPr>
+              <w:t>Rifampicin</w:t>
+            </w:r>
+            <w:proofErr w:type="spellEnd"/>
           </w:p>
         </w:tc>
         <w:tc>
@@ -3641,8 +4185,17 @@
                 <w:sz w:val="14"/>
                 <w:szCs w:val="14"/>
               </w:rPr>
-              <w:t>- Linezolid</w:t>
-            </w:r>
+              <w:t xml:space="preserve">- </w:t>
+            </w:r>
+            <w:proofErr w:type="spellStart"/>
+            <w:r>
+              <w:rPr>
+                <w:sz w:val="14"/>
+                <w:szCs w:val="14"/>
+              </w:rPr>
+              <w:t>Linezolid</w:t>
+            </w:r>
+            <w:proofErr w:type="spellEnd"/>
           </w:p>
         </w:tc>
         <w:tc>
@@ -3670,8 +4223,17 @@
                 <w:sz w:val="14"/>
                 <w:szCs w:val="14"/>
               </w:rPr>
-              <w:t>- Fosfomycin</w:t>
-            </w:r>
+              <w:t xml:space="preserve">- </w:t>
+            </w:r>
+            <w:proofErr w:type="spellStart"/>
+            <w:r>
+              <w:rPr>
+                <w:sz w:val="14"/>
+                <w:szCs w:val="14"/>
+              </w:rPr>
+              <w:t>Fosfomycin</w:t>
+            </w:r>
+            <w:proofErr w:type="spellEnd"/>
           </w:p>
         </w:tc>
         <w:tc>
@@ -3698,8 +4260,17 @@
                 <w:sz w:val="14"/>
                 <w:szCs w:val="14"/>
               </w:rPr>
-              <w:t>- Nitrofurantoin</w:t>
-            </w:r>
+              <w:t xml:space="preserve">- </w:t>
+            </w:r>
+            <w:proofErr w:type="spellStart"/>
+            <w:r>
+              <w:rPr>
+                <w:sz w:val="14"/>
+                <w:szCs w:val="14"/>
+              </w:rPr>
+              <w:t>Nitrofurantoin</w:t>
+            </w:r>
+            <w:proofErr w:type="spellEnd"/>
           </w:p>
         </w:tc>
         <w:tc>
@@ -3756,8 +4327,17 @@
                 <w:sz w:val="14"/>
                 <w:szCs w:val="14"/>
               </w:rPr>
-              <w:t>- Metronidazol</w:t>
-            </w:r>
+              <w:t xml:space="preserve">- </w:t>
+            </w:r>
+            <w:proofErr w:type="spellStart"/>
+            <w:r>
+              <w:rPr>
+                <w:sz w:val="14"/>
+                <w:szCs w:val="14"/>
+              </w:rPr>
+              <w:t>Metronidazol</w:t>
+            </w:r>
+            <w:proofErr w:type="spellEnd"/>
           </w:p>
         </w:tc>
       </w:tr>
@@ -3776,8 +4356,8 @@
                 <w:szCs w:val="16"/>
               </w:rPr>
             </w:pPr>
-            <w:bookmarkStart w:id="55" w:name="MibiErregerZelle1"/>
-            <w:bookmarkEnd w:id="55"/>
+            <w:bookmarkStart w:id="56" w:name="MibiErregerZelle1"/>
+            <w:bookmarkEnd w:id="56"/>
           </w:p>
         </w:tc>
         <w:tc>
@@ -4554,14 +5134,11 @@
       </w:tr>
     </w:tbl>
     <w:p>
-      <w:bookmarkStart w:id="56" w:name="MibiErreger"/>
-      <w:bookmarkEnd w:id="56"/>
+      <w:bookmarkStart w:id="57" w:name="MibiErreger"/>
+      <w:bookmarkEnd w:id="57"/>
     </w:p>
     <w:p/>
-    <w:p>
-      <w:bookmarkStart w:id="57" w:name="_GoBack"/>
-      <w:bookmarkEnd w:id="57"/>
-    </w:p>
+    <w:p/>
     <w:sectPr>
       <w:pgSz w:w="16838" w:h="11906" w:orient="landscape" w:code="9"/>
       <w:pgMar w:top="1125" w:right="567" w:bottom="1134" w:left="567" w:header="709" w:footer="709" w:gutter="0"/>
@@ -4572,6 +5149,31 @@
     </w:sectPr>
   </w:body>
 </w:document>
+</file>
+
+<file path=word/endnotes.xml><?xml version="1.0" encoding="utf-8"?>
+<w:endnotes xmlns:wpc="http://schemas.microsoft.com/office/word/2010/wordprocessingCanvas" xmlns:cx="http://schemas.microsoft.com/office/drawing/2014/chartex" xmlns:cx1="http://schemas.microsoft.com/office/drawing/2015/9/8/chartex" xmlns:mc="http://schemas.openxmlformats.org/markup-compatibility/2006" xmlns:o="urn:schemas-microsoft-com:office:office" xmlns:r="http://schemas.openxmlformats.org/officeDocument/2006/relationships" xmlns:m="http://schemas.openxmlformats.org/officeDocument/2006/math" xmlns:v="urn:schemas-microsoft-com:vml" xmlns:wp14="http://schemas.microsoft.com/office/word/2010/wordprocessingDrawing" xmlns:wp="http://schemas.openxmlformats.org/drawingml/2006/wordprocessingDrawing" xmlns:w10="urn:schemas-microsoft-com:office:word" xmlns:w="http://schemas.openxmlformats.org/wordprocessingml/2006/main" xmlns:w14="http://schemas.microsoft.com/office/word/2010/wordml" xmlns:w15="http://schemas.microsoft.com/office/word/2012/wordml" xmlns:w16se="http://schemas.microsoft.com/office/word/2015/wordml/symex" xmlns:wpg="http://schemas.microsoft.com/office/word/2010/wordprocessingGroup" xmlns:wpi="http://schemas.microsoft.com/office/word/2010/wordprocessingInk" xmlns:wne="http://schemas.microsoft.com/office/word/2006/wordml" xmlns:wps="http://schemas.microsoft.com/office/word/2010/wordprocessingShape" mc:Ignorable="w14 w15 w16se wp14">
+  <w:endnote w:type="separator" w:id="-1">
+    <w:p>
+      <w:pPr>
+        <w:spacing w:after="0" w:line="240" w:lineRule="auto"/>
+      </w:pPr>
+      <w:r>
+        <w:separator/>
+      </w:r>
+    </w:p>
+  </w:endnote>
+  <w:endnote w:type="continuationSeparator" w:id="0">
+    <w:p>
+      <w:pPr>
+        <w:spacing w:after="0" w:line="240" w:lineRule="auto"/>
+      </w:pPr>
+      <w:r>
+        <w:continuationSeparator/>
+      </w:r>
+    </w:p>
+  </w:endnote>
+</w:endnotes>
 </file>
 
 <file path=word/footer1.xml><?xml version="1.0" encoding="utf-8"?>
@@ -4646,11 +5248,12 @@
           </w:r>
           <w:r>
             <w:rPr>
+              <w:rFonts w:ascii="Times New Roman" w:eastAsia="Times New Roman" w:hAnsi="Times New Roman"/>
               <w:noProof/>
               <w:sz w:val="15"/>
               <w:szCs w:val="15"/>
             </w:rPr>
-            <w:t>17.07.2026</w:t>
+            <w:t>21.07.2026</w:t>
           </w:r>
           <w:r>
             <w:rPr>
@@ -4969,7 +5572,27 @@
               <w:sz w:val="16"/>
               <w:szCs w:val="16"/>
             </w:rPr>
-            <w:t>| Dickensweg 25 – 39 | 14055 Berlin</w:t>
+            <w:t xml:space="preserve">| </w:t>
+          </w:r>
+          <w:proofErr w:type="spellStart"/>
+          <w:r>
+            <w:rPr>
+              <w:bCs/>
+              <w:color w:val="5B9BD5" w:themeColor="accent1"/>
+              <w:sz w:val="16"/>
+              <w:szCs w:val="16"/>
+            </w:rPr>
+            <w:t>Dickensweg</w:t>
+          </w:r>
+          <w:proofErr w:type="spellEnd"/>
+          <w:r>
+            <w:rPr>
+              <w:bCs/>
+              <w:color w:val="5B9BD5" w:themeColor="accent1"/>
+              <w:sz w:val="16"/>
+              <w:szCs w:val="16"/>
+            </w:rPr>
+            <w:t xml:space="preserve"> 25 – 39 | 14055 Berlin</w:t>
           </w:r>
         </w:p>
         <w:p>
@@ -5056,6 +5679,7 @@
             </w:rPr>
             <w:t xml:space="preserve">Geschäftsführung: </w:t>
           </w:r>
+          <w:proofErr w:type="spellStart"/>
           <w:r>
             <w:rPr>
               <w:bCs/>
@@ -5063,7 +5687,17 @@
               <w:sz w:val="16"/>
               <w:szCs w:val="16"/>
             </w:rPr>
-            <w:t>Hamudi Mansour, Jean Franke</w:t>
+            <w:t>Hamudi</w:t>
+          </w:r>
+          <w:proofErr w:type="spellEnd"/>
+          <w:r>
+            <w:rPr>
+              <w:bCs/>
+              <w:color w:val="5B9BD5" w:themeColor="accent1"/>
+              <w:sz w:val="16"/>
+              <w:szCs w:val="16"/>
+            </w:rPr>
+            <w:t xml:space="preserve"> Mansour, Jean Franke</w:t>
           </w:r>
         </w:p>
         <w:p>
@@ -5114,6 +5748,7 @@
             </w:rPr>
             <w:t xml:space="preserve"> Berlin HRB 212848 B | </w:t>
           </w:r>
+          <w:proofErr w:type="spellStart"/>
           <w:r>
             <w:rPr>
               <w:b/>
@@ -5122,7 +5757,18 @@
               <w:sz w:val="16"/>
               <w:szCs w:val="16"/>
             </w:rPr>
-            <w:t>USt-IdNr.:</w:t>
+            <w:t>USt-IdNr</w:t>
+          </w:r>
+          <w:proofErr w:type="spellEnd"/>
+          <w:r>
+            <w:rPr>
+              <w:b/>
+              <w:bCs/>
+              <w:color w:val="5B9BD5" w:themeColor="accent1"/>
+              <w:sz w:val="16"/>
+              <w:szCs w:val="16"/>
+            </w:rPr>
+            <w:t>.:</w:t>
           </w:r>
           <w:r>
             <w:rPr>
@@ -5249,11 +5895,12 @@
           </w:r>
           <w:r>
             <w:rPr>
+              <w:rFonts w:ascii="Times New Roman" w:eastAsia="Times New Roman" w:hAnsi="Times New Roman"/>
               <w:noProof/>
               <w:sz w:val="15"/>
               <w:szCs w:val="15"/>
             </w:rPr>
-            <w:t>17.07.2026</w:t>
+            <w:t>21.07.2026</w:t>
           </w:r>
           <w:r>
             <w:rPr>
@@ -5399,6 +6046,31 @@
 </w:ftr>
 </file>
 
+<file path=word/footnotes.xml><?xml version="1.0" encoding="utf-8"?>
+<w:footnotes xmlns:wpc="http://schemas.microsoft.com/office/word/2010/wordprocessingCanvas" xmlns:cx="http://schemas.microsoft.com/office/drawing/2014/chartex" xmlns:cx1="http://schemas.microsoft.com/office/drawing/2015/9/8/chartex" xmlns:mc="http://schemas.openxmlformats.org/markup-compatibility/2006" xmlns:o="urn:schemas-microsoft-com:office:office" xmlns:r="http://schemas.openxmlformats.org/officeDocument/2006/relationships" xmlns:m="http://schemas.openxmlformats.org/officeDocument/2006/math" xmlns:v="urn:schemas-microsoft-com:vml" xmlns:wp14="http://schemas.microsoft.com/office/word/2010/wordprocessingDrawing" xmlns:wp="http://schemas.openxmlformats.org/drawingml/2006/wordprocessingDrawing" xmlns:w10="urn:schemas-microsoft-com:office:word" xmlns:w="http://schemas.openxmlformats.org/wordprocessingml/2006/main" xmlns:w14="http://schemas.microsoft.com/office/word/2010/wordml" xmlns:w15="http://schemas.microsoft.com/office/word/2012/wordml" xmlns:w16se="http://schemas.microsoft.com/office/word/2015/wordml/symex" xmlns:wpg="http://schemas.microsoft.com/office/word/2010/wordprocessingGroup" xmlns:wpi="http://schemas.microsoft.com/office/word/2010/wordprocessingInk" xmlns:wne="http://schemas.microsoft.com/office/word/2006/wordml" xmlns:wps="http://schemas.microsoft.com/office/word/2010/wordprocessingShape" mc:Ignorable="w14 w15 w16se wp14">
+  <w:footnote w:type="separator" w:id="-1">
+    <w:p>
+      <w:pPr>
+        <w:spacing w:after="0" w:line="240" w:lineRule="auto"/>
+      </w:pPr>
+      <w:r>
+        <w:separator/>
+      </w:r>
+    </w:p>
+  </w:footnote>
+  <w:footnote w:type="continuationSeparator" w:id="0">
+    <w:p>
+      <w:pPr>
+        <w:spacing w:after="0" w:line="240" w:lineRule="auto"/>
+      </w:pPr>
+      <w:r>
+        <w:continuationSeparator/>
+      </w:r>
+    </w:p>
+  </w:footnote>
+</w:footnotes>
+</file>
+
 <file path=word/header1.xml><?xml version="1.0" encoding="utf-8"?>
 <w:hdr xmlns:wpc="http://schemas.microsoft.com/office/word/2010/wordprocessingCanvas" xmlns:cx="http://schemas.microsoft.com/office/drawing/2014/chartex" xmlns:cx1="http://schemas.microsoft.com/office/drawing/2015/9/8/chartex" xmlns:mc="http://schemas.openxmlformats.org/markup-compatibility/2006" xmlns:o="urn:schemas-microsoft-com:office:office" xmlns:r="http://schemas.openxmlformats.org/officeDocument/2006/relationships" xmlns:m="http://schemas.openxmlformats.org/officeDocument/2006/math" xmlns:v="urn:schemas-microsoft-com:vml" xmlns:wp14="http://schemas.microsoft.com/office/word/2010/wordprocessingDrawing" xmlns:wp="http://schemas.openxmlformats.org/drawingml/2006/wordprocessingDrawing" xmlns:w10="urn:schemas-microsoft-com:office:word" xmlns:w="http://schemas.openxmlformats.org/wordprocessingml/2006/main" xmlns:w14="http://schemas.microsoft.com/office/word/2010/wordml" xmlns:w15="http://schemas.microsoft.com/office/word/2012/wordml" xmlns:w16se="http://schemas.microsoft.com/office/word/2015/wordml/symex" xmlns:wpg="http://schemas.microsoft.com/office/word/2010/wordprocessingGroup" xmlns:wpi="http://schemas.microsoft.com/office/word/2010/wordprocessingInk" xmlns:wne="http://schemas.microsoft.com/office/word/2006/wordml" xmlns:wps="http://schemas.microsoft.com/office/word/2010/wordprocessingShape" mc:Ignorable="w14 w15 w16se wp14">
   <w:p>
@@ -5415,8 +6087,13 @@
     <w:pPr>
       <w:pStyle w:val="Kopfzeile"/>
     </w:pPr>
+    <w:proofErr w:type="gramStart"/>
     <w:r>
-      <w:t>Patient : [NPAT-VNAME] [NPAT-NAMZU] [NPAT-NNAME] geb. [NPAT-GBDAT]</w:t>
+      <w:t>Patient :</w:t>
+    </w:r>
+    <w:proofErr w:type="gramEnd"/>
+    <w:r>
+      <w:t xml:space="preserve"> [NPAT-VNAME] [NPAT-NAMZU] [NPAT-NNAME] geb. [NPAT-GBDAT]</w:t>
     </w:r>
     <w:r>
       <w:tab/>
@@ -5437,7 +6114,7 @@
       <w:pStyle w:val="SanaKliniken"/>
       <w:framePr w:w="3549" w:wrap="around" w:hAnchor="page" w:x="1436"/>
     </w:pPr>
-    <w:bookmarkStart w:id="4" w:name="_Hlk108784881"/>
+    <w:bookmarkStart w:id="5" w:name="_Hlk108784881"/>
     <w:r>
       <w:rPr>
         <w:noProof/>
@@ -5656,7 +6333,7 @@
         </wp:anchor>
       </w:drawing>
     </w:r>
-    <w:bookmarkEnd w:id="4"/>
+    <w:bookmarkEnd w:id="5"/>
   </w:p>
 </w:hdr>
 </file>
@@ -5670,11 +6347,13 @@
         <w:bottom w:val="single" w:sz="4" w:space="1" w:color="auto"/>
       </w:pBdr>
     </w:pPr>
+    <w:proofErr w:type="gramStart"/>
     <w:r>
-      <w:t xml:space="preserve">Patient : [NPAT-VNAME] </w:t>
+      <w:t>Patient :</w:t>
     </w:r>
+    <w:proofErr w:type="gramEnd"/>
     <w:r>
-      <w:t>[NPAT-NAMZU] [NPAT-NNAME] geb. [NPAT-GBDAT]</w:t>
+      <w:t xml:space="preserve"> [NPAT-VNAME] [NPAT-NAMZU] [NPAT-NNAME] geb. [NPAT-GBDAT]</w:t>
     </w:r>
     <w:r>
       <w:tab/>
@@ -6076,6 +6755,10 @@
   <w:style w:type="paragraph" w:default="1" w:styleId="Standard">
     <w:name w:val="Normal"/>
     <w:qFormat/>
+    <w:rsid w:val="00563D94"/>
+    <w:rPr>
+      <w:rFonts w:ascii="Calibri" w:eastAsia="Calibri" w:hAnsi="Calibri" w:cs="Times New Roman"/>
+    </w:rPr>
   </w:style>
   <w:style w:type="paragraph" w:styleId="berschrift1">
     <w:name w:val="heading 1"/>
@@ -6108,6 +6791,7 @@
     <w:uiPriority w:val="1"/>
     <w:semiHidden/>
     <w:unhideWhenUsed/>
+    <w:rsid w:val="00563D94"/>
   </w:style>
   <w:style w:type="table" w:default="1" w:styleId="NormaleTabelle">
     <w:name w:val="Normal Table"/>
@@ -6129,6 +6813,7 @@
     <w:uiPriority w:val="99"/>
     <w:semiHidden/>
     <w:unhideWhenUsed/>
+    <w:rsid w:val="00563D94"/>
   </w:style>
   <w:style w:type="character" w:customStyle="1" w:styleId="berschrift1Zchn">
     <w:name w:val="Überschrift 1 Zchn"/>
@@ -6156,7 +6841,7 @@
       <w:jc w:val="both"/>
     </w:pPr>
     <w:rPr>
-      <w:rFonts w:ascii="Arial" w:eastAsia="Times New Roman" w:hAnsi="Arial" w:cs="Times New Roman"/>
+      <w:rFonts w:ascii="Arial" w:eastAsia="Times New Roman" w:hAnsi="Arial"/>
       <w:sz w:val="20"/>
       <w:szCs w:val="24"/>
       <w:lang w:eastAsia="de-DE"/>
@@ -6177,7 +6862,7 @@
       <w:jc w:val="both"/>
     </w:pPr>
     <w:rPr>
-      <w:rFonts w:ascii="Arial" w:eastAsia="Times New Roman" w:hAnsi="Arial" w:cs="Times New Roman"/>
+      <w:rFonts w:ascii="Arial" w:eastAsia="Times New Roman" w:hAnsi="Arial"/>
       <w:sz w:val="20"/>
       <w:szCs w:val="24"/>
       <w:lang w:eastAsia="de-DE"/>
@@ -6211,7 +6896,7 @@
       <w:jc w:val="both"/>
     </w:pPr>
     <w:rPr>
-      <w:rFonts w:ascii="Arial" w:eastAsia="Times New Roman" w:hAnsi="Arial" w:cs="Times New Roman"/>
+      <w:rFonts w:ascii="Arial" w:eastAsia="Times New Roman" w:hAnsi="Arial"/>
       <w:sz w:val="20"/>
       <w:szCs w:val="24"/>
       <w:lang w:eastAsia="de-DE"/>
@@ -6283,7 +6968,7 @@
       <w:jc w:val="both"/>
     </w:pPr>
     <w:rPr>
-      <w:rFonts w:ascii="Arial" w:eastAsia="Times New Roman" w:hAnsi="Arial" w:cs="Times New Roman"/>
+      <w:rFonts w:ascii="Arial" w:eastAsia="Times New Roman" w:hAnsi="Arial"/>
       <w:sz w:val="20"/>
       <w:szCs w:val="24"/>
       <w:lang w:eastAsia="de-DE"/>
@@ -6304,7 +6989,7 @@
       <w:spacing w:after="0" w:line="240" w:lineRule="auto"/>
     </w:pPr>
     <w:rPr>
-      <w:rFonts w:ascii="Arial" w:eastAsia="Times New Roman" w:hAnsi="Arial" w:cs="Times New Roman"/>
+      <w:rFonts w:ascii="Arial" w:eastAsia="Times New Roman" w:hAnsi="Arial"/>
       <w:sz w:val="20"/>
       <w:szCs w:val="24"/>
       <w:lang w:eastAsia="de-DE"/>
@@ -6326,7 +7011,7 @@
       <w:spacing w:after="0" w:line="320" w:lineRule="exact"/>
     </w:pPr>
     <w:rPr>
-      <w:rFonts w:ascii="Arial" w:eastAsia="Times New Roman" w:hAnsi="Arial" w:cs="Times New Roman"/>
+      <w:rFonts w:ascii="Arial" w:eastAsia="Times New Roman" w:hAnsi="Arial"/>
       <w:b/>
       <w:color w:val="0069B4"/>
       <w:kern w:val="12"/>
@@ -6430,6 +7115,7 @@
   <w:rsids>
     <w:rsidRoot w:val="005F1902"/>
     <w:rsid w:val="005F1902"/>
+    <w:rsid w:val="00626B68"/>
   </w:rsids>
   <m:mathPr>
     <m:mathFont m:val="Cambria Math"/>

--- a/XTTEMP_PaArztBrief_Version71.docx
+++ b/XTTEMP_PaArztBrief_Version71.docx
@@ -423,7 +423,6 @@
                                         </w:rPr>
                                         <w:t>03.06.2026</w:t>
                                       </w:r>
-                                      <w:bookmarkStart w:id="2" w:name="HIDDEN_CREATE_STATUS"/>
                                       <w:bookmarkEnd w:id="1"/>
                                       <w:r>
                                         <w:rPr>
@@ -433,18 +432,7 @@
                                           <w:szCs w:val="15"/>
                                           <w:lang w:eastAsia="en-US"/>
                                         </w:rPr>
-                                        <w:t>[X]</w:t>
-                                      </w:r>
-                                      <w:bookmarkEnd w:id="2"/>
-                                      <w:r>
-                                        <w:rPr>
-                                          <w:rFonts w:cs="Arial"/>
-                                          <w:color w:val="FFFFFF" w:themeColor="background1"/>
-                                          <w:sz w:val="15"/>
-                                          <w:szCs w:val="15"/>
-                                          <w:lang w:eastAsia="en-US"/>
-                                        </w:rPr>
-                                        <w:t>]]</w:t>
+                                        <w:t>[X]]]</w:t>
                                       </w:r>
                                       <w:r>
                                         <w:rPr>
@@ -907,7 +895,7 @@
                                   </w:rPr>
                                   <w:t xml:space="preserve">Berlin, </w:t>
                                 </w:r>
-                                <w:bookmarkStart w:id="3" w:name="AUTODATE"/>
+                                <w:bookmarkStart w:id="2" w:name="AUTODATE"/>
                                 <w:r>
                                   <w:rPr>
                                     <w:rFonts w:cs="Arial"/>
@@ -917,8 +905,7 @@
                                   </w:rPr>
                                   <w:t>03.06.2026</w:t>
                                 </w:r>
-                                <w:bookmarkStart w:id="4" w:name="HIDDEN_CREATE_STATUS"/>
-                                <w:bookmarkEnd w:id="3"/>
+                                <w:bookmarkEnd w:id="2"/>
                                 <w:r>
                                   <w:rPr>
                                     <w:rFonts w:cs="Arial"/>
@@ -927,18 +914,7 @@
                                     <w:szCs w:val="15"/>
                                     <w:lang w:eastAsia="en-US"/>
                                   </w:rPr>
-                                  <w:t>[X]</w:t>
-                                </w:r>
-                                <w:bookmarkEnd w:id="4"/>
-                                <w:r>
-                                  <w:rPr>
-                                    <w:rFonts w:cs="Arial"/>
-                                    <w:color w:val="FFFFFF" w:themeColor="background1"/>
-                                    <w:sz w:val="15"/>
-                                    <w:szCs w:val="15"/>
-                                    <w:lang w:eastAsia="en-US"/>
-                                  </w:rPr>
-                                  <w:t>]]</w:t>
+                                  <w:t>[X]]]</w:t>
                                 </w:r>
                                 <w:r>
                                   <w:rPr>
@@ -1198,7 +1174,7 @@
           </w:ffData>
         </w:fldChar>
       </w:r>
-      <w:bookmarkStart w:id="6" w:name="STRASSERST"/>
+      <w:bookmarkStart w:id="4" w:name="STRASSERST"/>
       <w:r>
         <w:instrText xml:space="preserve"> FORMTEXT </w:instrText>
       </w:r>
@@ -1238,7 +1214,7 @@
       <w:r>
         <w:fldChar w:fldCharType="end"/>
       </w:r>
-      <w:bookmarkEnd w:id="6"/>
+      <w:bookmarkEnd w:id="4"/>
       <w:r>
         <w:tab/>
       </w:r>
@@ -1315,7 +1291,7 @@
           </w:ffData>
         </w:fldChar>
       </w:r>
-      <w:bookmarkStart w:id="7" w:name="ORTERST"/>
+      <w:bookmarkStart w:id="5" w:name="ORTERST"/>
       <w:r>
         <w:instrText xml:space="preserve"> FORMTEXT </w:instrText>
       </w:r>
@@ -1355,7 +1331,7 @@
       <w:r>
         <w:fldChar w:fldCharType="end"/>
       </w:r>
-      <w:bookmarkEnd w:id="7"/>
+      <w:bookmarkEnd w:id="5"/>
     </w:p>
     <w:p/>
     <w:p/>
@@ -1481,7 +1457,7 @@
           </w:ffData>
         </w:fldChar>
       </w:r>
-      <w:bookmarkStart w:id="8" w:name="NAMEINFO3"/>
+      <w:bookmarkStart w:id="6" w:name="NAMEINFO3"/>
       <w:r>
         <w:instrText xml:space="preserve"> FORMTEXT </w:instrText>
       </w:r>
@@ -1521,7 +1497,7 @@
       <w:r>
         <w:fldChar w:fldCharType="end"/>
       </w:r>
-      <w:bookmarkEnd w:id="8"/>
+      <w:bookmarkEnd w:id="6"/>
     </w:p>
     <w:p>
       <w:r>
@@ -1534,7 +1510,7 @@
           </w:ffData>
         </w:fldChar>
       </w:r>
-      <w:bookmarkStart w:id="9" w:name="NAMEINFO4"/>
+      <w:bookmarkStart w:id="7" w:name="NAMEINFO4"/>
       <w:r>
         <w:instrText xml:space="preserve"> FORMTEXT </w:instrText>
       </w:r>
@@ -1574,7 +1550,7 @@
       <w:r>
         <w:fldChar w:fldCharType="end"/>
       </w:r>
-      <w:bookmarkEnd w:id="9"/>
+      <w:bookmarkEnd w:id="7"/>
     </w:p>
     <w:p>
       <w:r>
@@ -1587,7 +1563,7 @@
           </w:ffData>
         </w:fldChar>
       </w:r>
-      <w:bookmarkStart w:id="10" w:name="NAMEINFO5"/>
+      <w:bookmarkStart w:id="8" w:name="NAMEINFO5"/>
       <w:r>
         <w:instrText xml:space="preserve"> FORMTEXT </w:instrText>
       </w:r>
@@ -1627,7 +1603,7 @@
       <w:r>
         <w:fldChar w:fldCharType="end"/>
       </w:r>
-      <w:bookmarkEnd w:id="10"/>
+      <w:bookmarkEnd w:id="8"/>
     </w:p>
     <w:p/>
     <w:p/>
@@ -1643,7 +1619,7 @@
           </w:ffData>
         </w:fldChar>
       </w:r>
-      <w:bookmarkStart w:id="11" w:name="ANSPRACHE"/>
+      <w:bookmarkStart w:id="9" w:name="ANSPRACHE"/>
       <w:r>
         <w:instrText xml:space="preserve"> FORMTEXT </w:instrText>
       </w:r>
@@ -1683,7 +1659,7 @@
       <w:r>
         <w:fldChar w:fldCharType="end"/>
       </w:r>
-      <w:bookmarkEnd w:id="11"/>
+      <w:bookmarkEnd w:id="9"/>
       <w:r>
         <w:t>,</w:t>
       </w:r>
@@ -1760,21 +1736,7 @@
         <w:rPr>
           <w:bCs/>
         </w:rPr>
-        <w:t>[</w:t>
-      </w:r>
-      <w:proofErr w:type="gramStart"/>
-      <w:r>
-        <w:rPr>
-          <w:bCs/>
-        </w:rPr>
-        <w:t>U:ARTIKEL</w:t>
-      </w:r>
-      <w:proofErr w:type="gramEnd"/>
-      <w:r>
-        <w:rPr>
-          <w:bCs/>
-        </w:rPr>
-        <w:t xml:space="preserve">] sich vom </w:t>
+        <w:t xml:space="preserve">[U:ARTIKEL] sich vom </w:t>
       </w:r>
       <w:r>
         <w:t>[NBEW-BWIDT] bis [U:ENTL-BWIDT]</w:t>
@@ -1811,15 +1773,7 @@
         <w:pStyle w:val="Diagnose"/>
       </w:pPr>
       <w:r>
-        <w:t>[</w:t>
-      </w:r>
-      <w:proofErr w:type="gramStart"/>
-      <w:r>
-        <w:t>USER:DIATAB</w:t>
-      </w:r>
-      <w:proofErr w:type="gramEnd"/>
-      <w:r>
-        <w:t>-DIA_DKEY]</w:t>
+        <w:t>[USER:DIATAB-DIA_DKEY]</w:t>
       </w:r>
       <w:r>
         <w:tab/>
@@ -1869,15 +1823,7 @@
         <w:pStyle w:val="Diagnose"/>
       </w:pPr>
       <w:r>
-        <w:t>[</w:t>
-      </w:r>
-      <w:proofErr w:type="gramStart"/>
-      <w:r>
-        <w:t>USER:PROCTAB</w:t>
-      </w:r>
-      <w:proofErr w:type="gramEnd"/>
-      <w:r>
-        <w:t>-</w:t>
+        <w:t>[USER:PROCTAB-</w:t>
       </w:r>
       <w:r>
         <w:t>PROC_</w:t>
@@ -1910,133 +1856,133 @@
       <w:r>
         <w:t xml:space="preserve"> </w:t>
       </w:r>
-      <w:bookmarkStart w:id="12" w:name="Anamnese"/>
+      <w:bookmarkStart w:id="10" w:name="Anamnese"/>
+      <w:bookmarkEnd w:id="10"/>
+      <w:r>
+        <w:t xml:space="preserve"> </w:t>
+      </w:r>
+      <w:bookmarkStart w:id="11" w:name="Opbericht"/>
+      <w:bookmarkEnd w:id="11"/>
+      <w:r>
+        <w:t xml:space="preserve"> </w:t>
+      </w:r>
+      <w:bookmarkStart w:id="12" w:name="koerper"/>
       <w:bookmarkEnd w:id="12"/>
       <w:r>
         <w:t xml:space="preserve"> </w:t>
       </w:r>
-      <w:bookmarkStart w:id="13" w:name="Opbericht"/>
+      <w:bookmarkStart w:id="13" w:name="ROE"/>
       <w:bookmarkEnd w:id="13"/>
       <w:r>
         <w:t xml:space="preserve"> </w:t>
       </w:r>
-      <w:bookmarkStart w:id="14" w:name="koerper"/>
+      <w:bookmarkStart w:id="14" w:name="EKG"/>
       <w:bookmarkEnd w:id="14"/>
       <w:r>
         <w:t xml:space="preserve"> </w:t>
       </w:r>
-      <w:bookmarkStart w:id="15" w:name="ROE"/>
+      <w:bookmarkStart w:id="15" w:name="Ekgbelast"/>
+      <w:bookmarkStart w:id="16" w:name="LangzRR"/>
       <w:bookmarkEnd w:id="15"/>
+      <w:bookmarkEnd w:id="16"/>
       <w:r>
         <w:t xml:space="preserve"> </w:t>
       </w:r>
-      <w:bookmarkStart w:id="16" w:name="EKG"/>
-      <w:bookmarkEnd w:id="16"/>
+      <w:bookmarkStart w:id="17" w:name="Ekglangzeit"/>
+      <w:bookmarkEnd w:id="17"/>
       <w:r>
         <w:t xml:space="preserve"> </w:t>
       </w:r>
-      <w:bookmarkStart w:id="17" w:name="Ekgbelast"/>
-      <w:bookmarkStart w:id="18" w:name="LangzRR"/>
-      <w:bookmarkEnd w:id="17"/>
+      <w:bookmarkStart w:id="18" w:name="Echokard"/>
       <w:bookmarkEnd w:id="18"/>
       <w:r>
         <w:t xml:space="preserve"> </w:t>
       </w:r>
-      <w:bookmarkStart w:id="19" w:name="Ekglangzeit"/>
+      <w:bookmarkStart w:id="19" w:name="Sonobauch"/>
       <w:bookmarkEnd w:id="19"/>
       <w:r>
         <w:t xml:space="preserve"> </w:t>
       </w:r>
-      <w:bookmarkStart w:id="20" w:name="Echokard"/>
+      <w:bookmarkStart w:id="20" w:name="Sonosd"/>
       <w:bookmarkEnd w:id="20"/>
       <w:r>
         <w:t xml:space="preserve"> </w:t>
       </w:r>
-      <w:bookmarkStart w:id="21" w:name="Sonobauch"/>
+      <w:bookmarkStart w:id="21" w:name="Sonogef"/>
       <w:bookmarkEnd w:id="21"/>
       <w:r>
         <w:t xml:space="preserve"> </w:t>
       </w:r>
-      <w:bookmarkStart w:id="22" w:name="Sonosd"/>
+      <w:bookmarkStart w:id="22" w:name="Sonograf"/>
       <w:bookmarkEnd w:id="22"/>
       <w:r>
         <w:t xml:space="preserve"> </w:t>
       </w:r>
-      <w:bookmarkStart w:id="23" w:name="Sonogef"/>
+      <w:bookmarkStart w:id="23" w:name="Gynkonsil"/>
+      <w:bookmarkStart w:id="24" w:name="Schrittmacher"/>
       <w:bookmarkEnd w:id="23"/>
+      <w:bookmarkEnd w:id="24"/>
       <w:r>
         <w:t xml:space="preserve"> </w:t>
       </w:r>
-      <w:bookmarkStart w:id="24" w:name="Sonograf"/>
-      <w:bookmarkEnd w:id="24"/>
+      <w:bookmarkStart w:id="25" w:name="Chikonsil"/>
+      <w:bookmarkEnd w:id="25"/>
       <w:r>
         <w:t xml:space="preserve"> </w:t>
       </w:r>
-      <w:bookmarkStart w:id="25" w:name="Gynkonsil"/>
-      <w:bookmarkStart w:id="26" w:name="Schrittmacher"/>
-      <w:bookmarkEnd w:id="25"/>
+      <w:bookmarkStart w:id="26" w:name="Sonstkonsil"/>
       <w:bookmarkEnd w:id="26"/>
       <w:r>
         <w:t xml:space="preserve"> </w:t>
       </w:r>
-      <w:bookmarkStart w:id="27" w:name="Chikonsil"/>
+      <w:bookmarkStart w:id="27" w:name="Hnokonsil"/>
       <w:bookmarkEnd w:id="27"/>
       <w:r>
         <w:t xml:space="preserve"> </w:t>
       </w:r>
-      <w:bookmarkStart w:id="28" w:name="Sonstkonsil"/>
+      <w:bookmarkStart w:id="28" w:name="Neukonsil"/>
       <w:bookmarkEnd w:id="28"/>
       <w:r>
         <w:t xml:space="preserve"> </w:t>
       </w:r>
-      <w:bookmarkStart w:id="29" w:name="Hnokonsil"/>
+      <w:bookmarkStart w:id="29" w:name="Urokonsil"/>
       <w:bookmarkEnd w:id="29"/>
       <w:r>
         <w:t xml:space="preserve"> </w:t>
       </w:r>
-      <w:bookmarkStart w:id="30" w:name="Neukonsil"/>
+      <w:bookmarkStart w:id="30" w:name="Derkonsil"/>
       <w:bookmarkEnd w:id="30"/>
       <w:r>
         <w:t xml:space="preserve"> </w:t>
       </w:r>
-      <w:bookmarkStart w:id="31" w:name="Urokonsil"/>
+      <w:bookmarkStart w:id="31" w:name="Augkonsil"/>
       <w:bookmarkEnd w:id="31"/>
       <w:r>
         <w:t xml:space="preserve"> </w:t>
       </w:r>
-      <w:bookmarkStart w:id="32" w:name="Derkonsil"/>
+      <w:bookmarkStart w:id="32" w:name="Zahkonsil"/>
+      <w:bookmarkStart w:id="33" w:name="Endo"/>
+      <w:bookmarkStart w:id="34" w:name="Diaet"/>
       <w:bookmarkEnd w:id="32"/>
+      <w:bookmarkEnd w:id="33"/>
+      <w:bookmarkEnd w:id="34"/>
       <w:r>
         <w:t xml:space="preserve"> </w:t>
       </w:r>
-      <w:bookmarkStart w:id="33" w:name="Augkonsil"/>
-      <w:bookmarkEnd w:id="33"/>
-      <w:r>
-        <w:t xml:space="preserve"> </w:t>
-      </w:r>
-      <w:bookmarkStart w:id="34" w:name="Zahkonsil"/>
-      <w:bookmarkStart w:id="35" w:name="Endo"/>
-      <w:bookmarkStart w:id="36" w:name="Diaet"/>
-      <w:bookmarkEnd w:id="34"/>
+      <w:bookmarkStart w:id="35" w:name="Lufu"/>
+      <w:bookmarkStart w:id="36" w:name="Dialyse"/>
+      <w:bookmarkStart w:id="37" w:name="Rechtsherz"/>
+      <w:bookmarkStart w:id="38" w:name="Gehtest"/>
+      <w:bookmarkStart w:id="39" w:name="MibiErregerHinweis"/>
+      <w:bookmarkStart w:id="40" w:name="Karotidendoppler"/>
+      <w:bookmarkStart w:id="41" w:name="Knochenmarkbiopsie"/>
       <w:bookmarkEnd w:id="35"/>
       <w:bookmarkEnd w:id="36"/>
-      <w:r>
-        <w:t xml:space="preserve"> </w:t>
-      </w:r>
-      <w:bookmarkStart w:id="37" w:name="Lufu"/>
-      <w:bookmarkStart w:id="38" w:name="Dialyse"/>
-      <w:bookmarkStart w:id="39" w:name="Rechtsherz"/>
-      <w:bookmarkStart w:id="40" w:name="Gehtest"/>
-      <w:bookmarkStart w:id="41" w:name="MibiErregerHinweis"/>
-      <w:bookmarkStart w:id="42" w:name="Karotidendoppler"/>
-      <w:bookmarkStart w:id="43" w:name="Knochenmarkbiopsie"/>
       <w:bookmarkEnd w:id="37"/>
       <w:bookmarkEnd w:id="38"/>
       <w:bookmarkEnd w:id="39"/>
       <w:bookmarkEnd w:id="40"/>
       <w:bookmarkEnd w:id="41"/>
-      <w:bookmarkEnd w:id="42"/>
-      <w:bookmarkEnd w:id="43"/>
     </w:p>
     <w:p/>
     <w:p>
@@ -2047,8 +1993,8 @@
       <w:r>
         <w:t>Labor</w:t>
       </w:r>
-      <w:bookmarkStart w:id="44" w:name="LaborStart"/>
-      <w:bookmarkEnd w:id="44"/>
+      <w:bookmarkStart w:id="42" w:name="LaborStart"/>
+      <w:bookmarkEnd w:id="42"/>
       <w:r>
         <w:t>parameter</w:t>
       </w:r>
@@ -2058,8 +2004,8 @@
       </w:r>
     </w:p>
     <w:p>
-      <w:bookmarkStart w:id="45" w:name="Labor"/>
-      <w:bookmarkEnd w:id="45"/>
+      <w:bookmarkStart w:id="43" w:name="Labor"/>
+      <w:bookmarkEnd w:id="43"/>
     </w:p>
     <w:p/>
     <w:p>
@@ -2088,8 +2034,8 @@
       </w:r>
     </w:p>
     <w:p>
-      <w:bookmarkStart w:id="46" w:name="OPBerichtPMD"/>
-      <w:bookmarkEnd w:id="46"/>
+      <w:bookmarkStart w:id="44" w:name="OPBerichtPMD"/>
+      <w:bookmarkEnd w:id="44"/>
     </w:p>
     <w:p>
       <w:pPr>
@@ -2113,18 +2059,18 @@
       </w:r>
     </w:p>
     <w:p>
-      <w:bookmarkStart w:id="47" w:name="Blutprodukte"/>
-      <w:bookmarkEnd w:id="47"/>
+      <w:bookmarkStart w:id="45" w:name="Blutprodukte"/>
+      <w:bookmarkEnd w:id="45"/>
     </w:p>
     <w:p/>
     <w:p>
       <w:pPr>
         <w:pStyle w:val="berschrift1"/>
       </w:pPr>
-      <w:bookmarkStart w:id="48" w:name="Antibiotika"/>
-      <w:bookmarkStart w:id="49" w:name="Blutkomp"/>
-      <w:bookmarkEnd w:id="48"/>
-      <w:bookmarkEnd w:id="49"/>
+      <w:bookmarkStart w:id="46" w:name="Antibiotika"/>
+      <w:bookmarkStart w:id="47" w:name="Blutkomp"/>
+      <w:bookmarkEnd w:id="46"/>
+      <w:bookmarkEnd w:id="47"/>
       <w:proofErr w:type="spellStart"/>
       <w:r>
         <w:t>Medikation</w:t>
@@ -2135,8 +2081,8 @@
       </w:r>
     </w:p>
     <w:p>
-      <w:bookmarkStart w:id="50" w:name="StandMedikation"/>
-      <w:bookmarkEnd w:id="50"/>
+      <w:bookmarkStart w:id="48" w:name="StandMedikation"/>
+      <w:bookmarkEnd w:id="48"/>
     </w:p>
     <w:tbl>
       <w:tblPr>
@@ -2423,8 +2369,8 @@
             <w:shd w:val="clear" w:color="auto" w:fill="auto"/>
           </w:tcPr>
           <w:p>
-            <w:bookmarkStart w:id="51" w:name="MEDIKAMENT"/>
-            <w:bookmarkEnd w:id="51"/>
+            <w:bookmarkStart w:id="49" w:name="MEDIKAMENT"/>
+            <w:bookmarkEnd w:id="49"/>
           </w:p>
         </w:tc>
         <w:tc>
@@ -2514,12 +2460,12 @@
       </w:tr>
     </w:tbl>
     <w:p>
-      <w:bookmarkStart w:id="52" w:name="MEDIKA_TEXT"/>
-      <w:bookmarkEnd w:id="52"/>
+      <w:bookmarkStart w:id="50" w:name="MEDIKA_TEXT"/>
+      <w:bookmarkEnd w:id="50"/>
     </w:p>
     <w:p>
-      <w:bookmarkStart w:id="53" w:name="Epikrise"/>
-      <w:bookmarkEnd w:id="53"/>
+      <w:bookmarkStart w:id="51" w:name="Epikrise"/>
+      <w:bookmarkEnd w:id="51"/>
       <w:r>
         <w:t>Wir danken Ihnen für die Überweisung des Patienten und verbleiben</w:t>
       </w:r>
@@ -2584,15 +2530,15 @@
         <w:tab/>
         <w:t>Stationsarzt</w:t>
       </w:r>
-      <w:bookmarkStart w:id="54" w:name="Unterschrift"/>
-      <w:bookmarkEnd w:id="54"/>
+      <w:bookmarkStart w:id="52" w:name="Unterschrift"/>
+      <w:bookmarkEnd w:id="52"/>
     </w:p>
     <w:p>
       <w:pPr>
         <w:pStyle w:val="berschrift1"/>
       </w:pPr>
-      <w:bookmarkStart w:id="55" w:name="MibiErregerTabelle1"/>
-      <w:bookmarkEnd w:id="55"/>
+      <w:bookmarkStart w:id="53" w:name="MibiErregerTabelle1"/>
+      <w:bookmarkEnd w:id="53"/>
     </w:p>
     <w:tbl>
       <w:tblPr>
@@ -4356,8 +4302,8 @@
                 <w:szCs w:val="16"/>
               </w:rPr>
             </w:pPr>
-            <w:bookmarkStart w:id="56" w:name="MibiErregerZelle1"/>
-            <w:bookmarkEnd w:id="56"/>
+            <w:bookmarkStart w:id="54" w:name="MibiErregerZelle1"/>
+            <w:bookmarkEnd w:id="54"/>
           </w:p>
         </w:tc>
         <w:tc>
@@ -5134,8 +5080,8 @@
       </w:tr>
     </w:tbl>
     <w:p>
-      <w:bookmarkStart w:id="57" w:name="MibiErreger"/>
-      <w:bookmarkEnd w:id="57"/>
+      <w:bookmarkStart w:id="55" w:name="MibiErreger"/>
+      <w:bookmarkEnd w:id="55"/>
     </w:p>
     <w:p/>
     <w:p/>
@@ -5248,12 +5194,11 @@
           </w:r>
           <w:r>
             <w:rPr>
-              <w:rFonts w:ascii="Times New Roman" w:eastAsia="Times New Roman" w:hAnsi="Times New Roman"/>
               <w:noProof/>
               <w:sz w:val="15"/>
               <w:szCs w:val="15"/>
             </w:rPr>
-            <w:t>21.07.2026</w:t>
+            <w:t>24.07.2026</w:t>
           </w:r>
           <w:r>
             <w:rPr>
@@ -5895,12 +5840,11 @@
           </w:r>
           <w:r>
             <w:rPr>
-              <w:rFonts w:ascii="Times New Roman" w:eastAsia="Times New Roman" w:hAnsi="Times New Roman"/>
               <w:noProof/>
               <w:sz w:val="15"/>
               <w:szCs w:val="15"/>
             </w:rPr>
-            <w:t>21.07.2026</w:t>
+            <w:t>24.07.2026</w:t>
           </w:r>
           <w:r>
             <w:rPr>
@@ -6087,13 +6031,8 @@
     <w:pPr>
       <w:pStyle w:val="Kopfzeile"/>
     </w:pPr>
-    <w:proofErr w:type="gramStart"/>
     <w:r>
-      <w:t>Patient :</w:t>
-    </w:r>
-    <w:proofErr w:type="gramEnd"/>
-    <w:r>
-      <w:t xml:space="preserve"> [NPAT-VNAME] [NPAT-NAMZU] [NPAT-NNAME] geb. [NPAT-GBDAT]</w:t>
+      <w:t>Patient : [NPAT-VNAME] [NPAT-NAMZU] [NPAT-NNAME] geb. [NPAT-GBDAT]</w:t>
     </w:r>
     <w:r>
       <w:tab/>
@@ -6114,7 +6053,7 @@
       <w:pStyle w:val="SanaKliniken"/>
       <w:framePr w:w="3549" w:wrap="around" w:hAnchor="page" w:x="1436"/>
     </w:pPr>
-    <w:bookmarkStart w:id="5" w:name="_Hlk108784881"/>
+    <w:bookmarkStart w:id="3" w:name="_Hlk108784881"/>
     <w:r>
       <w:rPr>
         <w:noProof/>
@@ -6333,7 +6272,7 @@
         </wp:anchor>
       </w:drawing>
     </w:r>
-    <w:bookmarkEnd w:id="5"/>
+    <w:bookmarkEnd w:id="3"/>
   </w:p>
 </w:hdr>
 </file>
@@ -6347,13 +6286,8 @@
         <w:bottom w:val="single" w:sz="4" w:space="1" w:color="auto"/>
       </w:pBdr>
     </w:pPr>
-    <w:proofErr w:type="gramStart"/>
     <w:r>
-      <w:t>Patient :</w:t>
-    </w:r>
-    <w:proofErr w:type="gramEnd"/>
-    <w:r>
-      <w:t xml:space="preserve"> [NPAT-VNAME] [NPAT-NAMZU] [NPAT-NNAME] geb. [NPAT-GBDAT]</w:t>
+      <w:t>Patient : [NPAT-VNAME] [NPAT-NAMZU] [NPAT-NNAME] geb. [NPAT-GBDAT]</w:t>
     </w:r>
     <w:r>
       <w:tab/>
@@ -6755,7 +6689,7 @@
   <w:style w:type="paragraph" w:default="1" w:styleId="Standard">
     <w:name w:val="Normal"/>
     <w:qFormat/>
-    <w:rsid w:val="00563D94"/>
+    <w:rsid w:val="008F5CEF"/>
     <w:rPr>
       <w:rFonts w:ascii="Calibri" w:eastAsia="Calibri" w:hAnsi="Calibri" w:cs="Times New Roman"/>
     </w:rPr>
@@ -6791,7 +6725,7 @@
     <w:uiPriority w:val="1"/>
     <w:semiHidden/>
     <w:unhideWhenUsed/>
-    <w:rsid w:val="00563D94"/>
+    <w:rsid w:val="008F5CEF"/>
   </w:style>
   <w:style w:type="table" w:default="1" w:styleId="NormaleTabelle">
     <w:name w:val="Normal Table"/>
@@ -6813,7 +6747,7 @@
     <w:uiPriority w:val="99"/>
     <w:semiHidden/>
     <w:unhideWhenUsed/>
-    <w:rsid w:val="00563D94"/>
+    <w:rsid w:val="008F5CEF"/>
   </w:style>
   <w:style w:type="character" w:customStyle="1" w:styleId="berschrift1Zchn">
     <w:name w:val="Überschrift 1 Zchn"/>
